--- a/lab2/ЛР_2_Державские_метрология.docx
+++ b/lab2/ЛР_2_Державские_метрология.docx
@@ -316,16 +316,7 @@
           <w:szCs w:val="28"/>
           <w:lang w:val="be-BY"/>
         </w:rPr>
-        <w:t>№</w:t>
-      </w:r>
-      <w:r>
-        <w:rPr>
-          <w:rFonts w:ascii="Times New Roman" w:hAnsi="Times New Roman" w:cs="Times New Roman"/>
-          <w:sz w:val="28"/>
-          <w:szCs w:val="28"/>
-          <w:lang w:val="be-BY"/>
-        </w:rPr>
-        <w:t>2</w:t>
+        <w:t>№2</w:t>
       </w:r>
     </w:p>
     <w:p>
@@ -479,23 +470,13 @@
           <w:szCs w:val="28"/>
         </w:rPr>
       </w:pPr>
-      <w:proofErr w:type="gramStart"/>
-      <w:r>
-        <w:rPr>
-          <w:rFonts w:ascii="Times New Roman" w:hAnsi="Times New Roman" w:cs="Times New Roman"/>
-          <w:sz w:val="28"/>
-          <w:szCs w:val="28"/>
-        </w:rPr>
-        <w:t xml:space="preserve">Выполнили:   </w:t>
-      </w:r>
-      <w:proofErr w:type="gramEnd"/>
-      <w:r>
-        <w:rPr>
-          <w:rFonts w:ascii="Times New Roman" w:hAnsi="Times New Roman" w:cs="Times New Roman"/>
-          <w:sz w:val="28"/>
-          <w:szCs w:val="28"/>
-        </w:rPr>
-        <w:t xml:space="preserve">                                                                                 ст. гр.410902                                                                           </w:t>
+      <w:r>
+        <w:rPr>
+          <w:rFonts w:ascii="Times New Roman" w:hAnsi="Times New Roman" w:cs="Times New Roman"/>
+          <w:sz w:val="28"/>
+          <w:szCs w:val="28"/>
+        </w:rPr>
+        <w:t xml:space="preserve">Выполнили:                                                                                    ст. гр.410902                                                                           </w:t>
       </w:r>
     </w:p>
     <w:p>
@@ -678,23 +659,13 @@
         <w:lastRenderedPageBreak/>
         <w:t>Цель</w:t>
       </w:r>
-      <w:proofErr w:type="gramStart"/>
-      <w:r>
-        <w:rPr>
-          <w:rFonts w:ascii="Times New Roman" w:hAnsi="Times New Roman" w:cs="Times New Roman"/>
-          <w:sz w:val="28"/>
-          <w:szCs w:val="28"/>
-        </w:rPr>
-        <w:t>: Изучить</w:t>
-      </w:r>
-      <w:proofErr w:type="gramEnd"/>
-      <w:r>
-        <w:rPr>
-          <w:rFonts w:ascii="Times New Roman" w:hAnsi="Times New Roman" w:cs="Times New Roman"/>
-          <w:sz w:val="28"/>
-          <w:szCs w:val="28"/>
-        </w:rPr>
-        <w:t xml:space="preserve"> метрики </w:t>
+      <w:r>
+        <w:rPr>
+          <w:rFonts w:ascii="Times New Roman" w:hAnsi="Times New Roman" w:cs="Times New Roman"/>
+          <w:sz w:val="28"/>
+          <w:szCs w:val="28"/>
+        </w:rPr>
+        <w:t xml:space="preserve">: Изучить метрики </w:t>
       </w:r>
       <w:r>
         <w:rPr>
@@ -710,31 +681,7 @@
           <w:sz w:val="28"/>
           <w:szCs w:val="28"/>
         </w:rPr>
-        <w:t xml:space="preserve"> </w:t>
-      </w:r>
-      <w:r>
-        <w:rPr>
-          <w:rFonts w:ascii="Times New Roman" w:hAnsi="Times New Roman" w:cs="Times New Roman"/>
-          <w:sz w:val="28"/>
-          <w:szCs w:val="28"/>
-        </w:rPr>
-        <w:t xml:space="preserve">на примере метрики </w:t>
-      </w:r>
-      <w:r>
-        <w:rPr>
-          <w:rFonts w:ascii="Times New Roman" w:hAnsi="Times New Roman" w:cs="Times New Roman"/>
-          <w:sz w:val="28"/>
-          <w:szCs w:val="28"/>
-        </w:rPr>
-        <w:t>Джилба</w:t>
-      </w:r>
-      <w:r>
-        <w:rPr>
-          <w:rFonts w:ascii="Times New Roman" w:hAnsi="Times New Roman" w:cs="Times New Roman"/>
-          <w:sz w:val="28"/>
-          <w:szCs w:val="28"/>
-        </w:rPr>
-        <w:t>.</w:t>
+        <w:t xml:space="preserve"> на примере метрики Джилба.</w:t>
       </w:r>
     </w:p>
     <w:p>
@@ -757,23 +704,13 @@
         </w:rPr>
         <w:t>Задание</w:t>
       </w:r>
-      <w:proofErr w:type="gramStart"/>
-      <w:r>
-        <w:rPr>
-          <w:rFonts w:ascii="Times New Roman" w:hAnsi="Times New Roman" w:cs="Times New Roman"/>
-          <w:sz w:val="28"/>
-          <w:szCs w:val="28"/>
-        </w:rPr>
-        <w:t>: Написать</w:t>
-      </w:r>
-      <w:proofErr w:type="gramEnd"/>
-      <w:r>
-        <w:rPr>
-          <w:rFonts w:ascii="Times New Roman" w:hAnsi="Times New Roman" w:cs="Times New Roman"/>
-          <w:sz w:val="28"/>
-          <w:szCs w:val="28"/>
-        </w:rPr>
-        <w:t xml:space="preserve"> программу-парсер</w:t>
+      <w:r>
+        <w:rPr>
+          <w:rFonts w:ascii="Times New Roman" w:hAnsi="Times New Roman" w:cs="Times New Roman"/>
+          <w:sz w:val="28"/>
+          <w:szCs w:val="28"/>
+        </w:rPr>
+        <w:t>: Написать программу-парсер</w:t>
       </w:r>
     </w:p>
     <w:p>
@@ -870,150 +807,70 @@
           <w:szCs w:val="28"/>
           <w:lang w:val="en-US"/>
         </w:rPr>
-        <w:t xml:space="preserve">  </w:t>
-      </w:r>
-      <w:proofErr w:type="gramStart"/>
-      <w:r>
-        <w:rPr>
-          <w:rFonts w:ascii="Times New Roman" w:hAnsi="Times New Roman" w:cs="Times New Roman"/>
-          <w:sz w:val="28"/>
-          <w:szCs w:val="28"/>
-          <w:lang w:val="en-US"/>
-        </w:rPr>
-        <w:t>{ id</w:t>
-      </w:r>
-      <w:proofErr w:type="gramEnd"/>
-      <w:r>
-        <w:rPr>
-          <w:rFonts w:ascii="Times New Roman" w:hAnsi="Times New Roman" w:cs="Times New Roman"/>
-          <w:sz w:val="28"/>
-          <w:szCs w:val="28"/>
-          <w:lang w:val="en-US"/>
-        </w:rPr>
-        <w:t>: 1, customer: "Alice", items: [100, 250, 30],  paid: true  },</w:t>
-      </w:r>
-    </w:p>
-    <w:p>
-      <w:pPr>
-        <w:spacing w:after="0"/>
-        <w:ind w:firstLine="709"/>
-        <w:rPr>
-          <w:rFonts w:ascii="Times New Roman" w:hAnsi="Times New Roman" w:cs="Times New Roman"/>
-          <w:sz w:val="28"/>
-          <w:szCs w:val="28"/>
-          <w:lang w:val="en-US"/>
-        </w:rPr>
-      </w:pPr>
-      <w:r>
-        <w:rPr>
-          <w:rFonts w:ascii="Times New Roman" w:hAnsi="Times New Roman" w:cs="Times New Roman"/>
-          <w:sz w:val="28"/>
-          <w:szCs w:val="28"/>
-          <w:lang w:val="en-US"/>
-        </w:rPr>
-        <w:t xml:space="preserve">  </w:t>
-      </w:r>
-      <w:proofErr w:type="gramStart"/>
-      <w:r>
-        <w:rPr>
-          <w:rFonts w:ascii="Times New Roman" w:hAnsi="Times New Roman" w:cs="Times New Roman"/>
-          <w:sz w:val="28"/>
-          <w:szCs w:val="28"/>
-          <w:lang w:val="en-US"/>
-        </w:rPr>
-        <w:t>{ id</w:t>
-      </w:r>
-      <w:proofErr w:type="gramEnd"/>
-      <w:r>
-        <w:rPr>
-          <w:rFonts w:ascii="Times New Roman" w:hAnsi="Times New Roman" w:cs="Times New Roman"/>
-          <w:sz w:val="28"/>
-          <w:szCs w:val="28"/>
-          <w:lang w:val="en-US"/>
-        </w:rPr>
-        <w:t>: 2, customer: "Bob",   items: [500],           paid: false },</w:t>
-      </w:r>
-    </w:p>
-    <w:p>
-      <w:pPr>
-        <w:spacing w:after="0"/>
-        <w:ind w:firstLine="709"/>
-        <w:rPr>
-          <w:rFonts w:ascii="Times New Roman" w:hAnsi="Times New Roman" w:cs="Times New Roman"/>
-          <w:sz w:val="28"/>
-          <w:szCs w:val="28"/>
-          <w:lang w:val="en-US"/>
-        </w:rPr>
-      </w:pPr>
-      <w:r>
-        <w:rPr>
-          <w:rFonts w:ascii="Times New Roman" w:hAnsi="Times New Roman" w:cs="Times New Roman"/>
-          <w:sz w:val="28"/>
-          <w:szCs w:val="28"/>
-          <w:lang w:val="en-US"/>
-        </w:rPr>
-        <w:t xml:space="preserve">  </w:t>
-      </w:r>
-      <w:proofErr w:type="gramStart"/>
-      <w:r>
-        <w:rPr>
-          <w:rFonts w:ascii="Times New Roman" w:hAnsi="Times New Roman" w:cs="Times New Roman"/>
-          <w:sz w:val="28"/>
-          <w:szCs w:val="28"/>
-          <w:lang w:val="en-US"/>
-        </w:rPr>
-        <w:t>{ id</w:t>
-      </w:r>
-      <w:proofErr w:type="gramEnd"/>
-      <w:r>
-        <w:rPr>
-          <w:rFonts w:ascii="Times New Roman" w:hAnsi="Times New Roman" w:cs="Times New Roman"/>
-          <w:sz w:val="28"/>
-          <w:szCs w:val="28"/>
-          <w:lang w:val="en-US"/>
-        </w:rPr>
-        <w:t>: 3, customer: "Carol", items: [50, 70, 120, 90], paid: true },</w:t>
-      </w:r>
-    </w:p>
-    <w:p>
-      <w:pPr>
-        <w:spacing w:after="0"/>
-        <w:ind w:firstLine="709"/>
-        <w:rPr>
-          <w:rFonts w:ascii="Times New Roman" w:hAnsi="Times New Roman" w:cs="Times New Roman"/>
-          <w:sz w:val="28"/>
-          <w:szCs w:val="28"/>
-          <w:lang w:val="en-US"/>
-        </w:rPr>
-      </w:pPr>
-      <w:r>
-        <w:rPr>
-          <w:rFonts w:ascii="Times New Roman" w:hAnsi="Times New Roman" w:cs="Times New Roman"/>
-          <w:sz w:val="28"/>
-          <w:szCs w:val="28"/>
-          <w:lang w:val="en-US"/>
-        </w:rPr>
-        <w:t xml:space="preserve">  </w:t>
-      </w:r>
-      <w:proofErr w:type="gramStart"/>
-      <w:r>
-        <w:rPr>
-          <w:rFonts w:ascii="Times New Roman" w:hAnsi="Times New Roman" w:cs="Times New Roman"/>
-          <w:sz w:val="28"/>
-          <w:szCs w:val="28"/>
-          <w:lang w:val="en-US"/>
-        </w:rPr>
-        <w:t>{ id</w:t>
-      </w:r>
-      <w:proofErr w:type="gramEnd"/>
-      <w:r>
-        <w:rPr>
-          <w:rFonts w:ascii="Times New Roman" w:hAnsi="Times New Roman" w:cs="Times New Roman"/>
-          <w:sz w:val="28"/>
-          <w:szCs w:val="28"/>
-          <w:lang w:val="en-US"/>
-        </w:rPr>
-        <w:t>: 4, customer: "Dave",  items: [],              paid: false }</w:t>
+        <w:t xml:space="preserve">  { id: 1, customer: "Alice", items: [100, 250, 30],  paid: true  },</w:t>
+      </w:r>
+    </w:p>
+    <w:p>
+      <w:pPr>
+        <w:spacing w:after="0"/>
+        <w:ind w:firstLine="709"/>
+        <w:rPr>
+          <w:rFonts w:ascii="Times New Roman" w:hAnsi="Times New Roman" w:cs="Times New Roman"/>
+          <w:sz w:val="28"/>
+          <w:szCs w:val="28"/>
+          <w:lang w:val="en-US"/>
+        </w:rPr>
+      </w:pPr>
+      <w:r>
+        <w:rPr>
+          <w:rFonts w:ascii="Times New Roman" w:hAnsi="Times New Roman" w:cs="Times New Roman"/>
+          <w:sz w:val="28"/>
+          <w:szCs w:val="28"/>
+          <w:lang w:val="en-US"/>
+        </w:rPr>
+        <w:t xml:space="preserve">  { id: 2, customer: "Bob",   items: [500],           paid: false },</w:t>
+      </w:r>
+    </w:p>
+    <w:p>
+      <w:pPr>
+        <w:spacing w:after="0"/>
+        <w:ind w:firstLine="709"/>
+        <w:rPr>
+          <w:rFonts w:ascii="Times New Roman" w:hAnsi="Times New Roman" w:cs="Times New Roman"/>
+          <w:sz w:val="28"/>
+          <w:szCs w:val="28"/>
+          <w:lang w:val="en-US"/>
+        </w:rPr>
+      </w:pPr>
+      <w:r>
+        <w:rPr>
+          <w:rFonts w:ascii="Times New Roman" w:hAnsi="Times New Roman" w:cs="Times New Roman"/>
+          <w:sz w:val="28"/>
+          <w:szCs w:val="28"/>
+          <w:lang w:val="en-US"/>
+        </w:rPr>
+        <w:t xml:space="preserve">  { id: 3, customer: "Carol", items: [50, 70, 120, 90], paid: true },</w:t>
+      </w:r>
+    </w:p>
+    <w:p>
+      <w:pPr>
+        <w:spacing w:after="0"/>
+        <w:ind w:firstLine="709"/>
+        <w:rPr>
+          <w:rFonts w:ascii="Times New Roman" w:hAnsi="Times New Roman" w:cs="Times New Roman"/>
+          <w:sz w:val="28"/>
+          <w:szCs w:val="28"/>
+          <w:lang w:val="en-US"/>
+        </w:rPr>
+      </w:pPr>
+      <w:r>
+        <w:rPr>
+          <w:rFonts w:ascii="Times New Roman" w:hAnsi="Times New Roman" w:cs="Times New Roman"/>
+          <w:sz w:val="28"/>
+          <w:szCs w:val="28"/>
+          <w:lang w:val="en-US"/>
+        </w:rPr>
+        <w:t xml:space="preserve">  { id: 4, customer: "Dave",  items: [],              paid: false }</w:t>
       </w:r>
     </w:p>
     <w:p>
@@ -1129,27 +986,7 @@
           <w:szCs w:val="28"/>
           <w:lang w:val="en-US"/>
         </w:rPr>
-        <w:t xml:space="preserve">  for price in order</w:t>
-      </w:r>
-      <w:proofErr w:type="gramStart"/>
-      <w:r>
-        <w:rPr>
-          <w:rFonts w:ascii="Times New Roman" w:hAnsi="Times New Roman" w:cs="Times New Roman"/>
-          <w:sz w:val="28"/>
-          <w:szCs w:val="28"/>
-          <w:lang w:val="en-US"/>
-        </w:rPr>
-        <w:t>[:items</w:t>
-      </w:r>
-      <w:proofErr w:type="gramEnd"/>
-      <w:r>
-        <w:rPr>
-          <w:rFonts w:ascii="Times New Roman" w:hAnsi="Times New Roman" w:cs="Times New Roman"/>
-          <w:sz w:val="28"/>
-          <w:szCs w:val="28"/>
-          <w:lang w:val="en-US"/>
-        </w:rPr>
-        <w:t>]</w:t>
+        <w:t xml:space="preserve">  for price in order[:items]</w:t>
       </w:r>
     </w:p>
     <w:p>
@@ -1180,17 +1017,7 @@
           <w:szCs w:val="28"/>
           <w:lang w:val="en-US"/>
         </w:rPr>
-        <w:t>price.is_</w:t>
-      </w:r>
-      <w:proofErr w:type="gramStart"/>
-      <w:r>
-        <w:rPr>
-          <w:rFonts w:ascii="Times New Roman" w:hAnsi="Times New Roman" w:cs="Times New Roman"/>
-          <w:sz w:val="28"/>
-          <w:szCs w:val="28"/>
-          <w:lang w:val="en-US"/>
-        </w:rPr>
-        <w:t>a</w:t>
+        <w:t>price.is_a</w:t>
       </w:r>
       <w:proofErr w:type="spellEnd"/>
       <w:r>
@@ -1200,17 +1027,7 @@
           <w:szCs w:val="28"/>
           <w:lang w:val="en-US"/>
         </w:rPr>
-        <w:t>?(</w:t>
-      </w:r>
-      <w:proofErr w:type="gramEnd"/>
-      <w:r>
-        <w:rPr>
-          <w:rFonts w:ascii="Times New Roman" w:hAnsi="Times New Roman" w:cs="Times New Roman"/>
-          <w:sz w:val="28"/>
-          <w:szCs w:val="28"/>
-          <w:lang w:val="en-US"/>
-        </w:rPr>
-        <w:t>Numeric) &amp;&amp; price &gt; 0</w:t>
+        <w:t>?(Numeric) &amp;&amp; price &gt; 0</w:t>
       </w:r>
     </w:p>
     <w:p>
@@ -1504,27 +1321,7 @@
           <w:szCs w:val="28"/>
           <w:lang w:val="en-US"/>
         </w:rPr>
-        <w:t xml:space="preserve">      total += price*(100 - </w:t>
-      </w:r>
-      <w:proofErr w:type="gramStart"/>
-      <w:r>
-        <w:rPr>
-          <w:rFonts w:ascii="Times New Roman" w:hAnsi="Times New Roman" w:cs="Times New Roman"/>
-          <w:sz w:val="28"/>
-          <w:szCs w:val="28"/>
-          <w:lang w:val="en-US"/>
-        </w:rPr>
-        <w:t>discount)*</w:t>
-      </w:r>
-      <w:proofErr w:type="gramEnd"/>
-      <w:r>
-        <w:rPr>
-          <w:rFonts w:ascii="Times New Roman" w:hAnsi="Times New Roman" w:cs="Times New Roman"/>
-          <w:sz w:val="28"/>
-          <w:szCs w:val="28"/>
-          <w:lang w:val="en-US"/>
-        </w:rPr>
-        <w:t>0.01</w:t>
+        <w:t xml:space="preserve">      total += price*(100 - discount)*0.01</w:t>
       </w:r>
     </w:p>
     <w:p>
@@ -1724,27 +1521,7 @@
           <w:szCs w:val="28"/>
           <w:lang w:val="en-US"/>
         </w:rPr>
-        <w:t xml:space="preserve">  if order</w:t>
-      </w:r>
-      <w:proofErr w:type="gramStart"/>
-      <w:r>
-        <w:rPr>
-          <w:rFonts w:ascii="Times New Roman" w:hAnsi="Times New Roman" w:cs="Times New Roman"/>
-          <w:sz w:val="28"/>
-          <w:szCs w:val="28"/>
-          <w:lang w:val="en-US"/>
-        </w:rPr>
-        <w:t>[:paid</w:t>
-      </w:r>
-      <w:proofErr w:type="gramEnd"/>
-      <w:r>
-        <w:rPr>
-          <w:rFonts w:ascii="Times New Roman" w:hAnsi="Times New Roman" w:cs="Times New Roman"/>
-          <w:sz w:val="28"/>
-          <w:szCs w:val="28"/>
-          <w:lang w:val="en-US"/>
-        </w:rPr>
-        <w:t>]</w:t>
+        <w:t xml:space="preserve">  if order[:paid]</w:t>
       </w:r>
     </w:p>
     <w:p>
@@ -1968,37 +1745,18 @@
           <w:szCs w:val="28"/>
           <w:lang w:val="en-US"/>
         </w:rPr>
-        <w:t xml:space="preserve">    if order</w:t>
-      </w:r>
-      <w:proofErr w:type="gramStart"/>
-      <w:r>
-        <w:rPr>
-          <w:rFonts w:ascii="Times New Roman" w:hAnsi="Times New Roman" w:cs="Times New Roman"/>
-          <w:sz w:val="28"/>
-          <w:szCs w:val="28"/>
-          <w:lang w:val="en-US"/>
-        </w:rPr>
-        <w:t>[:items</w:t>
-      </w:r>
-      <w:proofErr w:type="gramEnd"/>
-      <w:r>
-        <w:rPr>
-          <w:rFonts w:ascii="Times New Roman" w:hAnsi="Times New Roman" w:cs="Times New Roman"/>
-          <w:sz w:val="28"/>
-          <w:szCs w:val="28"/>
-          <w:lang w:val="en-US"/>
-        </w:rPr>
-        <w:t>].empty?</w:t>
-      </w:r>
-    </w:p>
-    <w:p>
-      <w:pPr>
-        <w:spacing w:after="0"/>
-        <w:ind w:firstLine="709"/>
-        <w:rPr>
-          <w:rFonts w:ascii="Times New Roman" w:hAnsi="Times New Roman" w:cs="Times New Roman"/>
-          <w:sz w:val="28"/>
-          <w:szCs w:val="28"/>
+        <w:t xml:space="preserve">    if order[:items].empty?</w:t>
+      </w:r>
+    </w:p>
+    <w:p>
+      <w:pPr>
+        <w:spacing w:after="0"/>
+        <w:ind w:firstLine="709"/>
+        <w:rPr>
+          <w:rFonts w:ascii="Times New Roman" w:hAnsi="Times New Roman" w:cs="Times New Roman"/>
+          <w:sz w:val="28"/>
+          <w:szCs w:val="28"/>
+          <w:lang w:val="en-US"/>
         </w:rPr>
       </w:pPr>
       <w:r>
@@ -2015,25 +1773,78 @@
           <w:rFonts w:ascii="Times New Roman" w:hAnsi="Times New Roman" w:cs="Times New Roman"/>
           <w:sz w:val="28"/>
           <w:szCs w:val="28"/>
-        </w:rPr>
-        <w:t>"не оплачен, пустой"</w:t>
-      </w:r>
-    </w:p>
-    <w:p>
-      <w:pPr>
-        <w:spacing w:after="0"/>
-        <w:ind w:firstLine="709"/>
-        <w:rPr>
-          <w:rFonts w:ascii="Times New Roman" w:hAnsi="Times New Roman" w:cs="Times New Roman"/>
-          <w:sz w:val="28"/>
-          <w:szCs w:val="28"/>
-        </w:rPr>
-      </w:pPr>
-      <w:r>
-        <w:rPr>
-          <w:rFonts w:ascii="Times New Roman" w:hAnsi="Times New Roman" w:cs="Times New Roman"/>
-          <w:sz w:val="28"/>
-          <w:szCs w:val="28"/>
+          <w:lang w:val="en-US"/>
+        </w:rPr>
+        <w:t>"</w:t>
+      </w:r>
+      <w:r>
+        <w:rPr>
+          <w:rFonts w:ascii="Times New Roman" w:hAnsi="Times New Roman" w:cs="Times New Roman"/>
+          <w:sz w:val="28"/>
+          <w:szCs w:val="28"/>
+        </w:rPr>
+        <w:t>не</w:t>
+      </w:r>
+      <w:r>
+        <w:rPr>
+          <w:rFonts w:ascii="Times New Roman" w:hAnsi="Times New Roman" w:cs="Times New Roman"/>
+          <w:sz w:val="28"/>
+          <w:szCs w:val="28"/>
+          <w:lang w:val="en-US"/>
+        </w:rPr>
+        <w:t xml:space="preserve"> </w:t>
+      </w:r>
+      <w:r>
+        <w:rPr>
+          <w:rFonts w:ascii="Times New Roman" w:hAnsi="Times New Roman" w:cs="Times New Roman"/>
+          <w:sz w:val="28"/>
+          <w:szCs w:val="28"/>
+        </w:rPr>
+        <w:t>оплачен</w:t>
+      </w:r>
+      <w:r>
+        <w:rPr>
+          <w:rFonts w:ascii="Times New Roman" w:hAnsi="Times New Roman" w:cs="Times New Roman"/>
+          <w:sz w:val="28"/>
+          <w:szCs w:val="28"/>
+          <w:lang w:val="en-US"/>
+        </w:rPr>
+        <w:t xml:space="preserve">, </w:t>
+      </w:r>
+      <w:r>
+        <w:rPr>
+          <w:rFonts w:ascii="Times New Roman" w:hAnsi="Times New Roman" w:cs="Times New Roman"/>
+          <w:sz w:val="28"/>
+          <w:szCs w:val="28"/>
+        </w:rPr>
+        <w:t>пустой</w:t>
+      </w:r>
+      <w:r>
+        <w:rPr>
+          <w:rFonts w:ascii="Times New Roman" w:hAnsi="Times New Roman" w:cs="Times New Roman"/>
+          <w:sz w:val="28"/>
+          <w:szCs w:val="28"/>
+          <w:lang w:val="en-US"/>
+        </w:rPr>
+        <w:t>"</w:t>
+      </w:r>
+    </w:p>
+    <w:p>
+      <w:pPr>
+        <w:spacing w:after="0"/>
+        <w:ind w:firstLine="709"/>
+        <w:rPr>
+          <w:rFonts w:ascii="Times New Roman" w:hAnsi="Times New Roman" w:cs="Times New Roman"/>
+          <w:sz w:val="28"/>
+          <w:szCs w:val="28"/>
+        </w:rPr>
+      </w:pPr>
+      <w:r>
+        <w:rPr>
+          <w:rFonts w:ascii="Times New Roman" w:hAnsi="Times New Roman" w:cs="Times New Roman"/>
+          <w:sz w:val="28"/>
+          <w:szCs w:val="28"/>
+          <w:lang w:val="en-US"/>
         </w:rPr>
         <w:t xml:space="preserve">    </w:t>
       </w:r>
@@ -2163,27 +1974,7 @@
           <w:szCs w:val="28"/>
           <w:lang w:val="en-US"/>
         </w:rPr>
-        <w:t xml:space="preserve"> &gt;= order</w:t>
-      </w:r>
-      <w:proofErr w:type="gramStart"/>
-      <w:r>
-        <w:rPr>
-          <w:rFonts w:ascii="Times New Roman" w:hAnsi="Times New Roman" w:cs="Times New Roman"/>
-          <w:sz w:val="28"/>
-          <w:szCs w:val="28"/>
-          <w:lang w:val="en-US"/>
-        </w:rPr>
-        <w:t>[:items</w:t>
-      </w:r>
-      <w:proofErr w:type="gramEnd"/>
-      <w:r>
-        <w:rPr>
-          <w:rFonts w:ascii="Times New Roman" w:hAnsi="Times New Roman" w:cs="Times New Roman"/>
-          <w:sz w:val="28"/>
-          <w:szCs w:val="28"/>
-          <w:lang w:val="en-US"/>
-        </w:rPr>
-        <w:t xml:space="preserve">].length || </w:t>
+        <w:t xml:space="preserve"> &gt;= order[:items].length || </w:t>
       </w:r>
       <w:proofErr w:type="spellStart"/>
       <w:r>
@@ -2215,27 +2006,7 @@
           <w:szCs w:val="28"/>
           <w:lang w:val="en-US"/>
         </w:rPr>
-        <w:t xml:space="preserve">        if order</w:t>
-      </w:r>
-      <w:proofErr w:type="gramStart"/>
-      <w:r>
-        <w:rPr>
-          <w:rFonts w:ascii="Times New Roman" w:hAnsi="Times New Roman" w:cs="Times New Roman"/>
-          <w:sz w:val="28"/>
-          <w:szCs w:val="28"/>
-          <w:lang w:val="en-US"/>
-        </w:rPr>
-        <w:t>[:items</w:t>
-      </w:r>
-      <w:proofErr w:type="gramEnd"/>
-      <w:r>
-        <w:rPr>
-          <w:rFonts w:ascii="Times New Roman" w:hAnsi="Times New Roman" w:cs="Times New Roman"/>
-          <w:sz w:val="28"/>
-          <w:szCs w:val="28"/>
-          <w:lang w:val="en-US"/>
-        </w:rPr>
-        <w:t>][</w:t>
+        <w:t xml:space="preserve">        if order[:items][</w:t>
       </w:r>
       <w:proofErr w:type="spellStart"/>
       <w:r>
@@ -2399,7 +2170,144 @@
           <w:szCs w:val="28"/>
           <w:lang w:val="en-US"/>
         </w:rPr>
-        <w:t xml:space="preserve">       </w:t>
+        <w:t xml:space="preserve">       has</w:t>
+      </w:r>
+      <w:r>
+        <w:rPr>
+          <w:rFonts w:ascii="Times New Roman" w:hAnsi="Times New Roman" w:cs="Times New Roman"/>
+          <w:sz w:val="28"/>
+          <w:szCs w:val="28"/>
+        </w:rPr>
+        <w:t>_</w:t>
+      </w:r>
+      <w:r>
+        <w:rPr>
+          <w:rFonts w:ascii="Times New Roman" w:hAnsi="Times New Roman" w:cs="Times New Roman"/>
+          <w:sz w:val="28"/>
+          <w:szCs w:val="28"/>
+          <w:lang w:val="en-US"/>
+        </w:rPr>
+        <w:t>expensive</w:t>
+      </w:r>
+      <w:r>
+        <w:rPr>
+          <w:rFonts w:ascii="Times New Roman" w:hAnsi="Times New Roman" w:cs="Times New Roman"/>
+          <w:sz w:val="28"/>
+          <w:szCs w:val="28"/>
+        </w:rPr>
+        <w:t xml:space="preserve"> ? </w:t>
+      </w:r>
+      <w:r>
+        <w:rPr>
+          <w:rFonts w:ascii="Times New Roman" w:hAnsi="Times New Roman" w:cs="Times New Roman"/>
+          <w:sz w:val="28"/>
+          <w:szCs w:val="28"/>
+        </w:rPr>
+        <w:t>"не оплачен, дорогой" : "не оплачен, дешевый"</w:t>
+      </w:r>
+    </w:p>
+    <w:p>
+      <w:pPr>
+        <w:spacing w:after="0"/>
+        <w:ind w:firstLine="709"/>
+        <w:rPr>
+          <w:rFonts w:ascii="Times New Roman" w:hAnsi="Times New Roman" w:cs="Times New Roman"/>
+          <w:sz w:val="28"/>
+          <w:szCs w:val="28"/>
+          <w:lang w:val="en-US"/>
+        </w:rPr>
+      </w:pPr>
+      <w:r>
+        <w:rPr>
+          <w:rFonts w:ascii="Times New Roman" w:hAnsi="Times New Roman" w:cs="Times New Roman"/>
+          <w:sz w:val="28"/>
+          <w:szCs w:val="28"/>
+        </w:rPr>
+        <w:t xml:space="preserve">    </w:t>
+      </w:r>
+      <w:r>
+        <w:rPr>
+          <w:rFonts w:ascii="Times New Roman" w:hAnsi="Times New Roman" w:cs="Times New Roman"/>
+          <w:sz w:val="28"/>
+          <w:szCs w:val="28"/>
+          <w:lang w:val="en-US"/>
+        </w:rPr>
+        <w:t>end</w:t>
+      </w:r>
+    </w:p>
+    <w:p>
+      <w:pPr>
+        <w:spacing w:after="0"/>
+        <w:ind w:firstLine="709"/>
+        <w:rPr>
+          <w:rFonts w:ascii="Times New Roman" w:hAnsi="Times New Roman" w:cs="Times New Roman"/>
+          <w:sz w:val="28"/>
+          <w:szCs w:val="28"/>
+          <w:lang w:val="en-US"/>
+        </w:rPr>
+      </w:pPr>
+      <w:r>
+        <w:rPr>
+          <w:rFonts w:ascii="Times New Roman" w:hAnsi="Times New Roman" w:cs="Times New Roman"/>
+          <w:sz w:val="28"/>
+          <w:szCs w:val="28"/>
+          <w:lang w:val="en-US"/>
+        </w:rPr>
+        <w:t xml:space="preserve">  end</w:t>
+      </w:r>
+    </w:p>
+    <w:p>
+      <w:pPr>
+        <w:spacing w:after="0"/>
+        <w:ind w:firstLine="709"/>
+        <w:rPr>
+          <w:rFonts w:ascii="Times New Roman" w:hAnsi="Times New Roman" w:cs="Times New Roman"/>
+          <w:sz w:val="28"/>
+          <w:szCs w:val="28"/>
+          <w:lang w:val="en-US"/>
+        </w:rPr>
+      </w:pPr>
+      <w:r>
+        <w:rPr>
+          <w:rFonts w:ascii="Times New Roman" w:hAnsi="Times New Roman" w:cs="Times New Roman"/>
+          <w:sz w:val="28"/>
+          <w:szCs w:val="28"/>
+          <w:lang w:val="en-US"/>
+        </w:rPr>
+        <w:t>end</w:t>
+      </w:r>
+    </w:p>
+    <w:p>
+      <w:pPr>
+        <w:spacing w:after="0"/>
+        <w:ind w:firstLine="709"/>
+        <w:rPr>
+          <w:rFonts w:ascii="Times New Roman" w:hAnsi="Times New Roman" w:cs="Times New Roman"/>
+          <w:sz w:val="28"/>
+          <w:szCs w:val="28"/>
+          <w:lang w:val="en-US"/>
+        </w:rPr>
+      </w:pPr>
+    </w:p>
+    <w:p>
+      <w:pPr>
+        <w:spacing w:after="0"/>
+        <w:ind w:firstLine="709"/>
+        <w:rPr>
+          <w:rFonts w:ascii="Times New Roman" w:hAnsi="Times New Roman" w:cs="Times New Roman"/>
+          <w:sz w:val="28"/>
+          <w:szCs w:val="28"/>
+          <w:lang w:val="en-US"/>
+        </w:rPr>
+      </w:pPr>
+      <w:r>
+        <w:rPr>
+          <w:rFonts w:ascii="Times New Roman" w:hAnsi="Times New Roman" w:cs="Times New Roman"/>
+          <w:sz w:val="28"/>
+          <w:szCs w:val="28"/>
+          <w:lang w:val="en-US"/>
+        </w:rPr>
+        <w:t xml:space="preserve">def </w:t>
       </w:r>
       <w:proofErr w:type="spellStart"/>
       <w:r>
@@ -2409,17 +2317,7 @@
           <w:szCs w:val="28"/>
           <w:lang w:val="en-US"/>
         </w:rPr>
-        <w:t>has_</w:t>
-      </w:r>
-      <w:proofErr w:type="gramStart"/>
-      <w:r>
-        <w:rPr>
-          <w:rFonts w:ascii="Times New Roman" w:hAnsi="Times New Roman" w:cs="Times New Roman"/>
-          <w:sz w:val="28"/>
-          <w:szCs w:val="28"/>
-          <w:lang w:val="en-US"/>
-        </w:rPr>
-        <w:t>expensive</w:t>
+        <w:t>count_unpaid_orders</w:t>
       </w:r>
       <w:proofErr w:type="spellEnd"/>
       <w:r>
@@ -2429,9 +2327,340 @@
           <w:szCs w:val="28"/>
           <w:lang w:val="en-US"/>
         </w:rPr>
-        <w:t xml:space="preserve"> ?</w:t>
-      </w:r>
-      <w:proofErr w:type="gramEnd"/>
+        <w:t>(orders)</w:t>
+      </w:r>
+    </w:p>
+    <w:p>
+      <w:pPr>
+        <w:spacing w:after="0"/>
+        <w:ind w:firstLine="709"/>
+        <w:rPr>
+          <w:rFonts w:ascii="Times New Roman" w:hAnsi="Times New Roman" w:cs="Times New Roman"/>
+          <w:sz w:val="28"/>
+          <w:szCs w:val="28"/>
+          <w:lang w:val="en-US"/>
+        </w:rPr>
+      </w:pPr>
+      <w:r>
+        <w:rPr>
+          <w:rFonts w:ascii="Times New Roman" w:hAnsi="Times New Roman" w:cs="Times New Roman"/>
+          <w:sz w:val="28"/>
+          <w:szCs w:val="28"/>
+          <w:lang w:val="en-US"/>
+        </w:rPr>
+        <w:t xml:space="preserve">  count = 0</w:t>
+      </w:r>
+    </w:p>
+    <w:p>
+      <w:pPr>
+        <w:spacing w:after="0"/>
+        <w:ind w:firstLine="709"/>
+        <w:rPr>
+          <w:rFonts w:ascii="Times New Roman" w:hAnsi="Times New Roman" w:cs="Times New Roman"/>
+          <w:sz w:val="28"/>
+          <w:szCs w:val="28"/>
+          <w:lang w:val="en-US"/>
+        </w:rPr>
+      </w:pPr>
+      <w:r>
+        <w:rPr>
+          <w:rFonts w:ascii="Times New Roman" w:hAnsi="Times New Roman" w:cs="Times New Roman"/>
+          <w:sz w:val="28"/>
+          <w:szCs w:val="28"/>
+          <w:lang w:val="en-US"/>
+        </w:rPr>
+        <w:t xml:space="preserve">  </w:t>
+      </w:r>
+      <w:proofErr w:type="spellStart"/>
+      <w:r>
+        <w:rPr>
+          <w:rFonts w:ascii="Times New Roman" w:hAnsi="Times New Roman" w:cs="Times New Roman"/>
+          <w:sz w:val="28"/>
+          <w:szCs w:val="28"/>
+          <w:lang w:val="en-US"/>
+        </w:rPr>
+        <w:t>i</w:t>
+      </w:r>
+      <w:proofErr w:type="spellEnd"/>
+      <w:r>
+        <w:rPr>
+          <w:rFonts w:ascii="Times New Roman" w:hAnsi="Times New Roman" w:cs="Times New Roman"/>
+          <w:sz w:val="28"/>
+          <w:szCs w:val="28"/>
+          <w:lang w:val="en-US"/>
+        </w:rPr>
+        <w:t xml:space="preserve"> = 0</w:t>
+      </w:r>
+    </w:p>
+    <w:p>
+      <w:pPr>
+        <w:spacing w:after="0"/>
+        <w:ind w:firstLine="709"/>
+        <w:rPr>
+          <w:rFonts w:ascii="Times New Roman" w:hAnsi="Times New Roman" w:cs="Times New Roman"/>
+          <w:sz w:val="28"/>
+          <w:szCs w:val="28"/>
+          <w:lang w:val="en-US"/>
+        </w:rPr>
+      </w:pPr>
+      <w:r>
+        <w:rPr>
+          <w:rFonts w:ascii="Times New Roman" w:hAnsi="Times New Roman" w:cs="Times New Roman"/>
+          <w:sz w:val="28"/>
+          <w:szCs w:val="28"/>
+          <w:lang w:val="en-US"/>
+        </w:rPr>
+        <w:t xml:space="preserve">  loop do</w:t>
+      </w:r>
+    </w:p>
+    <w:p>
+      <w:pPr>
+        <w:spacing w:after="0"/>
+        <w:ind w:firstLine="709"/>
+        <w:rPr>
+          <w:rFonts w:ascii="Times New Roman" w:hAnsi="Times New Roman" w:cs="Times New Roman"/>
+          <w:sz w:val="28"/>
+          <w:szCs w:val="28"/>
+          <w:lang w:val="en-US"/>
+        </w:rPr>
+      </w:pPr>
+      <w:r>
+        <w:rPr>
+          <w:rFonts w:ascii="Times New Roman" w:hAnsi="Times New Roman" w:cs="Times New Roman"/>
+          <w:sz w:val="28"/>
+          <w:szCs w:val="28"/>
+          <w:lang w:val="en-US"/>
+        </w:rPr>
+        <w:t xml:space="preserve">    break if </w:t>
+      </w:r>
+      <w:proofErr w:type="spellStart"/>
+      <w:r>
+        <w:rPr>
+          <w:rFonts w:ascii="Times New Roman" w:hAnsi="Times New Roman" w:cs="Times New Roman"/>
+          <w:sz w:val="28"/>
+          <w:szCs w:val="28"/>
+          <w:lang w:val="en-US"/>
+        </w:rPr>
+        <w:t>i</w:t>
+      </w:r>
+      <w:proofErr w:type="spellEnd"/>
+      <w:r>
+        <w:rPr>
+          <w:rFonts w:ascii="Times New Roman" w:hAnsi="Times New Roman" w:cs="Times New Roman"/>
+          <w:sz w:val="28"/>
+          <w:szCs w:val="28"/>
+          <w:lang w:val="en-US"/>
+        </w:rPr>
+        <w:t xml:space="preserve"> &gt;= </w:t>
+      </w:r>
+      <w:proofErr w:type="spellStart"/>
+      <w:r>
+        <w:rPr>
+          <w:rFonts w:ascii="Times New Roman" w:hAnsi="Times New Roman" w:cs="Times New Roman"/>
+          <w:sz w:val="28"/>
+          <w:szCs w:val="28"/>
+          <w:lang w:val="en-US"/>
+        </w:rPr>
+        <w:t>orders.length</w:t>
+      </w:r>
+      <w:proofErr w:type="spellEnd"/>
+    </w:p>
+    <w:p>
+      <w:pPr>
+        <w:spacing w:after="0"/>
+        <w:ind w:firstLine="709"/>
+        <w:rPr>
+          <w:rFonts w:ascii="Times New Roman" w:hAnsi="Times New Roman" w:cs="Times New Roman"/>
+          <w:sz w:val="28"/>
+          <w:szCs w:val="28"/>
+          <w:lang w:val="en-US"/>
+        </w:rPr>
+      </w:pPr>
+      <w:r>
+        <w:rPr>
+          <w:rFonts w:ascii="Times New Roman" w:hAnsi="Times New Roman" w:cs="Times New Roman"/>
+          <w:sz w:val="28"/>
+          <w:szCs w:val="28"/>
+          <w:lang w:val="en-US"/>
+        </w:rPr>
+        <w:t xml:space="preserve">    if !orders[</w:t>
+      </w:r>
+      <w:proofErr w:type="spellStart"/>
+      <w:r>
+        <w:rPr>
+          <w:rFonts w:ascii="Times New Roman" w:hAnsi="Times New Roman" w:cs="Times New Roman"/>
+          <w:sz w:val="28"/>
+          <w:szCs w:val="28"/>
+          <w:lang w:val="en-US"/>
+        </w:rPr>
+        <w:t>i</w:t>
+      </w:r>
+      <w:proofErr w:type="spellEnd"/>
+      <w:r>
+        <w:rPr>
+          <w:rFonts w:ascii="Times New Roman" w:hAnsi="Times New Roman" w:cs="Times New Roman"/>
+          <w:sz w:val="28"/>
+          <w:szCs w:val="28"/>
+          <w:lang w:val="en-US"/>
+        </w:rPr>
+        <w:t>][:paid] &amp;&amp; !orders[</w:t>
+      </w:r>
+      <w:proofErr w:type="spellStart"/>
+      <w:r>
+        <w:rPr>
+          <w:rFonts w:ascii="Times New Roman" w:hAnsi="Times New Roman" w:cs="Times New Roman"/>
+          <w:sz w:val="28"/>
+          <w:szCs w:val="28"/>
+          <w:lang w:val="en-US"/>
+        </w:rPr>
+        <w:t>i</w:t>
+      </w:r>
+      <w:proofErr w:type="spellEnd"/>
+      <w:r>
+        <w:rPr>
+          <w:rFonts w:ascii="Times New Roman" w:hAnsi="Times New Roman" w:cs="Times New Roman"/>
+          <w:sz w:val="28"/>
+          <w:szCs w:val="28"/>
+          <w:lang w:val="en-US"/>
+        </w:rPr>
+        <w:t>][:items].empty?</w:t>
+      </w:r>
+    </w:p>
+    <w:p>
+      <w:pPr>
+        <w:spacing w:after="0"/>
+        <w:ind w:firstLine="709"/>
+        <w:rPr>
+          <w:rFonts w:ascii="Times New Roman" w:hAnsi="Times New Roman" w:cs="Times New Roman"/>
+          <w:sz w:val="28"/>
+          <w:szCs w:val="28"/>
+          <w:lang w:val="en-US"/>
+        </w:rPr>
+      </w:pPr>
+      <w:r>
+        <w:rPr>
+          <w:rFonts w:ascii="Times New Roman" w:hAnsi="Times New Roman" w:cs="Times New Roman"/>
+          <w:sz w:val="28"/>
+          <w:szCs w:val="28"/>
+          <w:lang w:val="en-US"/>
+        </w:rPr>
+        <w:t xml:space="preserve">      count += 1</w:t>
+      </w:r>
+    </w:p>
+    <w:p>
+      <w:pPr>
+        <w:spacing w:after="0"/>
+        <w:ind w:firstLine="709"/>
+        <w:rPr>
+          <w:rFonts w:ascii="Times New Roman" w:hAnsi="Times New Roman" w:cs="Times New Roman"/>
+          <w:sz w:val="28"/>
+          <w:szCs w:val="28"/>
+          <w:lang w:val="en-US"/>
+        </w:rPr>
+      </w:pPr>
+      <w:r>
+        <w:rPr>
+          <w:rFonts w:ascii="Times New Roman" w:hAnsi="Times New Roman" w:cs="Times New Roman"/>
+          <w:sz w:val="28"/>
+          <w:szCs w:val="28"/>
+          <w:lang w:val="en-US"/>
+        </w:rPr>
+        <w:t xml:space="preserve">    end</w:t>
+      </w:r>
+    </w:p>
+    <w:p>
+      <w:pPr>
+        <w:spacing w:after="0"/>
+        <w:ind w:firstLine="709"/>
+        <w:rPr>
+          <w:rFonts w:ascii="Times New Roman" w:hAnsi="Times New Roman" w:cs="Times New Roman"/>
+          <w:sz w:val="28"/>
+          <w:szCs w:val="28"/>
+          <w:lang w:val="en-US"/>
+        </w:rPr>
+      </w:pPr>
+      <w:r>
+        <w:rPr>
+          <w:rFonts w:ascii="Times New Roman" w:hAnsi="Times New Roman" w:cs="Times New Roman"/>
+          <w:sz w:val="28"/>
+          <w:szCs w:val="28"/>
+          <w:lang w:val="en-US"/>
+        </w:rPr>
+        <w:t xml:space="preserve">    </w:t>
+      </w:r>
+      <w:proofErr w:type="spellStart"/>
+      <w:r>
+        <w:rPr>
+          <w:rFonts w:ascii="Times New Roman" w:hAnsi="Times New Roman" w:cs="Times New Roman"/>
+          <w:sz w:val="28"/>
+          <w:szCs w:val="28"/>
+          <w:lang w:val="en-US"/>
+        </w:rPr>
+        <w:t>i</w:t>
+      </w:r>
+      <w:proofErr w:type="spellEnd"/>
+      <w:r>
+        <w:rPr>
+          <w:rFonts w:ascii="Times New Roman" w:hAnsi="Times New Roman" w:cs="Times New Roman"/>
+          <w:sz w:val="28"/>
+          <w:szCs w:val="28"/>
+          <w:lang w:val="en-US"/>
+        </w:rPr>
+        <w:t xml:space="preserve"> += 1</w:t>
+      </w:r>
+    </w:p>
+    <w:p>
+      <w:pPr>
+        <w:spacing w:after="0"/>
+        <w:ind w:firstLine="709"/>
+        <w:rPr>
+          <w:rFonts w:ascii="Times New Roman" w:hAnsi="Times New Roman" w:cs="Times New Roman"/>
+          <w:sz w:val="28"/>
+          <w:szCs w:val="28"/>
+          <w:lang w:val="en-US"/>
+        </w:rPr>
+      </w:pPr>
+      <w:r>
+        <w:rPr>
+          <w:rFonts w:ascii="Times New Roman" w:hAnsi="Times New Roman" w:cs="Times New Roman"/>
+          <w:sz w:val="28"/>
+          <w:szCs w:val="28"/>
+          <w:lang w:val="en-US"/>
+        </w:rPr>
+        <w:t xml:space="preserve">  end</w:t>
+      </w:r>
+    </w:p>
+    <w:p>
+      <w:pPr>
+        <w:spacing w:after="0"/>
+        <w:ind w:firstLine="709"/>
+        <w:rPr>
+          <w:rFonts w:ascii="Times New Roman" w:hAnsi="Times New Roman" w:cs="Times New Roman"/>
+          <w:sz w:val="28"/>
+          <w:szCs w:val="28"/>
+          <w:lang w:val="en-US"/>
+        </w:rPr>
+      </w:pPr>
+      <w:r>
+        <w:rPr>
+          <w:rFonts w:ascii="Times New Roman" w:hAnsi="Times New Roman" w:cs="Times New Roman"/>
+          <w:sz w:val="28"/>
+          <w:szCs w:val="28"/>
+          <w:lang w:val="en-US"/>
+        </w:rPr>
+        <w:t xml:space="preserve">  puts "\</w:t>
+      </w:r>
+      <w:proofErr w:type="spellStart"/>
+      <w:r>
+        <w:rPr>
+          <w:rFonts w:ascii="Times New Roman" w:hAnsi="Times New Roman" w:cs="Times New Roman"/>
+          <w:sz w:val="28"/>
+          <w:szCs w:val="28"/>
+          <w:lang w:val="en-US"/>
+        </w:rPr>
+        <w:t>nНеоплаченных</w:t>
+      </w:r>
+      <w:proofErr w:type="spellEnd"/>
       <w:r>
         <w:rPr>
           <w:rFonts w:ascii="Times New Roman" w:hAnsi="Times New Roman" w:cs="Times New Roman"/>
@@ -2441,52 +2670,38 @@
         </w:rPr>
         <w:t xml:space="preserve"> </w:t>
       </w:r>
-      <w:r>
-        <w:rPr>
-          <w:rFonts w:ascii="Times New Roman" w:hAnsi="Times New Roman" w:cs="Times New Roman"/>
-          <w:sz w:val="28"/>
-          <w:szCs w:val="28"/>
-        </w:rPr>
-        <w:t>"не оплачен, дорогой</w:t>
-      </w:r>
-      <w:proofErr w:type="gramStart"/>
-      <w:r>
-        <w:rPr>
-          <w:rFonts w:ascii="Times New Roman" w:hAnsi="Times New Roman" w:cs="Times New Roman"/>
-          <w:sz w:val="28"/>
-          <w:szCs w:val="28"/>
-        </w:rPr>
-        <w:t>" :</w:t>
-      </w:r>
-      <w:proofErr w:type="gramEnd"/>
-      <w:r>
-        <w:rPr>
-          <w:rFonts w:ascii="Times New Roman" w:hAnsi="Times New Roman" w:cs="Times New Roman"/>
-          <w:sz w:val="28"/>
-          <w:szCs w:val="28"/>
-        </w:rPr>
-        <w:t xml:space="preserve"> "не оплачен, дешевый"</w:t>
-      </w:r>
-    </w:p>
-    <w:p>
-      <w:pPr>
-        <w:spacing w:after="0"/>
-        <w:ind w:firstLine="709"/>
-        <w:rPr>
-          <w:rFonts w:ascii="Times New Roman" w:hAnsi="Times New Roman" w:cs="Times New Roman"/>
-          <w:sz w:val="28"/>
-          <w:szCs w:val="28"/>
-          <w:lang w:val="en-US"/>
-        </w:rPr>
-      </w:pPr>
-      <w:r>
-        <w:rPr>
-          <w:rFonts w:ascii="Times New Roman" w:hAnsi="Times New Roman" w:cs="Times New Roman"/>
-          <w:sz w:val="28"/>
-          <w:szCs w:val="28"/>
-        </w:rPr>
-        <w:t xml:space="preserve">    </w:t>
-      </w:r>
+      <w:proofErr w:type="spellStart"/>
+      <w:r>
+        <w:rPr>
+          <w:rFonts w:ascii="Times New Roman" w:hAnsi="Times New Roman" w:cs="Times New Roman"/>
+          <w:sz w:val="28"/>
+          <w:szCs w:val="28"/>
+          <w:lang w:val="en-US"/>
+        </w:rPr>
+        <w:t>заказов</w:t>
+      </w:r>
+      <w:proofErr w:type="spellEnd"/>
+      <w:r>
+        <w:rPr>
+          <w:rFonts w:ascii="Times New Roman" w:hAnsi="Times New Roman" w:cs="Times New Roman"/>
+          <w:sz w:val="28"/>
+          <w:szCs w:val="28"/>
+          <w:lang w:val="en-US"/>
+        </w:rPr>
+        <w:t>: #{count}"</w:t>
+      </w:r>
+    </w:p>
+    <w:p>
+      <w:pPr>
+        <w:spacing w:after="0"/>
+        <w:ind w:firstLine="709"/>
+        <w:rPr>
+          <w:rFonts w:ascii="Times New Roman" w:hAnsi="Times New Roman" w:cs="Times New Roman"/>
+          <w:sz w:val="28"/>
+          <w:szCs w:val="28"/>
+          <w:lang w:val="en-US"/>
+        </w:rPr>
+      </w:pPr>
       <w:r>
         <w:rPr>
           <w:rFonts w:ascii="Times New Roman" w:hAnsi="Times New Roman" w:cs="Times New Roman"/>
@@ -2508,36 +2723,6 @@
           <w:lang w:val="en-US"/>
         </w:rPr>
       </w:pPr>
-      <w:r>
-        <w:rPr>
-          <w:rFonts w:ascii="Times New Roman" w:hAnsi="Times New Roman" w:cs="Times New Roman"/>
-          <w:sz w:val="28"/>
-          <w:szCs w:val="28"/>
-          <w:lang w:val="en-US"/>
-        </w:rPr>
-        <w:t xml:space="preserve">  end</w:t>
-      </w:r>
-    </w:p>
-    <w:p>
-      <w:pPr>
-        <w:spacing w:after="0"/>
-        <w:ind w:firstLine="709"/>
-        <w:rPr>
-          <w:rFonts w:ascii="Times New Roman" w:hAnsi="Times New Roman" w:cs="Times New Roman"/>
-          <w:sz w:val="28"/>
-          <w:szCs w:val="28"/>
-          <w:lang w:val="en-US"/>
-        </w:rPr>
-      </w:pPr>
-      <w:r>
-        <w:rPr>
-          <w:rFonts w:ascii="Times New Roman" w:hAnsi="Times New Roman" w:cs="Times New Roman"/>
-          <w:sz w:val="28"/>
-          <w:szCs w:val="28"/>
-          <w:lang w:val="en-US"/>
-        </w:rPr>
-        <w:t>end</w:t>
-      </w:r>
     </w:p>
     <w:p>
       <w:pPr>
@@ -2579,7 +2764,7 @@
           <w:szCs w:val="28"/>
           <w:lang w:val="en-US"/>
         </w:rPr>
-        <w:t>count_unpaid_orders</w:t>
+        <w:t>paid_items</w:t>
       </w:r>
       <w:proofErr w:type="spellEnd"/>
       <w:r>
@@ -2672,28 +2857,7 @@
           <w:szCs w:val="28"/>
           <w:lang w:val="en-US"/>
         </w:rPr>
-        <w:t xml:space="preserve">  loop do</w:t>
-      </w:r>
-    </w:p>
-    <w:p>
-      <w:pPr>
-        <w:spacing w:after="0"/>
-        <w:ind w:firstLine="709"/>
-        <w:rPr>
-          <w:rFonts w:ascii="Times New Roman" w:hAnsi="Times New Roman" w:cs="Times New Roman"/>
-          <w:sz w:val="28"/>
-          <w:szCs w:val="28"/>
-          <w:lang w:val="en-US"/>
-        </w:rPr>
-      </w:pPr>
-      <w:r>
-        <w:rPr>
-          <w:rFonts w:ascii="Times New Roman" w:hAnsi="Times New Roman" w:cs="Times New Roman"/>
-          <w:sz w:val="28"/>
-          <w:szCs w:val="28"/>
-          <w:lang w:val="en-US"/>
-        </w:rPr>
-        <w:t xml:space="preserve">    break if </w:t>
+        <w:t xml:space="preserve">  while </w:t>
       </w:r>
       <w:proofErr w:type="spellStart"/>
       <w:r>
@@ -2713,10 +2877,9 @@
           <w:szCs w:val="28"/>
           <w:lang w:val="en-US"/>
         </w:rPr>
-        <w:t xml:space="preserve"> &gt;= </w:t>
+        <w:t xml:space="preserve"> &lt; </w:t>
       </w:r>
       <w:proofErr w:type="spellStart"/>
-      <w:proofErr w:type="gramStart"/>
       <w:r>
         <w:rPr>
           <w:rFonts w:ascii="Times New Roman" w:hAnsi="Times New Roman" w:cs="Times New Roman"/>
@@ -2727,47 +2890,26 @@
         <w:t>orders.length</w:t>
       </w:r>
       <w:proofErr w:type="spellEnd"/>
-      <w:proofErr w:type="gramEnd"/>
-    </w:p>
-    <w:p>
-      <w:pPr>
-        <w:spacing w:after="0"/>
-        <w:ind w:firstLine="709"/>
-        <w:rPr>
-          <w:rFonts w:ascii="Times New Roman" w:hAnsi="Times New Roman" w:cs="Times New Roman"/>
-          <w:sz w:val="28"/>
-          <w:szCs w:val="28"/>
-          <w:lang w:val="en-US"/>
-        </w:rPr>
-      </w:pPr>
-      <w:r>
-        <w:rPr>
-          <w:rFonts w:ascii="Times New Roman" w:hAnsi="Times New Roman" w:cs="Times New Roman"/>
-          <w:sz w:val="28"/>
-          <w:szCs w:val="28"/>
-          <w:lang w:val="en-US"/>
-        </w:rPr>
-        <w:t xml:space="preserve">    </w:t>
-      </w:r>
-      <w:proofErr w:type="gramStart"/>
-      <w:r>
-        <w:rPr>
-          <w:rFonts w:ascii="Times New Roman" w:hAnsi="Times New Roman" w:cs="Times New Roman"/>
-          <w:sz w:val="28"/>
-          <w:szCs w:val="28"/>
-          <w:lang w:val="en-US"/>
-        </w:rPr>
-        <w:t>if !orders</w:t>
-      </w:r>
-      <w:proofErr w:type="gramEnd"/>
-      <w:r>
-        <w:rPr>
-          <w:rFonts w:ascii="Times New Roman" w:hAnsi="Times New Roman" w:cs="Times New Roman"/>
-          <w:sz w:val="28"/>
-          <w:szCs w:val="28"/>
-          <w:lang w:val="en-US"/>
-        </w:rPr>
-        <w:t>[</w:t>
+    </w:p>
+    <w:p>
+      <w:pPr>
+        <w:spacing w:after="0"/>
+        <w:ind w:firstLine="709"/>
+        <w:rPr>
+          <w:rFonts w:ascii="Times New Roman" w:hAnsi="Times New Roman" w:cs="Times New Roman"/>
+          <w:sz w:val="28"/>
+          <w:szCs w:val="28"/>
+          <w:lang w:val="en-US"/>
+        </w:rPr>
+      </w:pPr>
+      <w:r>
+        <w:rPr>
+          <w:rFonts w:ascii="Times New Roman" w:hAnsi="Times New Roman" w:cs="Times New Roman"/>
+          <w:sz w:val="28"/>
+          <w:szCs w:val="28"/>
+          <w:lang w:val="en-US"/>
+        </w:rPr>
+        <w:t xml:space="preserve">    if orders[</w:t>
       </w:r>
       <w:proofErr w:type="spellStart"/>
       <w:r>
@@ -2787,7 +2929,28 @@
           <w:szCs w:val="28"/>
           <w:lang w:val="en-US"/>
         </w:rPr>
-        <w:t>][:paid] &amp;&amp; !orders[</w:t>
+        <w:t>][:paid]</w:t>
+      </w:r>
+    </w:p>
+    <w:p>
+      <w:pPr>
+        <w:spacing w:after="0"/>
+        <w:ind w:firstLine="709"/>
+        <w:rPr>
+          <w:rFonts w:ascii="Times New Roman" w:hAnsi="Times New Roman" w:cs="Times New Roman"/>
+          <w:sz w:val="28"/>
+          <w:szCs w:val="28"/>
+          <w:lang w:val="en-US"/>
+        </w:rPr>
+      </w:pPr>
+      <w:r>
+        <w:rPr>
+          <w:rFonts w:ascii="Times New Roman" w:hAnsi="Times New Roman" w:cs="Times New Roman"/>
+          <w:sz w:val="28"/>
+          <w:szCs w:val="28"/>
+          <w:lang w:val="en-US"/>
+        </w:rPr>
+        <w:t xml:space="preserve">      count += orders[</w:t>
       </w:r>
       <w:proofErr w:type="spellStart"/>
       <w:r>
@@ -2807,506 +2970,18 @@
           <w:szCs w:val="28"/>
           <w:lang w:val="en-US"/>
         </w:rPr>
-        <w:t>][:items].empty?</w:t>
-      </w:r>
-    </w:p>
-    <w:p>
-      <w:pPr>
-        <w:spacing w:after="0"/>
-        <w:ind w:firstLine="709"/>
-        <w:rPr>
-          <w:rFonts w:ascii="Times New Roman" w:hAnsi="Times New Roman" w:cs="Times New Roman"/>
-          <w:sz w:val="28"/>
-          <w:szCs w:val="28"/>
-          <w:lang w:val="en-US"/>
-        </w:rPr>
-      </w:pPr>
-      <w:r>
-        <w:rPr>
-          <w:rFonts w:ascii="Times New Roman" w:hAnsi="Times New Roman" w:cs="Times New Roman"/>
-          <w:sz w:val="28"/>
-          <w:szCs w:val="28"/>
-          <w:lang w:val="en-US"/>
-        </w:rPr>
-        <w:t xml:space="preserve">      count += 1</w:t>
-      </w:r>
-    </w:p>
-    <w:p>
-      <w:pPr>
-        <w:spacing w:after="0"/>
-        <w:ind w:firstLine="709"/>
-        <w:rPr>
-          <w:rFonts w:ascii="Times New Roman" w:hAnsi="Times New Roman" w:cs="Times New Roman"/>
-          <w:sz w:val="28"/>
-          <w:szCs w:val="28"/>
-          <w:lang w:val="en-US"/>
-        </w:rPr>
-      </w:pPr>
-      <w:r>
-        <w:rPr>
-          <w:rFonts w:ascii="Times New Roman" w:hAnsi="Times New Roman" w:cs="Times New Roman"/>
-          <w:sz w:val="28"/>
-          <w:szCs w:val="28"/>
-          <w:lang w:val="en-US"/>
-        </w:rPr>
-        <w:t xml:space="preserve">    end</w:t>
-      </w:r>
-    </w:p>
-    <w:p>
-      <w:pPr>
-        <w:spacing w:after="0"/>
-        <w:ind w:firstLine="709"/>
-        <w:rPr>
-          <w:rFonts w:ascii="Times New Roman" w:hAnsi="Times New Roman" w:cs="Times New Roman"/>
-          <w:sz w:val="28"/>
-          <w:szCs w:val="28"/>
-          <w:lang w:val="en-US"/>
-        </w:rPr>
-      </w:pPr>
-      <w:r>
-        <w:rPr>
-          <w:rFonts w:ascii="Times New Roman" w:hAnsi="Times New Roman" w:cs="Times New Roman"/>
-          <w:sz w:val="28"/>
-          <w:szCs w:val="28"/>
-          <w:lang w:val="en-US"/>
-        </w:rPr>
-        <w:t xml:space="preserve">    </w:t>
-      </w:r>
-      <w:proofErr w:type="spellStart"/>
-      <w:r>
-        <w:rPr>
-          <w:rFonts w:ascii="Times New Roman" w:hAnsi="Times New Roman" w:cs="Times New Roman"/>
-          <w:sz w:val="28"/>
-          <w:szCs w:val="28"/>
-          <w:lang w:val="en-US"/>
-        </w:rPr>
-        <w:t>i</w:t>
-      </w:r>
-      <w:proofErr w:type="spellEnd"/>
-      <w:r>
-        <w:rPr>
-          <w:rFonts w:ascii="Times New Roman" w:hAnsi="Times New Roman" w:cs="Times New Roman"/>
-          <w:sz w:val="28"/>
-          <w:szCs w:val="28"/>
-          <w:lang w:val="en-US"/>
-        </w:rPr>
-        <w:t xml:space="preserve"> += 1</w:t>
-      </w:r>
-    </w:p>
-    <w:p>
-      <w:pPr>
-        <w:spacing w:after="0"/>
-        <w:ind w:firstLine="709"/>
-        <w:rPr>
-          <w:rFonts w:ascii="Times New Roman" w:hAnsi="Times New Roman" w:cs="Times New Roman"/>
-          <w:sz w:val="28"/>
-          <w:szCs w:val="28"/>
-          <w:lang w:val="en-US"/>
-        </w:rPr>
-      </w:pPr>
-      <w:r>
-        <w:rPr>
-          <w:rFonts w:ascii="Times New Roman" w:hAnsi="Times New Roman" w:cs="Times New Roman"/>
-          <w:sz w:val="28"/>
-          <w:szCs w:val="28"/>
-          <w:lang w:val="en-US"/>
-        </w:rPr>
-        <w:t xml:space="preserve">  end</w:t>
-      </w:r>
-    </w:p>
-    <w:p>
-      <w:pPr>
-        <w:spacing w:after="0"/>
-        <w:ind w:firstLine="709"/>
-        <w:rPr>
-          <w:rFonts w:ascii="Times New Roman" w:hAnsi="Times New Roman" w:cs="Times New Roman"/>
-          <w:sz w:val="28"/>
-          <w:szCs w:val="28"/>
-          <w:lang w:val="en-US"/>
-        </w:rPr>
-      </w:pPr>
-      <w:r>
-        <w:rPr>
-          <w:rFonts w:ascii="Times New Roman" w:hAnsi="Times New Roman" w:cs="Times New Roman"/>
-          <w:sz w:val="28"/>
-          <w:szCs w:val="28"/>
-          <w:lang w:val="en-US"/>
-        </w:rPr>
-        <w:t xml:space="preserve">  puts "\</w:t>
-      </w:r>
-      <w:proofErr w:type="spellStart"/>
-      <w:r>
-        <w:rPr>
-          <w:rFonts w:ascii="Times New Roman" w:hAnsi="Times New Roman" w:cs="Times New Roman"/>
-          <w:sz w:val="28"/>
-          <w:szCs w:val="28"/>
-          <w:lang w:val="en-US"/>
-        </w:rPr>
-        <w:t>nНеоплаченных</w:t>
-      </w:r>
-      <w:proofErr w:type="spellEnd"/>
-      <w:r>
-        <w:rPr>
-          <w:rFonts w:ascii="Times New Roman" w:hAnsi="Times New Roman" w:cs="Times New Roman"/>
-          <w:sz w:val="28"/>
-          <w:szCs w:val="28"/>
-          <w:lang w:val="en-US"/>
-        </w:rPr>
-        <w:t xml:space="preserve"> </w:t>
-      </w:r>
-      <w:proofErr w:type="spellStart"/>
-      <w:r>
-        <w:rPr>
-          <w:rFonts w:ascii="Times New Roman" w:hAnsi="Times New Roman" w:cs="Times New Roman"/>
-          <w:sz w:val="28"/>
-          <w:szCs w:val="28"/>
-          <w:lang w:val="en-US"/>
-        </w:rPr>
-        <w:t>заказов</w:t>
-      </w:r>
-      <w:proofErr w:type="spellEnd"/>
-      <w:r>
-        <w:rPr>
-          <w:rFonts w:ascii="Times New Roman" w:hAnsi="Times New Roman" w:cs="Times New Roman"/>
-          <w:sz w:val="28"/>
-          <w:szCs w:val="28"/>
-          <w:lang w:val="en-US"/>
-        </w:rPr>
-        <w:t>: #{count}"</w:t>
-      </w:r>
-    </w:p>
-    <w:p>
-      <w:pPr>
-        <w:spacing w:after="0"/>
-        <w:ind w:firstLine="709"/>
-        <w:rPr>
-          <w:rFonts w:ascii="Times New Roman" w:hAnsi="Times New Roman" w:cs="Times New Roman"/>
-          <w:sz w:val="28"/>
-          <w:szCs w:val="28"/>
-          <w:lang w:val="en-US"/>
-        </w:rPr>
-      </w:pPr>
-      <w:r>
-        <w:rPr>
-          <w:rFonts w:ascii="Times New Roman" w:hAnsi="Times New Roman" w:cs="Times New Roman"/>
-          <w:sz w:val="28"/>
-          <w:szCs w:val="28"/>
-          <w:lang w:val="en-US"/>
-        </w:rPr>
-        <w:t>end</w:t>
-      </w:r>
-    </w:p>
-    <w:p>
-      <w:pPr>
-        <w:spacing w:after="0"/>
-        <w:ind w:firstLine="709"/>
-        <w:rPr>
-          <w:rFonts w:ascii="Times New Roman" w:hAnsi="Times New Roman" w:cs="Times New Roman"/>
-          <w:sz w:val="28"/>
-          <w:szCs w:val="28"/>
-          <w:lang w:val="en-US"/>
-        </w:rPr>
-      </w:pPr>
-    </w:p>
-    <w:p>
-      <w:pPr>
-        <w:spacing w:after="0"/>
-        <w:ind w:firstLine="709"/>
-        <w:rPr>
-          <w:rFonts w:ascii="Times New Roman" w:hAnsi="Times New Roman" w:cs="Times New Roman"/>
-          <w:sz w:val="28"/>
-          <w:szCs w:val="28"/>
-          <w:lang w:val="en-US"/>
-        </w:rPr>
-      </w:pPr>
-    </w:p>
-    <w:p>
-      <w:pPr>
-        <w:spacing w:after="0"/>
-        <w:ind w:firstLine="709"/>
-        <w:rPr>
-          <w:rFonts w:ascii="Times New Roman" w:hAnsi="Times New Roman" w:cs="Times New Roman"/>
-          <w:sz w:val="28"/>
-          <w:szCs w:val="28"/>
-          <w:lang w:val="en-US"/>
-        </w:rPr>
-      </w:pPr>
-      <w:r>
-        <w:rPr>
-          <w:rFonts w:ascii="Times New Roman" w:hAnsi="Times New Roman" w:cs="Times New Roman"/>
-          <w:sz w:val="28"/>
-          <w:szCs w:val="28"/>
-          <w:lang w:val="en-US"/>
-        </w:rPr>
-        <w:t xml:space="preserve">def </w:t>
-      </w:r>
-      <w:proofErr w:type="spellStart"/>
-      <w:r>
-        <w:rPr>
-          <w:rFonts w:ascii="Times New Roman" w:hAnsi="Times New Roman" w:cs="Times New Roman"/>
-          <w:sz w:val="28"/>
-          <w:szCs w:val="28"/>
-          <w:lang w:val="en-US"/>
-        </w:rPr>
-        <w:t>paid_items</w:t>
-      </w:r>
-      <w:proofErr w:type="spellEnd"/>
-      <w:r>
-        <w:rPr>
-          <w:rFonts w:ascii="Times New Roman" w:hAnsi="Times New Roman" w:cs="Times New Roman"/>
-          <w:sz w:val="28"/>
-          <w:szCs w:val="28"/>
-          <w:lang w:val="en-US"/>
-        </w:rPr>
-        <w:t>(orders)</w:t>
-      </w:r>
-    </w:p>
-    <w:p>
-      <w:pPr>
-        <w:spacing w:after="0"/>
-        <w:ind w:firstLine="709"/>
-        <w:rPr>
-          <w:rFonts w:ascii="Times New Roman" w:hAnsi="Times New Roman" w:cs="Times New Roman"/>
-          <w:sz w:val="28"/>
-          <w:szCs w:val="28"/>
-          <w:lang w:val="en-US"/>
-        </w:rPr>
-      </w:pPr>
-      <w:r>
-        <w:rPr>
-          <w:rFonts w:ascii="Times New Roman" w:hAnsi="Times New Roman" w:cs="Times New Roman"/>
-          <w:sz w:val="28"/>
-          <w:szCs w:val="28"/>
-          <w:lang w:val="en-US"/>
-        </w:rPr>
-        <w:t xml:space="preserve">  count = 0</w:t>
-      </w:r>
-    </w:p>
-    <w:p>
-      <w:pPr>
-        <w:spacing w:after="0"/>
-        <w:ind w:firstLine="709"/>
-        <w:rPr>
-          <w:rFonts w:ascii="Times New Roman" w:hAnsi="Times New Roman" w:cs="Times New Roman"/>
-          <w:sz w:val="28"/>
-          <w:szCs w:val="28"/>
-          <w:lang w:val="en-US"/>
-        </w:rPr>
-      </w:pPr>
-      <w:r>
-        <w:rPr>
-          <w:rFonts w:ascii="Times New Roman" w:hAnsi="Times New Roman" w:cs="Times New Roman"/>
-          <w:sz w:val="28"/>
-          <w:szCs w:val="28"/>
-          <w:lang w:val="en-US"/>
-        </w:rPr>
-        <w:t xml:space="preserve">  </w:t>
-      </w:r>
-      <w:proofErr w:type="spellStart"/>
-      <w:r>
-        <w:rPr>
-          <w:rFonts w:ascii="Times New Roman" w:hAnsi="Times New Roman" w:cs="Times New Roman"/>
-          <w:sz w:val="28"/>
-          <w:szCs w:val="28"/>
-          <w:lang w:val="en-US"/>
-        </w:rPr>
-        <w:t>i</w:t>
-      </w:r>
-      <w:proofErr w:type="spellEnd"/>
-      <w:r>
-        <w:rPr>
-          <w:rFonts w:ascii="Times New Roman" w:hAnsi="Times New Roman" w:cs="Times New Roman"/>
-          <w:sz w:val="28"/>
-          <w:szCs w:val="28"/>
-          <w:lang w:val="en-US"/>
-        </w:rPr>
-        <w:t xml:space="preserve"> = 0</w:t>
-      </w:r>
-    </w:p>
-    <w:p>
-      <w:pPr>
-        <w:spacing w:after="0"/>
-        <w:ind w:firstLine="709"/>
-        <w:rPr>
-          <w:rFonts w:ascii="Times New Roman" w:hAnsi="Times New Roman" w:cs="Times New Roman"/>
-          <w:sz w:val="28"/>
-          <w:szCs w:val="28"/>
-          <w:lang w:val="en-US"/>
-        </w:rPr>
-      </w:pPr>
-      <w:r>
-        <w:rPr>
-          <w:rFonts w:ascii="Times New Roman" w:hAnsi="Times New Roman" w:cs="Times New Roman"/>
-          <w:sz w:val="28"/>
-          <w:szCs w:val="28"/>
-          <w:lang w:val="en-US"/>
-        </w:rPr>
-        <w:t xml:space="preserve">  while </w:t>
-      </w:r>
-      <w:proofErr w:type="spellStart"/>
-      <w:r>
-        <w:rPr>
-          <w:rFonts w:ascii="Times New Roman" w:hAnsi="Times New Roman" w:cs="Times New Roman"/>
-          <w:sz w:val="28"/>
-          <w:szCs w:val="28"/>
-          <w:lang w:val="en-US"/>
-        </w:rPr>
-        <w:t>i</w:t>
-      </w:r>
-      <w:proofErr w:type="spellEnd"/>
-      <w:r>
-        <w:rPr>
-          <w:rFonts w:ascii="Times New Roman" w:hAnsi="Times New Roman" w:cs="Times New Roman"/>
-          <w:sz w:val="28"/>
-          <w:szCs w:val="28"/>
-          <w:lang w:val="en-US"/>
-        </w:rPr>
-        <w:t xml:space="preserve"> &lt; </w:t>
-      </w:r>
-      <w:proofErr w:type="spellStart"/>
-      <w:proofErr w:type="gramStart"/>
-      <w:r>
-        <w:rPr>
-          <w:rFonts w:ascii="Times New Roman" w:hAnsi="Times New Roman" w:cs="Times New Roman"/>
-          <w:sz w:val="28"/>
-          <w:szCs w:val="28"/>
-          <w:lang w:val="en-US"/>
-        </w:rPr>
-        <w:t>orders.length</w:t>
-      </w:r>
-      <w:proofErr w:type="spellEnd"/>
-      <w:proofErr w:type="gramEnd"/>
-    </w:p>
-    <w:p>
-      <w:pPr>
-        <w:spacing w:after="0"/>
-        <w:ind w:firstLine="709"/>
-        <w:rPr>
-          <w:rFonts w:ascii="Times New Roman" w:hAnsi="Times New Roman" w:cs="Times New Roman"/>
-          <w:sz w:val="28"/>
-          <w:szCs w:val="28"/>
-          <w:lang w:val="en-US"/>
-        </w:rPr>
-      </w:pPr>
-      <w:r>
-        <w:rPr>
-          <w:rFonts w:ascii="Times New Roman" w:hAnsi="Times New Roman" w:cs="Times New Roman"/>
-          <w:sz w:val="28"/>
-          <w:szCs w:val="28"/>
-          <w:lang w:val="en-US"/>
-        </w:rPr>
-        <w:t xml:space="preserve">    if orders[</w:t>
-      </w:r>
-      <w:proofErr w:type="spellStart"/>
-      <w:r>
-        <w:rPr>
-          <w:rFonts w:ascii="Times New Roman" w:hAnsi="Times New Roman" w:cs="Times New Roman"/>
-          <w:sz w:val="28"/>
-          <w:szCs w:val="28"/>
-          <w:lang w:val="en-US"/>
-        </w:rPr>
-        <w:t>i</w:t>
-      </w:r>
-      <w:proofErr w:type="spellEnd"/>
-      <w:r>
-        <w:rPr>
-          <w:rFonts w:ascii="Times New Roman" w:hAnsi="Times New Roman" w:cs="Times New Roman"/>
-          <w:sz w:val="28"/>
-          <w:szCs w:val="28"/>
-          <w:lang w:val="en-US"/>
-        </w:rPr>
-        <w:t>]</w:t>
-      </w:r>
-      <w:proofErr w:type="gramStart"/>
-      <w:r>
-        <w:rPr>
-          <w:rFonts w:ascii="Times New Roman" w:hAnsi="Times New Roman" w:cs="Times New Roman"/>
-          <w:sz w:val="28"/>
-          <w:szCs w:val="28"/>
-          <w:lang w:val="en-US"/>
-        </w:rPr>
-        <w:t>[:paid</w:t>
-      </w:r>
-      <w:proofErr w:type="gramEnd"/>
-      <w:r>
-        <w:rPr>
-          <w:rFonts w:ascii="Times New Roman" w:hAnsi="Times New Roman" w:cs="Times New Roman"/>
-          <w:sz w:val="28"/>
-          <w:szCs w:val="28"/>
-          <w:lang w:val="en-US"/>
-        </w:rPr>
-        <w:t>]</w:t>
-      </w:r>
-    </w:p>
-    <w:p>
-      <w:pPr>
-        <w:spacing w:after="0"/>
-        <w:ind w:firstLine="709"/>
-        <w:rPr>
-          <w:rFonts w:ascii="Times New Roman" w:hAnsi="Times New Roman" w:cs="Times New Roman"/>
-          <w:sz w:val="28"/>
-          <w:szCs w:val="28"/>
-          <w:lang w:val="en-US"/>
-        </w:rPr>
-      </w:pPr>
-      <w:r>
-        <w:rPr>
-          <w:rFonts w:ascii="Times New Roman" w:hAnsi="Times New Roman" w:cs="Times New Roman"/>
-          <w:sz w:val="28"/>
-          <w:szCs w:val="28"/>
-          <w:lang w:val="en-US"/>
-        </w:rPr>
-        <w:t xml:space="preserve">      count += orders[</w:t>
-      </w:r>
-      <w:proofErr w:type="spellStart"/>
-      <w:r>
-        <w:rPr>
-          <w:rFonts w:ascii="Times New Roman" w:hAnsi="Times New Roman" w:cs="Times New Roman"/>
-          <w:sz w:val="28"/>
-          <w:szCs w:val="28"/>
-          <w:lang w:val="en-US"/>
-        </w:rPr>
-        <w:t>i</w:t>
-      </w:r>
-      <w:proofErr w:type="spellEnd"/>
-      <w:r>
-        <w:rPr>
-          <w:rFonts w:ascii="Times New Roman" w:hAnsi="Times New Roman" w:cs="Times New Roman"/>
-          <w:sz w:val="28"/>
-          <w:szCs w:val="28"/>
-          <w:lang w:val="en-US"/>
-        </w:rPr>
-        <w:t>]</w:t>
-      </w:r>
-      <w:proofErr w:type="gramStart"/>
-      <w:r>
-        <w:rPr>
-          <w:rFonts w:ascii="Times New Roman" w:hAnsi="Times New Roman" w:cs="Times New Roman"/>
-          <w:sz w:val="28"/>
-          <w:szCs w:val="28"/>
-          <w:lang w:val="en-US"/>
-        </w:rPr>
-        <w:t>[:items</w:t>
-      </w:r>
-      <w:proofErr w:type="gramEnd"/>
-      <w:r>
-        <w:rPr>
-          <w:rFonts w:ascii="Times New Roman" w:hAnsi="Times New Roman" w:cs="Times New Roman"/>
-          <w:sz w:val="28"/>
-          <w:szCs w:val="28"/>
-          <w:lang w:val="en-US"/>
-        </w:rPr>
-        <w:t>].length</w:t>
-      </w:r>
-    </w:p>
-    <w:p>
-      <w:pPr>
-        <w:spacing w:after="0"/>
-        <w:ind w:firstLine="709"/>
-        <w:rPr>
-          <w:rFonts w:ascii="Times New Roman" w:hAnsi="Times New Roman" w:cs="Times New Roman"/>
-          <w:sz w:val="28"/>
-          <w:szCs w:val="28"/>
+        <w:t>][:items].length</w:t>
+      </w:r>
+    </w:p>
+    <w:p>
+      <w:pPr>
+        <w:spacing w:after="0"/>
+        <w:ind w:firstLine="709"/>
+        <w:rPr>
+          <w:rFonts w:ascii="Times New Roman" w:hAnsi="Times New Roman" w:cs="Times New Roman"/>
+          <w:sz w:val="28"/>
+          <w:szCs w:val="28"/>
+          <w:lang w:val="en-US"/>
         </w:rPr>
       </w:pPr>
       <w:r>
@@ -3335,6 +3010,7 @@
           <w:rFonts w:ascii="Times New Roman" w:hAnsi="Times New Roman" w:cs="Times New Roman"/>
           <w:sz w:val="28"/>
           <w:szCs w:val="28"/>
+          <w:lang w:val="en-US"/>
         </w:rPr>
         <w:t xml:space="preserve">    </w:t>
       </w:r>
@@ -3605,19 +3281,159 @@
           <w:szCs w:val="28"/>
           <w:lang w:val="en-US"/>
         </w:rPr>
-        <w:t xml:space="preserve">    </w:t>
-      </w:r>
-      <w:proofErr w:type="gramStart"/>
-      <w:r>
-        <w:rPr>
-          <w:rFonts w:ascii="Times New Roman" w:hAnsi="Times New Roman" w:cs="Times New Roman"/>
-          <w:sz w:val="28"/>
-          <w:szCs w:val="28"/>
-          <w:lang w:val="en-US"/>
-        </w:rPr>
-        <w:t>total  =</w:t>
-      </w:r>
-      <w:proofErr w:type="gramEnd"/>
+        <w:t xml:space="preserve">    total  = </w:t>
+      </w:r>
+      <w:proofErr w:type="spellStart"/>
+      <w:r>
+        <w:rPr>
+          <w:rFonts w:ascii="Times New Roman" w:hAnsi="Times New Roman" w:cs="Times New Roman"/>
+          <w:sz w:val="28"/>
+          <w:szCs w:val="28"/>
+          <w:lang w:val="en-US"/>
+        </w:rPr>
+        <w:t>describe_order</w:t>
+      </w:r>
+      <w:proofErr w:type="spellEnd"/>
+      <w:r>
+        <w:rPr>
+          <w:rFonts w:ascii="Times New Roman" w:hAnsi="Times New Roman" w:cs="Times New Roman"/>
+          <w:sz w:val="28"/>
+          <w:szCs w:val="28"/>
+          <w:lang w:val="en-US"/>
+        </w:rPr>
+        <w:t>(order)</w:t>
+      </w:r>
+    </w:p>
+    <w:p>
+      <w:pPr>
+        <w:spacing w:after="0"/>
+        <w:ind w:firstLine="709"/>
+        <w:rPr>
+          <w:rFonts w:ascii="Times New Roman" w:hAnsi="Times New Roman" w:cs="Times New Roman"/>
+          <w:sz w:val="28"/>
+          <w:szCs w:val="28"/>
+          <w:lang w:val="en-US"/>
+        </w:rPr>
+      </w:pPr>
+      <w:r>
+        <w:rPr>
+          <w:rFonts w:ascii="Times New Roman" w:hAnsi="Times New Roman" w:cs="Times New Roman"/>
+          <w:sz w:val="28"/>
+          <w:szCs w:val="28"/>
+          <w:lang w:val="en-US"/>
+        </w:rPr>
+        <w:t xml:space="preserve">    line = case status</w:t>
+      </w:r>
+    </w:p>
+    <w:p>
+      <w:pPr>
+        <w:spacing w:after="0"/>
+        <w:ind w:firstLine="709"/>
+        <w:rPr>
+          <w:rFonts w:ascii="Times New Roman" w:hAnsi="Times New Roman" w:cs="Times New Roman"/>
+          <w:sz w:val="28"/>
+          <w:szCs w:val="28"/>
+          <w:lang w:val="en-US"/>
+        </w:rPr>
+      </w:pPr>
+      <w:r>
+        <w:rPr>
+          <w:rFonts w:ascii="Times New Roman" w:hAnsi="Times New Roman" w:cs="Times New Roman"/>
+          <w:sz w:val="28"/>
+          <w:szCs w:val="28"/>
+          <w:lang w:val="en-US"/>
+        </w:rPr>
+        <w:t xml:space="preserve">           when "</w:t>
+      </w:r>
+      <w:proofErr w:type="spellStart"/>
+      <w:r>
+        <w:rPr>
+          <w:rFonts w:ascii="Times New Roman" w:hAnsi="Times New Roman" w:cs="Times New Roman"/>
+          <w:sz w:val="28"/>
+          <w:szCs w:val="28"/>
+          <w:lang w:val="en-US"/>
+        </w:rPr>
+        <w:t>оплачен</w:t>
+      </w:r>
+      <w:proofErr w:type="spellEnd"/>
+      <w:r>
+        <w:rPr>
+          <w:rFonts w:ascii="Times New Roman" w:hAnsi="Times New Roman" w:cs="Times New Roman"/>
+          <w:sz w:val="28"/>
+          <w:szCs w:val="28"/>
+          <w:lang w:val="en-US"/>
+        </w:rPr>
+        <w:t xml:space="preserve">, </w:t>
+      </w:r>
+      <w:proofErr w:type="spellStart"/>
+      <w:r>
+        <w:rPr>
+          <w:rFonts w:ascii="Times New Roman" w:hAnsi="Times New Roman" w:cs="Times New Roman"/>
+          <w:sz w:val="28"/>
+          <w:szCs w:val="28"/>
+          <w:lang w:val="en-US"/>
+        </w:rPr>
+        <w:t>дорогой</w:t>
+      </w:r>
+      <w:proofErr w:type="spellEnd"/>
+      <w:r>
+        <w:rPr>
+          <w:rFonts w:ascii="Times New Roman" w:hAnsi="Times New Roman" w:cs="Times New Roman"/>
+          <w:sz w:val="28"/>
+          <w:szCs w:val="28"/>
+          <w:lang w:val="en-US"/>
+        </w:rPr>
+        <w:t>"   then "</w:t>
+      </w:r>
+      <w:r>
+        <w:rPr>
+          <w:rFonts w:ascii="Segoe UI Symbol" w:hAnsi="Segoe UI Symbol" w:cs="Segoe UI Symbol"/>
+          <w:sz w:val="28"/>
+          <w:szCs w:val="28"/>
+          <w:lang w:val="en-US"/>
+        </w:rPr>
+        <w:t>★</w:t>
+      </w:r>
+      <w:r>
+        <w:rPr>
+          <w:rFonts w:ascii="Times New Roman" w:hAnsi="Times New Roman" w:cs="Times New Roman"/>
+          <w:sz w:val="28"/>
+          <w:szCs w:val="28"/>
+          <w:lang w:val="en-US"/>
+        </w:rPr>
+        <w:t xml:space="preserve"> #{order[:customer]}: #{total} </w:t>
+      </w:r>
+      <w:proofErr w:type="spellStart"/>
+      <w:r>
+        <w:rPr>
+          <w:rFonts w:ascii="Times New Roman" w:hAnsi="Times New Roman" w:cs="Times New Roman"/>
+          <w:sz w:val="28"/>
+          <w:szCs w:val="28"/>
+          <w:lang w:val="en-US"/>
+        </w:rPr>
+        <w:t>руб</w:t>
+      </w:r>
+      <w:proofErr w:type="spellEnd"/>
+      <w:r>
+        <w:rPr>
+          <w:rFonts w:ascii="Times New Roman" w:hAnsi="Times New Roman" w:cs="Times New Roman"/>
+          <w:sz w:val="28"/>
+          <w:szCs w:val="28"/>
+          <w:lang w:val="en-US"/>
+        </w:rPr>
+        <w:t xml:space="preserve">. </w:t>
+      </w:r>
+      <w:proofErr w:type="spellStart"/>
+      <w:r>
+        <w:rPr>
+          <w:rFonts w:ascii="Times New Roman" w:hAnsi="Times New Roman" w:cs="Times New Roman"/>
+          <w:sz w:val="28"/>
+          <w:szCs w:val="28"/>
+          <w:lang w:val="en-US"/>
+        </w:rPr>
+        <w:t>Товар</w:t>
+      </w:r>
+      <w:proofErr w:type="spellEnd"/>
       <w:r>
         <w:rPr>
           <w:rFonts w:ascii="Times New Roman" w:hAnsi="Times New Roman" w:cs="Times New Roman"/>
@@ -3635,7 +3451,7 @@
           <w:szCs w:val="28"/>
           <w:lang w:val="en-US"/>
         </w:rPr>
-        <w:t>describe_order</w:t>
+        <w:t>оплачен</w:t>
       </w:r>
       <w:proofErr w:type="spellEnd"/>
       <w:r>
@@ -3645,28 +3461,27 @@
           <w:szCs w:val="28"/>
           <w:lang w:val="en-US"/>
         </w:rPr>
-        <w:t>(order)</w:t>
-      </w:r>
-    </w:p>
-    <w:p>
-      <w:pPr>
-        <w:spacing w:after="0"/>
-        <w:ind w:firstLine="709"/>
-        <w:rPr>
-          <w:rFonts w:ascii="Times New Roman" w:hAnsi="Times New Roman" w:cs="Times New Roman"/>
-          <w:sz w:val="28"/>
-          <w:szCs w:val="28"/>
-          <w:lang w:val="en-US"/>
-        </w:rPr>
-      </w:pPr>
-      <w:r>
-        <w:rPr>
-          <w:rFonts w:ascii="Times New Roman" w:hAnsi="Times New Roman" w:cs="Times New Roman"/>
-          <w:sz w:val="28"/>
-          <w:szCs w:val="28"/>
-          <w:lang w:val="en-US"/>
-        </w:rPr>
-        <w:t xml:space="preserve">    line = case status</w:t>
+        <w:t xml:space="preserve">, </w:t>
+      </w:r>
+      <w:proofErr w:type="spellStart"/>
+      <w:r>
+        <w:rPr>
+          <w:rFonts w:ascii="Times New Roman" w:hAnsi="Times New Roman" w:cs="Times New Roman"/>
+          <w:sz w:val="28"/>
+          <w:szCs w:val="28"/>
+          <w:lang w:val="en-US"/>
+        </w:rPr>
+        <w:t>дорогой</w:t>
+      </w:r>
+      <w:proofErr w:type="spellEnd"/>
+      <w:r>
+        <w:rPr>
+          <w:rFonts w:ascii="Times New Roman" w:hAnsi="Times New Roman" w:cs="Times New Roman"/>
+          <w:sz w:val="28"/>
+          <w:szCs w:val="28"/>
+          <w:lang w:val="en-US"/>
+        </w:rPr>
+        <w:t>."</w:t>
       </w:r>
     </w:p>
     <w:p>
@@ -3717,6 +3532,279 @@
           <w:szCs w:val="28"/>
           <w:lang w:val="en-US"/>
         </w:rPr>
+        <w:t>дешевый</w:t>
+      </w:r>
+      <w:proofErr w:type="spellEnd"/>
+      <w:r>
+        <w:rPr>
+          <w:rFonts w:ascii="Times New Roman" w:hAnsi="Times New Roman" w:cs="Times New Roman"/>
+          <w:sz w:val="28"/>
+          <w:szCs w:val="28"/>
+          <w:lang w:val="en-US"/>
+        </w:rPr>
+        <w:t>"    then "</w:t>
+      </w:r>
+      <w:r>
+        <w:rPr>
+          <w:rFonts w:ascii="Segoe UI Symbol" w:hAnsi="Segoe UI Symbol" w:cs="Segoe UI Symbol"/>
+          <w:sz w:val="28"/>
+          <w:szCs w:val="28"/>
+          <w:lang w:val="en-US"/>
+        </w:rPr>
+        <w:t>✓</w:t>
+      </w:r>
+      <w:r>
+        <w:rPr>
+          <w:rFonts w:ascii="Times New Roman" w:hAnsi="Times New Roman" w:cs="Times New Roman"/>
+          <w:sz w:val="28"/>
+          <w:szCs w:val="28"/>
+          <w:lang w:val="en-US"/>
+        </w:rPr>
+        <w:t xml:space="preserve"> #{order[:customer]}: #{total} </w:t>
+      </w:r>
+      <w:proofErr w:type="spellStart"/>
+      <w:r>
+        <w:rPr>
+          <w:rFonts w:ascii="Times New Roman" w:hAnsi="Times New Roman" w:cs="Times New Roman"/>
+          <w:sz w:val="28"/>
+          <w:szCs w:val="28"/>
+          <w:lang w:val="en-US"/>
+        </w:rPr>
+        <w:t>руб</w:t>
+      </w:r>
+      <w:proofErr w:type="spellEnd"/>
+      <w:r>
+        <w:rPr>
+          <w:rFonts w:ascii="Times New Roman" w:hAnsi="Times New Roman" w:cs="Times New Roman"/>
+          <w:sz w:val="28"/>
+          <w:szCs w:val="28"/>
+          <w:lang w:val="en-US"/>
+        </w:rPr>
+        <w:t xml:space="preserve">. </w:t>
+      </w:r>
+      <w:proofErr w:type="spellStart"/>
+      <w:r>
+        <w:rPr>
+          <w:rFonts w:ascii="Times New Roman" w:hAnsi="Times New Roman" w:cs="Times New Roman"/>
+          <w:sz w:val="28"/>
+          <w:szCs w:val="28"/>
+          <w:lang w:val="en-US"/>
+        </w:rPr>
+        <w:t>Товар</w:t>
+      </w:r>
+      <w:proofErr w:type="spellEnd"/>
+      <w:r>
+        <w:rPr>
+          <w:rFonts w:ascii="Times New Roman" w:hAnsi="Times New Roman" w:cs="Times New Roman"/>
+          <w:sz w:val="28"/>
+          <w:szCs w:val="28"/>
+          <w:lang w:val="en-US"/>
+        </w:rPr>
+        <w:t xml:space="preserve"> </w:t>
+      </w:r>
+      <w:proofErr w:type="spellStart"/>
+      <w:r>
+        <w:rPr>
+          <w:rFonts w:ascii="Times New Roman" w:hAnsi="Times New Roman" w:cs="Times New Roman"/>
+          <w:sz w:val="28"/>
+          <w:szCs w:val="28"/>
+          <w:lang w:val="en-US"/>
+        </w:rPr>
+        <w:t>оплачен</w:t>
+      </w:r>
+      <w:proofErr w:type="spellEnd"/>
+      <w:r>
+        <w:rPr>
+          <w:rFonts w:ascii="Times New Roman" w:hAnsi="Times New Roman" w:cs="Times New Roman"/>
+          <w:sz w:val="28"/>
+          <w:szCs w:val="28"/>
+          <w:lang w:val="en-US"/>
+        </w:rPr>
+        <w:t xml:space="preserve">, </w:t>
+      </w:r>
+      <w:proofErr w:type="spellStart"/>
+      <w:r>
+        <w:rPr>
+          <w:rFonts w:ascii="Times New Roman" w:hAnsi="Times New Roman" w:cs="Times New Roman"/>
+          <w:sz w:val="28"/>
+          <w:szCs w:val="28"/>
+          <w:lang w:val="en-US"/>
+        </w:rPr>
+        <w:t>дешевый</w:t>
+      </w:r>
+      <w:proofErr w:type="spellEnd"/>
+      <w:r>
+        <w:rPr>
+          <w:rFonts w:ascii="Times New Roman" w:hAnsi="Times New Roman" w:cs="Times New Roman"/>
+          <w:sz w:val="28"/>
+          <w:szCs w:val="28"/>
+          <w:lang w:val="en-US"/>
+        </w:rPr>
+        <w:t>."</w:t>
+      </w:r>
+    </w:p>
+    <w:p>
+      <w:pPr>
+        <w:spacing w:after="0"/>
+        <w:ind w:firstLine="709"/>
+        <w:rPr>
+          <w:rFonts w:ascii="Times New Roman" w:hAnsi="Times New Roman" w:cs="Times New Roman"/>
+          <w:sz w:val="28"/>
+          <w:szCs w:val="28"/>
+          <w:lang w:val="en-US"/>
+        </w:rPr>
+      </w:pPr>
+      <w:r>
+        <w:rPr>
+          <w:rFonts w:ascii="Times New Roman" w:hAnsi="Times New Roman" w:cs="Times New Roman"/>
+          <w:sz w:val="28"/>
+          <w:szCs w:val="28"/>
+          <w:lang w:val="en-US"/>
+        </w:rPr>
+        <w:t xml:space="preserve">           when</w:t>
+      </w:r>
+      <w:r>
+        <w:rPr>
+          <w:rFonts w:ascii="Times New Roman" w:hAnsi="Times New Roman" w:cs="Times New Roman"/>
+          <w:sz w:val="28"/>
+          <w:szCs w:val="28"/>
+        </w:rPr>
+        <w:t xml:space="preserve"> "не оплачен, дорогой" </w:t>
+      </w:r>
+      <w:r>
+        <w:rPr>
+          <w:rFonts w:ascii="Times New Roman" w:hAnsi="Times New Roman" w:cs="Times New Roman"/>
+          <w:sz w:val="28"/>
+          <w:szCs w:val="28"/>
+          <w:lang w:val="en-US"/>
+        </w:rPr>
+        <w:t>then</w:t>
+      </w:r>
+      <w:r>
+        <w:rPr>
+          <w:rFonts w:ascii="Times New Roman" w:hAnsi="Times New Roman" w:cs="Times New Roman"/>
+          <w:sz w:val="28"/>
+          <w:szCs w:val="28"/>
+        </w:rPr>
+        <w:t xml:space="preserve"> "! </w:t>
+      </w:r>
+      <w:r>
+        <w:rPr>
+          <w:rFonts w:ascii="Times New Roman" w:hAnsi="Times New Roman" w:cs="Times New Roman"/>
+          <w:sz w:val="28"/>
+          <w:szCs w:val="28"/>
+          <w:lang w:val="en-US"/>
+        </w:rPr>
+        <w:t xml:space="preserve">#{order[:customer]}: </w:t>
+      </w:r>
+      <w:proofErr w:type="spellStart"/>
+      <w:r>
+        <w:rPr>
+          <w:rFonts w:ascii="Times New Roman" w:hAnsi="Times New Roman" w:cs="Times New Roman"/>
+          <w:sz w:val="28"/>
+          <w:szCs w:val="28"/>
+          <w:lang w:val="en-US"/>
+        </w:rPr>
+        <w:t>долг</w:t>
+      </w:r>
+      <w:proofErr w:type="spellEnd"/>
+      <w:r>
+        <w:rPr>
+          <w:rFonts w:ascii="Times New Roman" w:hAnsi="Times New Roman" w:cs="Times New Roman"/>
+          <w:sz w:val="28"/>
+          <w:szCs w:val="28"/>
+          <w:lang w:val="en-US"/>
+        </w:rPr>
+        <w:t xml:space="preserve"> #{total} </w:t>
+      </w:r>
+      <w:proofErr w:type="spellStart"/>
+      <w:r>
+        <w:rPr>
+          <w:rFonts w:ascii="Times New Roman" w:hAnsi="Times New Roman" w:cs="Times New Roman"/>
+          <w:sz w:val="28"/>
+          <w:szCs w:val="28"/>
+          <w:lang w:val="en-US"/>
+        </w:rPr>
+        <w:t>руб</w:t>
+      </w:r>
+      <w:proofErr w:type="spellEnd"/>
+      <w:r>
+        <w:rPr>
+          <w:rFonts w:ascii="Times New Roman" w:hAnsi="Times New Roman" w:cs="Times New Roman"/>
+          <w:sz w:val="28"/>
+          <w:szCs w:val="28"/>
+          <w:lang w:val="en-US"/>
+        </w:rPr>
+        <w:t xml:space="preserve">. </w:t>
+      </w:r>
+      <w:proofErr w:type="spellStart"/>
+      <w:r>
+        <w:rPr>
+          <w:rFonts w:ascii="Times New Roman" w:hAnsi="Times New Roman" w:cs="Times New Roman"/>
+          <w:sz w:val="28"/>
+          <w:szCs w:val="28"/>
+          <w:lang w:val="en-US"/>
+        </w:rPr>
+        <w:t>Товар</w:t>
+      </w:r>
+      <w:proofErr w:type="spellEnd"/>
+      <w:r>
+        <w:rPr>
+          <w:rFonts w:ascii="Times New Roman" w:hAnsi="Times New Roman" w:cs="Times New Roman"/>
+          <w:sz w:val="28"/>
+          <w:szCs w:val="28"/>
+          <w:lang w:val="en-US"/>
+        </w:rPr>
+        <w:t xml:space="preserve"> </w:t>
+      </w:r>
+      <w:proofErr w:type="spellStart"/>
+      <w:r>
+        <w:rPr>
+          <w:rFonts w:ascii="Times New Roman" w:hAnsi="Times New Roman" w:cs="Times New Roman"/>
+          <w:sz w:val="28"/>
+          <w:szCs w:val="28"/>
+          <w:lang w:val="en-US"/>
+        </w:rPr>
+        <w:t>не</w:t>
+      </w:r>
+      <w:proofErr w:type="spellEnd"/>
+      <w:r>
+        <w:rPr>
+          <w:rFonts w:ascii="Times New Roman" w:hAnsi="Times New Roman" w:cs="Times New Roman"/>
+          <w:sz w:val="28"/>
+          <w:szCs w:val="28"/>
+          <w:lang w:val="en-US"/>
+        </w:rPr>
+        <w:t xml:space="preserve"> </w:t>
+      </w:r>
+      <w:proofErr w:type="spellStart"/>
+      <w:r>
+        <w:rPr>
+          <w:rFonts w:ascii="Times New Roman" w:hAnsi="Times New Roman" w:cs="Times New Roman"/>
+          <w:sz w:val="28"/>
+          <w:szCs w:val="28"/>
+          <w:lang w:val="en-US"/>
+        </w:rPr>
+        <w:t>оплачен</w:t>
+      </w:r>
+      <w:proofErr w:type="spellEnd"/>
+      <w:r>
+        <w:rPr>
+          <w:rFonts w:ascii="Times New Roman" w:hAnsi="Times New Roman" w:cs="Times New Roman"/>
+          <w:sz w:val="28"/>
+          <w:szCs w:val="28"/>
+          <w:lang w:val="en-US"/>
+        </w:rPr>
+        <w:t xml:space="preserve">, </w:t>
+      </w:r>
+      <w:proofErr w:type="spellStart"/>
+      <w:r>
+        <w:rPr>
+          <w:rFonts w:ascii="Times New Roman" w:hAnsi="Times New Roman" w:cs="Times New Roman"/>
+          <w:sz w:val="28"/>
+          <w:szCs w:val="28"/>
+          <w:lang w:val="en-US"/>
+        </w:rPr>
         <w:t>дорогой</w:t>
       </w:r>
       <w:proofErr w:type="spellEnd"/>
@@ -3727,45 +3815,28 @@
           <w:szCs w:val="28"/>
           <w:lang w:val="en-US"/>
         </w:rPr>
-        <w:t>"   then "</w:t>
-      </w:r>
-      <w:r>
-        <w:rPr>
-          <w:rFonts w:ascii="Segoe UI Symbol" w:hAnsi="Segoe UI Symbol" w:cs="Segoe UI Symbol"/>
-          <w:sz w:val="28"/>
-          <w:szCs w:val="28"/>
-          <w:lang w:val="en-US"/>
-        </w:rPr>
-        <w:t>★</w:t>
-      </w:r>
-      <w:r>
-        <w:rPr>
-          <w:rFonts w:ascii="Times New Roman" w:hAnsi="Times New Roman" w:cs="Times New Roman"/>
-          <w:sz w:val="28"/>
-          <w:szCs w:val="28"/>
-          <w:lang w:val="en-US"/>
-        </w:rPr>
-        <w:t xml:space="preserve"> #{order</w:t>
-      </w:r>
-      <w:proofErr w:type="gramStart"/>
-      <w:r>
-        <w:rPr>
-          <w:rFonts w:ascii="Times New Roman" w:hAnsi="Times New Roman" w:cs="Times New Roman"/>
-          <w:sz w:val="28"/>
-          <w:szCs w:val="28"/>
-          <w:lang w:val="en-US"/>
-        </w:rPr>
-        <w:t>[:customer</w:t>
-      </w:r>
-      <w:proofErr w:type="gramEnd"/>
-      <w:r>
-        <w:rPr>
-          <w:rFonts w:ascii="Times New Roman" w:hAnsi="Times New Roman" w:cs="Times New Roman"/>
-          <w:sz w:val="28"/>
-          <w:szCs w:val="28"/>
-          <w:lang w:val="en-US"/>
-        </w:rPr>
-        <w:t xml:space="preserve">]}: #{total} </w:t>
+        <w:t>."</w:t>
+      </w:r>
+    </w:p>
+    <w:p>
+      <w:pPr>
+        <w:spacing w:after="0"/>
+        <w:ind w:firstLine="709"/>
+        <w:rPr>
+          <w:rFonts w:ascii="Times New Roman" w:hAnsi="Times New Roman" w:cs="Times New Roman"/>
+          <w:sz w:val="28"/>
+          <w:szCs w:val="28"/>
+          <w:lang w:val="en-US"/>
+        </w:rPr>
+      </w:pPr>
+      <w:r>
+        <w:rPr>
+          <w:rFonts w:ascii="Times New Roman" w:hAnsi="Times New Roman" w:cs="Times New Roman"/>
+          <w:sz w:val="28"/>
+          <w:szCs w:val="28"/>
+          <w:lang w:val="en-US"/>
+        </w:rPr>
+        <w:t xml:space="preserve">           when "</w:t>
       </w:r>
       <w:proofErr w:type="spellStart"/>
       <w:r>
@@ -3775,6 +3846,86 @@
           <w:szCs w:val="28"/>
           <w:lang w:val="en-US"/>
         </w:rPr>
+        <w:t>не</w:t>
+      </w:r>
+      <w:proofErr w:type="spellEnd"/>
+      <w:r>
+        <w:rPr>
+          <w:rFonts w:ascii="Times New Roman" w:hAnsi="Times New Roman" w:cs="Times New Roman"/>
+          <w:sz w:val="28"/>
+          <w:szCs w:val="28"/>
+          <w:lang w:val="en-US"/>
+        </w:rPr>
+        <w:t xml:space="preserve"> </w:t>
+      </w:r>
+      <w:proofErr w:type="spellStart"/>
+      <w:r>
+        <w:rPr>
+          <w:rFonts w:ascii="Times New Roman" w:hAnsi="Times New Roman" w:cs="Times New Roman"/>
+          <w:sz w:val="28"/>
+          <w:szCs w:val="28"/>
+          <w:lang w:val="en-US"/>
+        </w:rPr>
+        <w:t>оплачен</w:t>
+      </w:r>
+      <w:proofErr w:type="spellEnd"/>
+      <w:r>
+        <w:rPr>
+          <w:rFonts w:ascii="Times New Roman" w:hAnsi="Times New Roman" w:cs="Times New Roman"/>
+          <w:sz w:val="28"/>
+          <w:szCs w:val="28"/>
+          <w:lang w:val="en-US"/>
+        </w:rPr>
+        <w:t xml:space="preserve">, </w:t>
+      </w:r>
+      <w:proofErr w:type="spellStart"/>
+      <w:r>
+        <w:rPr>
+          <w:rFonts w:ascii="Times New Roman" w:hAnsi="Times New Roman" w:cs="Times New Roman"/>
+          <w:sz w:val="28"/>
+          <w:szCs w:val="28"/>
+          <w:lang w:val="en-US"/>
+        </w:rPr>
+        <w:t>дешевый</w:t>
+      </w:r>
+      <w:proofErr w:type="spellEnd"/>
+      <w:r>
+        <w:rPr>
+          <w:rFonts w:ascii="Times New Roman" w:hAnsi="Times New Roman" w:cs="Times New Roman"/>
+          <w:sz w:val="28"/>
+          <w:szCs w:val="28"/>
+          <w:lang w:val="en-US"/>
+        </w:rPr>
+        <w:t xml:space="preserve">" then "· #{order[:customer]}: </w:t>
+      </w:r>
+      <w:proofErr w:type="spellStart"/>
+      <w:r>
+        <w:rPr>
+          <w:rFonts w:ascii="Times New Roman" w:hAnsi="Times New Roman" w:cs="Times New Roman"/>
+          <w:sz w:val="28"/>
+          <w:szCs w:val="28"/>
+          <w:lang w:val="en-US"/>
+        </w:rPr>
+        <w:t>долг</w:t>
+      </w:r>
+      <w:proofErr w:type="spellEnd"/>
+      <w:r>
+        <w:rPr>
+          <w:rFonts w:ascii="Times New Roman" w:hAnsi="Times New Roman" w:cs="Times New Roman"/>
+          <w:sz w:val="28"/>
+          <w:szCs w:val="28"/>
+          <w:lang w:val="en-US"/>
+        </w:rPr>
+        <w:t xml:space="preserve"> #{total} </w:t>
+      </w:r>
+      <w:proofErr w:type="spellStart"/>
+      <w:r>
+        <w:rPr>
+          <w:rFonts w:ascii="Times New Roman" w:hAnsi="Times New Roman" w:cs="Times New Roman"/>
+          <w:sz w:val="28"/>
+          <w:szCs w:val="28"/>
+          <w:lang w:val="en-US"/>
+        </w:rPr>
         <w:t>руб</w:t>
       </w:r>
       <w:proofErr w:type="spellEnd"/>
@@ -3815,6 +3966,26 @@
           <w:szCs w:val="28"/>
           <w:lang w:val="en-US"/>
         </w:rPr>
+        <w:t>не</w:t>
+      </w:r>
+      <w:proofErr w:type="spellEnd"/>
+      <w:r>
+        <w:rPr>
+          <w:rFonts w:ascii="Times New Roman" w:hAnsi="Times New Roman" w:cs="Times New Roman"/>
+          <w:sz w:val="28"/>
+          <w:szCs w:val="28"/>
+          <w:lang w:val="en-US"/>
+        </w:rPr>
+        <w:t xml:space="preserve"> </w:t>
+      </w:r>
+      <w:proofErr w:type="spellStart"/>
+      <w:r>
+        <w:rPr>
+          <w:rFonts w:ascii="Times New Roman" w:hAnsi="Times New Roman" w:cs="Times New Roman"/>
+          <w:sz w:val="28"/>
+          <w:szCs w:val="28"/>
+          <w:lang w:val="en-US"/>
+        </w:rPr>
         <w:t>оплачен</w:t>
       </w:r>
       <w:proofErr w:type="spellEnd"/>
@@ -3835,7 +4006,7 @@
           <w:szCs w:val="28"/>
           <w:lang w:val="en-US"/>
         </w:rPr>
-        <w:t>дорогой</w:t>
+        <w:t>дешевый</w:t>
       </w:r>
       <w:proofErr w:type="spellEnd"/>
       <w:r>
@@ -3866,7 +4037,7 @@
           <w:szCs w:val="28"/>
           <w:lang w:val="en-US"/>
         </w:rPr>
-        <w:t xml:space="preserve">           when "</w:t>
+        <w:t xml:space="preserve">           else                            "? #{order[:customer]}: </w:t>
       </w:r>
       <w:proofErr w:type="spellStart"/>
       <w:r>
@@ -3876,7 +4047,7 @@
           <w:szCs w:val="28"/>
           <w:lang w:val="en-US"/>
         </w:rPr>
-        <w:t>оплачен</w:t>
+        <w:t>нет</w:t>
       </w:r>
       <w:proofErr w:type="spellEnd"/>
       <w:r>
@@ -3886,7 +4057,7 @@
           <w:szCs w:val="28"/>
           <w:lang w:val="en-US"/>
         </w:rPr>
-        <w:t xml:space="preserve">, </w:t>
+        <w:t xml:space="preserve"> </w:t>
       </w:r>
       <w:proofErr w:type="spellStart"/>
       <w:r>
@@ -3896,7 +4067,7 @@
           <w:szCs w:val="28"/>
           <w:lang w:val="en-US"/>
         </w:rPr>
-        <w:t>дешевый</w:t>
+        <w:t>данных</w:t>
       </w:r>
       <w:proofErr w:type="spellEnd"/>
       <w:r>
@@ -3906,45 +4077,112 @@
           <w:szCs w:val="28"/>
           <w:lang w:val="en-US"/>
         </w:rPr>
-        <w:t>"    then "</w:t>
-      </w:r>
-      <w:r>
-        <w:rPr>
-          <w:rFonts w:ascii="Segoe UI Symbol" w:hAnsi="Segoe UI Symbol" w:cs="Segoe UI Symbol"/>
-          <w:sz w:val="28"/>
-          <w:szCs w:val="28"/>
-          <w:lang w:val="en-US"/>
-        </w:rPr>
-        <w:t>✓</w:t>
-      </w:r>
-      <w:r>
-        <w:rPr>
-          <w:rFonts w:ascii="Times New Roman" w:hAnsi="Times New Roman" w:cs="Times New Roman"/>
-          <w:sz w:val="28"/>
-          <w:szCs w:val="28"/>
-          <w:lang w:val="en-US"/>
-        </w:rPr>
-        <w:t xml:space="preserve"> #{order</w:t>
-      </w:r>
-      <w:proofErr w:type="gramStart"/>
-      <w:r>
-        <w:rPr>
-          <w:rFonts w:ascii="Times New Roman" w:hAnsi="Times New Roman" w:cs="Times New Roman"/>
-          <w:sz w:val="28"/>
-          <w:szCs w:val="28"/>
-          <w:lang w:val="en-US"/>
-        </w:rPr>
-        <w:t>[:customer</w:t>
-      </w:r>
-      <w:proofErr w:type="gramEnd"/>
-      <w:r>
-        <w:rPr>
-          <w:rFonts w:ascii="Times New Roman" w:hAnsi="Times New Roman" w:cs="Times New Roman"/>
-          <w:sz w:val="28"/>
-          <w:szCs w:val="28"/>
-          <w:lang w:val="en-US"/>
-        </w:rPr>
-        <w:t xml:space="preserve">]}: #{total} </w:t>
+        <w:t>."</w:t>
+      </w:r>
+    </w:p>
+    <w:p>
+      <w:pPr>
+        <w:spacing w:after="0"/>
+        <w:ind w:firstLine="709"/>
+        <w:rPr>
+          <w:rFonts w:ascii="Times New Roman" w:hAnsi="Times New Roman" w:cs="Times New Roman"/>
+          <w:sz w:val="28"/>
+          <w:szCs w:val="28"/>
+          <w:lang w:val="en-US"/>
+        </w:rPr>
+      </w:pPr>
+      <w:r>
+        <w:rPr>
+          <w:rFonts w:ascii="Times New Roman" w:hAnsi="Times New Roman" w:cs="Times New Roman"/>
+          <w:sz w:val="28"/>
+          <w:szCs w:val="28"/>
+          <w:lang w:val="en-US"/>
+        </w:rPr>
+        <w:t xml:space="preserve">           end</w:t>
+      </w:r>
+    </w:p>
+    <w:p>
+      <w:pPr>
+        <w:spacing w:after="0"/>
+        <w:ind w:firstLine="709"/>
+        <w:rPr>
+          <w:rFonts w:ascii="Times New Roman" w:hAnsi="Times New Roman" w:cs="Times New Roman"/>
+          <w:sz w:val="28"/>
+          <w:szCs w:val="28"/>
+          <w:lang w:val="en-US"/>
+        </w:rPr>
+      </w:pPr>
+      <w:r>
+        <w:rPr>
+          <w:rFonts w:ascii="Times New Roman" w:hAnsi="Times New Roman" w:cs="Times New Roman"/>
+          <w:sz w:val="28"/>
+          <w:szCs w:val="28"/>
+          <w:lang w:val="en-US"/>
+        </w:rPr>
+        <w:t xml:space="preserve">    unless order[:items].empty?</w:t>
+      </w:r>
+    </w:p>
+    <w:p>
+      <w:pPr>
+        <w:spacing w:after="0"/>
+        <w:ind w:firstLine="709"/>
+        <w:rPr>
+          <w:rFonts w:ascii="Times New Roman" w:hAnsi="Times New Roman" w:cs="Times New Roman"/>
+          <w:sz w:val="28"/>
+          <w:szCs w:val="28"/>
+          <w:lang w:val="en-US"/>
+        </w:rPr>
+      </w:pPr>
+      <w:r>
+        <w:rPr>
+          <w:rFonts w:ascii="Times New Roman" w:hAnsi="Times New Roman" w:cs="Times New Roman"/>
+          <w:sz w:val="28"/>
+          <w:szCs w:val="28"/>
+          <w:lang w:val="en-US"/>
+        </w:rPr>
+        <w:t xml:space="preserve">      puts line</w:t>
+      </w:r>
+    </w:p>
+    <w:p>
+      <w:pPr>
+        <w:spacing w:after="0"/>
+        <w:ind w:firstLine="709"/>
+        <w:rPr>
+          <w:rFonts w:ascii="Times New Roman" w:hAnsi="Times New Roman" w:cs="Times New Roman"/>
+          <w:sz w:val="28"/>
+          <w:szCs w:val="28"/>
+          <w:lang w:val="en-US"/>
+        </w:rPr>
+      </w:pPr>
+      <w:r>
+        <w:rPr>
+          <w:rFonts w:ascii="Times New Roman" w:hAnsi="Times New Roman" w:cs="Times New Roman"/>
+          <w:sz w:val="28"/>
+          <w:szCs w:val="28"/>
+          <w:lang w:val="en-US"/>
+        </w:rPr>
+        <w:t xml:space="preserve">    else</w:t>
+      </w:r>
+    </w:p>
+    <w:p>
+      <w:pPr>
+        <w:spacing w:after="0"/>
+        <w:ind w:firstLine="709"/>
+        <w:rPr>
+          <w:rFonts w:ascii="Times New Roman" w:hAnsi="Times New Roman" w:cs="Times New Roman"/>
+          <w:sz w:val="28"/>
+          <w:szCs w:val="28"/>
+          <w:lang w:val="en-US"/>
+        </w:rPr>
+      </w:pPr>
+      <w:r>
+        <w:rPr>
+          <w:rFonts w:ascii="Times New Roman" w:hAnsi="Times New Roman" w:cs="Times New Roman"/>
+          <w:sz w:val="28"/>
+          <w:szCs w:val="28"/>
+          <w:lang w:val="en-US"/>
+        </w:rPr>
+        <w:t xml:space="preserve">      puts line + " (</w:t>
       </w:r>
       <w:proofErr w:type="spellStart"/>
       <w:r>
@@ -3954,7 +4192,7 @@
           <w:szCs w:val="28"/>
           <w:lang w:val="en-US"/>
         </w:rPr>
-        <w:t>руб</w:t>
+        <w:t>нет</w:t>
       </w:r>
       <w:proofErr w:type="spellEnd"/>
       <w:r>
@@ -3964,7 +4202,7 @@
           <w:szCs w:val="28"/>
           <w:lang w:val="en-US"/>
         </w:rPr>
-        <w:t xml:space="preserve">. </w:t>
+        <w:t xml:space="preserve"> </w:t>
       </w:r>
       <w:proofErr w:type="spellStart"/>
       <w:r>
@@ -3974,7 +4212,7 @@
           <w:szCs w:val="28"/>
           <w:lang w:val="en-US"/>
         </w:rPr>
-        <w:t>Товар</w:t>
+        <w:t>товаров</w:t>
       </w:r>
       <w:proofErr w:type="spellEnd"/>
       <w:r>
@@ -3984,7 +4222,70 @@
           <w:szCs w:val="28"/>
           <w:lang w:val="en-US"/>
         </w:rPr>
-        <w:t xml:space="preserve"> </w:t>
+        <w:t>)"</w:t>
+      </w:r>
+    </w:p>
+    <w:p>
+      <w:pPr>
+        <w:spacing w:after="0"/>
+        <w:ind w:firstLine="709"/>
+        <w:rPr>
+          <w:rFonts w:ascii="Times New Roman" w:hAnsi="Times New Roman" w:cs="Times New Roman"/>
+          <w:sz w:val="28"/>
+          <w:szCs w:val="28"/>
+          <w:lang w:val="en-US"/>
+        </w:rPr>
+      </w:pPr>
+      <w:r>
+        <w:rPr>
+          <w:rFonts w:ascii="Times New Roman" w:hAnsi="Times New Roman" w:cs="Times New Roman"/>
+          <w:sz w:val="28"/>
+          <w:szCs w:val="28"/>
+          <w:lang w:val="en-US"/>
+        </w:rPr>
+        <w:t xml:space="preserve">    end</w:t>
+      </w:r>
+    </w:p>
+    <w:p>
+      <w:pPr>
+        <w:spacing w:after="0"/>
+        <w:ind w:firstLine="709"/>
+        <w:rPr>
+          <w:rFonts w:ascii="Times New Roman" w:hAnsi="Times New Roman" w:cs="Times New Roman"/>
+          <w:sz w:val="28"/>
+          <w:szCs w:val="28"/>
+          <w:lang w:val="en-US"/>
+        </w:rPr>
+      </w:pPr>
+      <w:r>
+        <w:rPr>
+          <w:rFonts w:ascii="Times New Roman" w:hAnsi="Times New Roman" w:cs="Times New Roman"/>
+          <w:sz w:val="28"/>
+          <w:szCs w:val="28"/>
+          <w:lang w:val="en-US"/>
+        </w:rPr>
+        <w:t xml:space="preserve">  end</w:t>
+      </w:r>
+    </w:p>
+    <w:p>
+      <w:pPr>
+        <w:spacing w:after="0"/>
+        <w:ind w:firstLine="709"/>
+        <w:rPr>
+          <w:rFonts w:ascii="Times New Roman" w:hAnsi="Times New Roman" w:cs="Times New Roman"/>
+          <w:sz w:val="28"/>
+          <w:szCs w:val="28"/>
+          <w:lang w:val="en-US"/>
+        </w:rPr>
+      </w:pPr>
+      <w:r>
+        <w:rPr>
+          <w:rFonts w:ascii="Times New Roman" w:hAnsi="Times New Roman" w:cs="Times New Roman"/>
+          <w:sz w:val="28"/>
+          <w:szCs w:val="28"/>
+          <w:lang w:val="en-US"/>
+        </w:rPr>
+        <w:t xml:space="preserve">  </w:t>
       </w:r>
       <w:proofErr w:type="spellStart"/>
       <w:r>
@@ -3994,7 +4295,7 @@
           <w:szCs w:val="28"/>
           <w:lang w:val="en-US"/>
         </w:rPr>
-        <w:t>оплачен</w:t>
+        <w:t>count_unpaid_orders</w:t>
       </w:r>
       <w:proofErr w:type="spellEnd"/>
       <w:r>
@@ -4004,7 +4305,28 @@
           <w:szCs w:val="28"/>
           <w:lang w:val="en-US"/>
         </w:rPr>
-        <w:t xml:space="preserve">, </w:t>
+        <w:t>(ORDERS)</w:t>
+      </w:r>
+    </w:p>
+    <w:p>
+      <w:pPr>
+        <w:spacing w:after="0"/>
+        <w:ind w:firstLine="709"/>
+        <w:rPr>
+          <w:rFonts w:ascii="Times New Roman" w:hAnsi="Times New Roman" w:cs="Times New Roman"/>
+          <w:sz w:val="28"/>
+          <w:szCs w:val="28"/>
+          <w:lang w:val="en-US"/>
+        </w:rPr>
+      </w:pPr>
+      <w:r>
+        <w:rPr>
+          <w:rFonts w:ascii="Times New Roman" w:hAnsi="Times New Roman" w:cs="Times New Roman"/>
+          <w:sz w:val="28"/>
+          <w:szCs w:val="28"/>
+          <w:lang w:val="en-US"/>
+        </w:rPr>
+        <w:t xml:space="preserve">  </w:t>
       </w:r>
       <w:proofErr w:type="spellStart"/>
       <w:r>
@@ -4014,7 +4336,25 @@
           <w:szCs w:val="28"/>
           <w:lang w:val="en-US"/>
         </w:rPr>
-        <w:t>дешевый</w:t>
+        <w:t>paid</w:t>
+      </w:r>
+      <w:r>
+        <w:rPr>
+          <w:rFonts w:ascii="Times New Roman" w:hAnsi="Times New Roman" w:cs="Times New Roman"/>
+          <w:sz w:val="28"/>
+          <w:szCs w:val="28"/>
+          <w:lang w:val="en-US"/>
+        </w:rPr>
+        <w:t>_</w:t>
+      </w:r>
+      <w:r>
+        <w:rPr>
+          <w:rFonts w:ascii="Times New Roman" w:hAnsi="Times New Roman" w:cs="Times New Roman"/>
+          <w:sz w:val="28"/>
+          <w:szCs w:val="28"/>
+          <w:lang w:val="en-US"/>
+        </w:rPr>
+        <w:t>items</w:t>
       </w:r>
       <w:proofErr w:type="spellEnd"/>
       <w:r>
@@ -4024,854 +4364,8 @@
           <w:szCs w:val="28"/>
           <w:lang w:val="en-US"/>
         </w:rPr>
-        <w:t>."</w:t>
-      </w:r>
-    </w:p>
-    <w:p>
-      <w:pPr>
-        <w:spacing w:after="0"/>
-        <w:ind w:firstLine="709"/>
-        <w:rPr>
-          <w:rFonts w:ascii="Times New Roman" w:hAnsi="Times New Roman" w:cs="Times New Roman"/>
-          <w:sz w:val="28"/>
-          <w:szCs w:val="28"/>
-          <w:lang w:val="en-US"/>
-        </w:rPr>
-      </w:pPr>
-      <w:r>
-        <w:rPr>
-          <w:rFonts w:ascii="Times New Roman" w:hAnsi="Times New Roman" w:cs="Times New Roman"/>
-          <w:sz w:val="28"/>
-          <w:szCs w:val="28"/>
-          <w:lang w:val="en-US"/>
-        </w:rPr>
-        <w:t xml:space="preserve">           when "</w:t>
-      </w:r>
-      <w:proofErr w:type="spellStart"/>
-      <w:r>
-        <w:rPr>
-          <w:rFonts w:ascii="Times New Roman" w:hAnsi="Times New Roman" w:cs="Times New Roman"/>
-          <w:sz w:val="28"/>
-          <w:szCs w:val="28"/>
-          <w:lang w:val="en-US"/>
-        </w:rPr>
-        <w:t>не</w:t>
-      </w:r>
-      <w:proofErr w:type="spellEnd"/>
-      <w:r>
-        <w:rPr>
-          <w:rFonts w:ascii="Times New Roman" w:hAnsi="Times New Roman" w:cs="Times New Roman"/>
-          <w:sz w:val="28"/>
-          <w:szCs w:val="28"/>
-          <w:lang w:val="en-US"/>
-        </w:rPr>
-        <w:t xml:space="preserve"> </w:t>
-      </w:r>
-      <w:proofErr w:type="spellStart"/>
-      <w:r>
-        <w:rPr>
-          <w:rFonts w:ascii="Times New Roman" w:hAnsi="Times New Roman" w:cs="Times New Roman"/>
-          <w:sz w:val="28"/>
-          <w:szCs w:val="28"/>
-          <w:lang w:val="en-US"/>
-        </w:rPr>
-        <w:t>оплачен</w:t>
-      </w:r>
-      <w:proofErr w:type="spellEnd"/>
-      <w:r>
-        <w:rPr>
-          <w:rFonts w:ascii="Times New Roman" w:hAnsi="Times New Roman" w:cs="Times New Roman"/>
-          <w:sz w:val="28"/>
-          <w:szCs w:val="28"/>
-          <w:lang w:val="en-US"/>
-        </w:rPr>
-        <w:t xml:space="preserve">, </w:t>
-      </w:r>
-      <w:proofErr w:type="spellStart"/>
-      <w:r>
-        <w:rPr>
-          <w:rFonts w:ascii="Times New Roman" w:hAnsi="Times New Roman" w:cs="Times New Roman"/>
-          <w:sz w:val="28"/>
-          <w:szCs w:val="28"/>
-          <w:lang w:val="en-US"/>
-        </w:rPr>
-        <w:t>дорогой</w:t>
-      </w:r>
-      <w:proofErr w:type="spellEnd"/>
-      <w:r>
-        <w:rPr>
-          <w:rFonts w:ascii="Times New Roman" w:hAnsi="Times New Roman" w:cs="Times New Roman"/>
-          <w:sz w:val="28"/>
-          <w:szCs w:val="28"/>
-          <w:lang w:val="en-US"/>
-        </w:rPr>
-        <w:t>" then "! #{order</w:t>
-      </w:r>
-      <w:proofErr w:type="gramStart"/>
-      <w:r>
-        <w:rPr>
-          <w:rFonts w:ascii="Times New Roman" w:hAnsi="Times New Roman" w:cs="Times New Roman"/>
-          <w:sz w:val="28"/>
-          <w:szCs w:val="28"/>
-          <w:lang w:val="en-US"/>
-        </w:rPr>
-        <w:t>[:customer</w:t>
-      </w:r>
-      <w:proofErr w:type="gramEnd"/>
-      <w:r>
-        <w:rPr>
-          <w:rFonts w:ascii="Times New Roman" w:hAnsi="Times New Roman" w:cs="Times New Roman"/>
-          <w:sz w:val="28"/>
-          <w:szCs w:val="28"/>
-          <w:lang w:val="en-US"/>
-        </w:rPr>
-        <w:t xml:space="preserve">]}: </w:t>
-      </w:r>
-      <w:proofErr w:type="spellStart"/>
-      <w:r>
-        <w:rPr>
-          <w:rFonts w:ascii="Times New Roman" w:hAnsi="Times New Roman" w:cs="Times New Roman"/>
-          <w:sz w:val="28"/>
-          <w:szCs w:val="28"/>
-          <w:lang w:val="en-US"/>
-        </w:rPr>
-        <w:t>долг</w:t>
-      </w:r>
-      <w:proofErr w:type="spellEnd"/>
-      <w:r>
-        <w:rPr>
-          <w:rFonts w:ascii="Times New Roman" w:hAnsi="Times New Roman" w:cs="Times New Roman"/>
-          <w:sz w:val="28"/>
-          <w:szCs w:val="28"/>
-          <w:lang w:val="en-US"/>
-        </w:rPr>
-        <w:t xml:space="preserve"> #{total} </w:t>
-      </w:r>
-      <w:proofErr w:type="spellStart"/>
-      <w:r>
-        <w:rPr>
-          <w:rFonts w:ascii="Times New Roman" w:hAnsi="Times New Roman" w:cs="Times New Roman"/>
-          <w:sz w:val="28"/>
-          <w:szCs w:val="28"/>
-          <w:lang w:val="en-US"/>
-        </w:rPr>
-        <w:t>руб</w:t>
-      </w:r>
-      <w:proofErr w:type="spellEnd"/>
-      <w:r>
-        <w:rPr>
-          <w:rFonts w:ascii="Times New Roman" w:hAnsi="Times New Roman" w:cs="Times New Roman"/>
-          <w:sz w:val="28"/>
-          <w:szCs w:val="28"/>
-          <w:lang w:val="en-US"/>
-        </w:rPr>
-        <w:t xml:space="preserve">. </w:t>
-      </w:r>
-      <w:proofErr w:type="spellStart"/>
-      <w:r>
-        <w:rPr>
-          <w:rFonts w:ascii="Times New Roman" w:hAnsi="Times New Roman" w:cs="Times New Roman"/>
-          <w:sz w:val="28"/>
-          <w:szCs w:val="28"/>
-          <w:lang w:val="en-US"/>
-        </w:rPr>
-        <w:t>Товар</w:t>
-      </w:r>
-      <w:proofErr w:type="spellEnd"/>
-      <w:r>
-        <w:rPr>
-          <w:rFonts w:ascii="Times New Roman" w:hAnsi="Times New Roman" w:cs="Times New Roman"/>
-          <w:sz w:val="28"/>
-          <w:szCs w:val="28"/>
-          <w:lang w:val="en-US"/>
-        </w:rPr>
-        <w:t xml:space="preserve"> </w:t>
-      </w:r>
-      <w:proofErr w:type="spellStart"/>
-      <w:r>
-        <w:rPr>
-          <w:rFonts w:ascii="Times New Roman" w:hAnsi="Times New Roman" w:cs="Times New Roman"/>
-          <w:sz w:val="28"/>
-          <w:szCs w:val="28"/>
-          <w:lang w:val="en-US"/>
-        </w:rPr>
-        <w:t>не</w:t>
-      </w:r>
-      <w:proofErr w:type="spellEnd"/>
-      <w:r>
-        <w:rPr>
-          <w:rFonts w:ascii="Times New Roman" w:hAnsi="Times New Roman" w:cs="Times New Roman"/>
-          <w:sz w:val="28"/>
-          <w:szCs w:val="28"/>
-          <w:lang w:val="en-US"/>
-        </w:rPr>
-        <w:t xml:space="preserve"> </w:t>
-      </w:r>
-      <w:proofErr w:type="spellStart"/>
-      <w:r>
-        <w:rPr>
-          <w:rFonts w:ascii="Times New Roman" w:hAnsi="Times New Roman" w:cs="Times New Roman"/>
-          <w:sz w:val="28"/>
-          <w:szCs w:val="28"/>
-          <w:lang w:val="en-US"/>
-        </w:rPr>
-        <w:t>оплачен</w:t>
-      </w:r>
-      <w:proofErr w:type="spellEnd"/>
-      <w:r>
-        <w:rPr>
-          <w:rFonts w:ascii="Times New Roman" w:hAnsi="Times New Roman" w:cs="Times New Roman"/>
-          <w:sz w:val="28"/>
-          <w:szCs w:val="28"/>
-          <w:lang w:val="en-US"/>
-        </w:rPr>
-        <w:t xml:space="preserve">, </w:t>
-      </w:r>
-      <w:proofErr w:type="spellStart"/>
-      <w:r>
-        <w:rPr>
-          <w:rFonts w:ascii="Times New Roman" w:hAnsi="Times New Roman" w:cs="Times New Roman"/>
-          <w:sz w:val="28"/>
-          <w:szCs w:val="28"/>
-          <w:lang w:val="en-US"/>
-        </w:rPr>
-        <w:t>дорогой</w:t>
-      </w:r>
-      <w:proofErr w:type="spellEnd"/>
-      <w:r>
-        <w:rPr>
-          <w:rFonts w:ascii="Times New Roman" w:hAnsi="Times New Roman" w:cs="Times New Roman"/>
-          <w:sz w:val="28"/>
-          <w:szCs w:val="28"/>
-          <w:lang w:val="en-US"/>
-        </w:rPr>
-        <w:t>."</w:t>
-      </w:r>
-    </w:p>
-    <w:p>
-      <w:pPr>
-        <w:spacing w:after="0"/>
-        <w:ind w:firstLine="709"/>
-        <w:rPr>
-          <w:rFonts w:ascii="Times New Roman" w:hAnsi="Times New Roman" w:cs="Times New Roman"/>
-          <w:sz w:val="28"/>
-          <w:szCs w:val="28"/>
-          <w:lang w:val="en-US"/>
-        </w:rPr>
-      </w:pPr>
-      <w:r>
-        <w:rPr>
-          <w:rFonts w:ascii="Times New Roman" w:hAnsi="Times New Roman" w:cs="Times New Roman"/>
-          <w:sz w:val="28"/>
-          <w:szCs w:val="28"/>
-          <w:lang w:val="en-US"/>
-        </w:rPr>
-        <w:t xml:space="preserve">           when "</w:t>
-      </w:r>
-      <w:proofErr w:type="spellStart"/>
-      <w:r>
-        <w:rPr>
-          <w:rFonts w:ascii="Times New Roman" w:hAnsi="Times New Roman" w:cs="Times New Roman"/>
-          <w:sz w:val="28"/>
-          <w:szCs w:val="28"/>
-          <w:lang w:val="en-US"/>
-        </w:rPr>
-        <w:t>не</w:t>
-      </w:r>
-      <w:proofErr w:type="spellEnd"/>
-      <w:r>
-        <w:rPr>
-          <w:rFonts w:ascii="Times New Roman" w:hAnsi="Times New Roman" w:cs="Times New Roman"/>
-          <w:sz w:val="28"/>
-          <w:szCs w:val="28"/>
-          <w:lang w:val="en-US"/>
-        </w:rPr>
-        <w:t xml:space="preserve"> </w:t>
-      </w:r>
-      <w:proofErr w:type="spellStart"/>
-      <w:r>
-        <w:rPr>
-          <w:rFonts w:ascii="Times New Roman" w:hAnsi="Times New Roman" w:cs="Times New Roman"/>
-          <w:sz w:val="28"/>
-          <w:szCs w:val="28"/>
-          <w:lang w:val="en-US"/>
-        </w:rPr>
-        <w:t>оплачен</w:t>
-      </w:r>
-      <w:proofErr w:type="spellEnd"/>
-      <w:r>
-        <w:rPr>
-          <w:rFonts w:ascii="Times New Roman" w:hAnsi="Times New Roman" w:cs="Times New Roman"/>
-          <w:sz w:val="28"/>
-          <w:szCs w:val="28"/>
-          <w:lang w:val="en-US"/>
-        </w:rPr>
-        <w:t xml:space="preserve">, </w:t>
-      </w:r>
-      <w:proofErr w:type="spellStart"/>
-      <w:r>
-        <w:rPr>
-          <w:rFonts w:ascii="Times New Roman" w:hAnsi="Times New Roman" w:cs="Times New Roman"/>
-          <w:sz w:val="28"/>
-          <w:szCs w:val="28"/>
-          <w:lang w:val="en-US"/>
-        </w:rPr>
-        <w:t>дешевый</w:t>
-      </w:r>
-      <w:proofErr w:type="spellEnd"/>
-      <w:r>
-        <w:rPr>
-          <w:rFonts w:ascii="Times New Roman" w:hAnsi="Times New Roman" w:cs="Times New Roman"/>
-          <w:sz w:val="28"/>
-          <w:szCs w:val="28"/>
-          <w:lang w:val="en-US"/>
-        </w:rPr>
-        <w:t>" then "· #{order</w:t>
-      </w:r>
-      <w:proofErr w:type="gramStart"/>
-      <w:r>
-        <w:rPr>
-          <w:rFonts w:ascii="Times New Roman" w:hAnsi="Times New Roman" w:cs="Times New Roman"/>
-          <w:sz w:val="28"/>
-          <w:szCs w:val="28"/>
-          <w:lang w:val="en-US"/>
-        </w:rPr>
-        <w:t>[:customer</w:t>
-      </w:r>
-      <w:proofErr w:type="gramEnd"/>
-      <w:r>
-        <w:rPr>
-          <w:rFonts w:ascii="Times New Roman" w:hAnsi="Times New Roman" w:cs="Times New Roman"/>
-          <w:sz w:val="28"/>
-          <w:szCs w:val="28"/>
-          <w:lang w:val="en-US"/>
-        </w:rPr>
-        <w:t xml:space="preserve">]}: </w:t>
-      </w:r>
-      <w:proofErr w:type="spellStart"/>
-      <w:r>
-        <w:rPr>
-          <w:rFonts w:ascii="Times New Roman" w:hAnsi="Times New Roman" w:cs="Times New Roman"/>
-          <w:sz w:val="28"/>
-          <w:szCs w:val="28"/>
-          <w:lang w:val="en-US"/>
-        </w:rPr>
-        <w:t>долг</w:t>
-      </w:r>
-      <w:proofErr w:type="spellEnd"/>
-      <w:r>
-        <w:rPr>
-          <w:rFonts w:ascii="Times New Roman" w:hAnsi="Times New Roman" w:cs="Times New Roman"/>
-          <w:sz w:val="28"/>
-          <w:szCs w:val="28"/>
-          <w:lang w:val="en-US"/>
-        </w:rPr>
-        <w:t xml:space="preserve"> #{total} </w:t>
-      </w:r>
-      <w:proofErr w:type="spellStart"/>
-      <w:r>
-        <w:rPr>
-          <w:rFonts w:ascii="Times New Roman" w:hAnsi="Times New Roman" w:cs="Times New Roman"/>
-          <w:sz w:val="28"/>
-          <w:szCs w:val="28"/>
-          <w:lang w:val="en-US"/>
-        </w:rPr>
-        <w:t>руб</w:t>
-      </w:r>
-      <w:proofErr w:type="spellEnd"/>
-      <w:r>
-        <w:rPr>
-          <w:rFonts w:ascii="Times New Roman" w:hAnsi="Times New Roman" w:cs="Times New Roman"/>
-          <w:sz w:val="28"/>
-          <w:szCs w:val="28"/>
-          <w:lang w:val="en-US"/>
-        </w:rPr>
-        <w:t xml:space="preserve">. </w:t>
-      </w:r>
-      <w:proofErr w:type="spellStart"/>
-      <w:r>
-        <w:rPr>
-          <w:rFonts w:ascii="Times New Roman" w:hAnsi="Times New Roman" w:cs="Times New Roman"/>
-          <w:sz w:val="28"/>
-          <w:szCs w:val="28"/>
-          <w:lang w:val="en-US"/>
-        </w:rPr>
-        <w:t>Товар</w:t>
-      </w:r>
-      <w:proofErr w:type="spellEnd"/>
-      <w:r>
-        <w:rPr>
-          <w:rFonts w:ascii="Times New Roman" w:hAnsi="Times New Roman" w:cs="Times New Roman"/>
-          <w:sz w:val="28"/>
-          <w:szCs w:val="28"/>
-          <w:lang w:val="en-US"/>
-        </w:rPr>
-        <w:t xml:space="preserve"> </w:t>
-      </w:r>
-      <w:proofErr w:type="spellStart"/>
-      <w:r>
-        <w:rPr>
-          <w:rFonts w:ascii="Times New Roman" w:hAnsi="Times New Roman" w:cs="Times New Roman"/>
-          <w:sz w:val="28"/>
-          <w:szCs w:val="28"/>
-          <w:lang w:val="en-US"/>
-        </w:rPr>
-        <w:t>не</w:t>
-      </w:r>
-      <w:proofErr w:type="spellEnd"/>
-      <w:r>
-        <w:rPr>
-          <w:rFonts w:ascii="Times New Roman" w:hAnsi="Times New Roman" w:cs="Times New Roman"/>
-          <w:sz w:val="28"/>
-          <w:szCs w:val="28"/>
-          <w:lang w:val="en-US"/>
-        </w:rPr>
-        <w:t xml:space="preserve"> </w:t>
-      </w:r>
-      <w:proofErr w:type="spellStart"/>
-      <w:r>
-        <w:rPr>
-          <w:rFonts w:ascii="Times New Roman" w:hAnsi="Times New Roman" w:cs="Times New Roman"/>
-          <w:sz w:val="28"/>
-          <w:szCs w:val="28"/>
-          <w:lang w:val="en-US"/>
-        </w:rPr>
-        <w:t>оплачен</w:t>
-      </w:r>
-      <w:proofErr w:type="spellEnd"/>
-      <w:r>
-        <w:rPr>
-          <w:rFonts w:ascii="Times New Roman" w:hAnsi="Times New Roman" w:cs="Times New Roman"/>
-          <w:sz w:val="28"/>
-          <w:szCs w:val="28"/>
-          <w:lang w:val="en-US"/>
-        </w:rPr>
-        <w:t xml:space="preserve">, </w:t>
-      </w:r>
-      <w:proofErr w:type="spellStart"/>
-      <w:r>
-        <w:rPr>
-          <w:rFonts w:ascii="Times New Roman" w:hAnsi="Times New Roman" w:cs="Times New Roman"/>
-          <w:sz w:val="28"/>
-          <w:szCs w:val="28"/>
-          <w:lang w:val="en-US"/>
-        </w:rPr>
-        <w:t>дешевый</w:t>
-      </w:r>
-      <w:proofErr w:type="spellEnd"/>
-      <w:r>
-        <w:rPr>
-          <w:rFonts w:ascii="Times New Roman" w:hAnsi="Times New Roman" w:cs="Times New Roman"/>
-          <w:sz w:val="28"/>
-          <w:szCs w:val="28"/>
-          <w:lang w:val="en-US"/>
-        </w:rPr>
-        <w:t>."</w:t>
-      </w:r>
-    </w:p>
-    <w:p>
-      <w:pPr>
-        <w:spacing w:after="0"/>
-        <w:ind w:firstLine="709"/>
-        <w:rPr>
-          <w:rFonts w:ascii="Times New Roman" w:hAnsi="Times New Roman" w:cs="Times New Roman"/>
-          <w:sz w:val="28"/>
-          <w:szCs w:val="28"/>
-          <w:lang w:val="en-US"/>
-        </w:rPr>
-      </w:pPr>
-      <w:r>
-        <w:rPr>
-          <w:rFonts w:ascii="Times New Roman" w:hAnsi="Times New Roman" w:cs="Times New Roman"/>
-          <w:sz w:val="28"/>
-          <w:szCs w:val="28"/>
-          <w:lang w:val="en-US"/>
-        </w:rPr>
-        <w:t xml:space="preserve">           else                            "? #{order</w:t>
-      </w:r>
-      <w:proofErr w:type="gramStart"/>
-      <w:r>
-        <w:rPr>
-          <w:rFonts w:ascii="Times New Roman" w:hAnsi="Times New Roman" w:cs="Times New Roman"/>
-          <w:sz w:val="28"/>
-          <w:szCs w:val="28"/>
-          <w:lang w:val="en-US"/>
-        </w:rPr>
-        <w:t>[:customer</w:t>
-      </w:r>
-      <w:proofErr w:type="gramEnd"/>
-      <w:r>
-        <w:rPr>
-          <w:rFonts w:ascii="Times New Roman" w:hAnsi="Times New Roman" w:cs="Times New Roman"/>
-          <w:sz w:val="28"/>
-          <w:szCs w:val="28"/>
-          <w:lang w:val="en-US"/>
-        </w:rPr>
-        <w:t xml:space="preserve">]}: </w:t>
-      </w:r>
-      <w:proofErr w:type="spellStart"/>
-      <w:r>
-        <w:rPr>
-          <w:rFonts w:ascii="Times New Roman" w:hAnsi="Times New Roman" w:cs="Times New Roman"/>
-          <w:sz w:val="28"/>
-          <w:szCs w:val="28"/>
-          <w:lang w:val="en-US"/>
-        </w:rPr>
-        <w:t>нет</w:t>
-      </w:r>
-      <w:proofErr w:type="spellEnd"/>
-      <w:r>
-        <w:rPr>
-          <w:rFonts w:ascii="Times New Roman" w:hAnsi="Times New Roman" w:cs="Times New Roman"/>
-          <w:sz w:val="28"/>
-          <w:szCs w:val="28"/>
-          <w:lang w:val="en-US"/>
-        </w:rPr>
-        <w:t xml:space="preserve"> </w:t>
-      </w:r>
-      <w:proofErr w:type="spellStart"/>
-      <w:r>
-        <w:rPr>
-          <w:rFonts w:ascii="Times New Roman" w:hAnsi="Times New Roman" w:cs="Times New Roman"/>
-          <w:sz w:val="28"/>
-          <w:szCs w:val="28"/>
-          <w:lang w:val="en-US"/>
-        </w:rPr>
-        <w:t>данных</w:t>
-      </w:r>
-      <w:proofErr w:type="spellEnd"/>
-      <w:r>
-        <w:rPr>
-          <w:rFonts w:ascii="Times New Roman" w:hAnsi="Times New Roman" w:cs="Times New Roman"/>
-          <w:sz w:val="28"/>
-          <w:szCs w:val="28"/>
-          <w:lang w:val="en-US"/>
-        </w:rPr>
-        <w:t>."</w:t>
-      </w:r>
-    </w:p>
-    <w:p>
-      <w:pPr>
-        <w:spacing w:after="0"/>
-        <w:ind w:firstLine="709"/>
-        <w:rPr>
-          <w:rFonts w:ascii="Times New Roman" w:hAnsi="Times New Roman" w:cs="Times New Roman"/>
-          <w:sz w:val="28"/>
-          <w:szCs w:val="28"/>
-          <w:lang w:val="en-US"/>
-        </w:rPr>
-      </w:pPr>
-      <w:r>
-        <w:rPr>
-          <w:rFonts w:ascii="Times New Roman" w:hAnsi="Times New Roman" w:cs="Times New Roman"/>
-          <w:sz w:val="28"/>
-          <w:szCs w:val="28"/>
-          <w:lang w:val="en-US"/>
-        </w:rPr>
-        <w:t xml:space="preserve">           end</w:t>
-      </w:r>
-    </w:p>
-    <w:p>
-      <w:pPr>
-        <w:spacing w:after="0"/>
-        <w:ind w:firstLine="709"/>
-        <w:rPr>
-          <w:rFonts w:ascii="Times New Roman" w:hAnsi="Times New Roman" w:cs="Times New Roman"/>
-          <w:sz w:val="28"/>
-          <w:szCs w:val="28"/>
-          <w:lang w:val="en-US"/>
-        </w:rPr>
-      </w:pPr>
-      <w:r>
-        <w:rPr>
-          <w:rFonts w:ascii="Times New Roman" w:hAnsi="Times New Roman" w:cs="Times New Roman"/>
-          <w:sz w:val="28"/>
-          <w:szCs w:val="28"/>
-          <w:lang w:val="en-US"/>
-        </w:rPr>
-        <w:t xml:space="preserve">    unless order</w:t>
-      </w:r>
-      <w:proofErr w:type="gramStart"/>
-      <w:r>
-        <w:rPr>
-          <w:rFonts w:ascii="Times New Roman" w:hAnsi="Times New Roman" w:cs="Times New Roman"/>
-          <w:sz w:val="28"/>
-          <w:szCs w:val="28"/>
-          <w:lang w:val="en-US"/>
-        </w:rPr>
-        <w:t>[:items</w:t>
-      </w:r>
-      <w:proofErr w:type="gramEnd"/>
-      <w:r>
-        <w:rPr>
-          <w:rFonts w:ascii="Times New Roman" w:hAnsi="Times New Roman" w:cs="Times New Roman"/>
-          <w:sz w:val="28"/>
-          <w:szCs w:val="28"/>
-          <w:lang w:val="en-US"/>
-        </w:rPr>
-        <w:t>].empty?</w:t>
-      </w:r>
-    </w:p>
-    <w:p>
-      <w:pPr>
-        <w:spacing w:after="0"/>
-        <w:ind w:firstLine="709"/>
-        <w:rPr>
-          <w:rFonts w:ascii="Times New Roman" w:hAnsi="Times New Roman" w:cs="Times New Roman"/>
-          <w:sz w:val="28"/>
-          <w:szCs w:val="28"/>
-          <w:lang w:val="en-US"/>
-        </w:rPr>
-      </w:pPr>
-      <w:r>
-        <w:rPr>
-          <w:rFonts w:ascii="Times New Roman" w:hAnsi="Times New Roman" w:cs="Times New Roman"/>
-          <w:sz w:val="28"/>
-          <w:szCs w:val="28"/>
-          <w:lang w:val="en-US"/>
-        </w:rPr>
-        <w:t xml:space="preserve">      puts line</w:t>
-      </w:r>
-    </w:p>
-    <w:p>
-      <w:pPr>
-        <w:spacing w:after="0"/>
-        <w:ind w:firstLine="709"/>
-        <w:rPr>
-          <w:rFonts w:ascii="Times New Roman" w:hAnsi="Times New Roman" w:cs="Times New Roman"/>
-          <w:sz w:val="28"/>
-          <w:szCs w:val="28"/>
-          <w:lang w:val="en-US"/>
-        </w:rPr>
-      </w:pPr>
-      <w:r>
-        <w:rPr>
-          <w:rFonts w:ascii="Times New Roman" w:hAnsi="Times New Roman" w:cs="Times New Roman"/>
-          <w:sz w:val="28"/>
-          <w:szCs w:val="28"/>
-          <w:lang w:val="en-US"/>
-        </w:rPr>
-        <w:t xml:space="preserve">    else</w:t>
-      </w:r>
-    </w:p>
-    <w:p>
-      <w:pPr>
-        <w:spacing w:after="0"/>
-        <w:ind w:firstLine="709"/>
-        <w:rPr>
-          <w:rFonts w:ascii="Times New Roman" w:hAnsi="Times New Roman" w:cs="Times New Roman"/>
-          <w:sz w:val="28"/>
-          <w:szCs w:val="28"/>
-          <w:lang w:val="en-US"/>
-        </w:rPr>
-      </w:pPr>
-      <w:r>
-        <w:rPr>
-          <w:rFonts w:ascii="Times New Roman" w:hAnsi="Times New Roman" w:cs="Times New Roman"/>
-          <w:sz w:val="28"/>
-          <w:szCs w:val="28"/>
-          <w:lang w:val="en-US"/>
-        </w:rPr>
-        <w:t xml:space="preserve">      puts line + " (</w:t>
-      </w:r>
-      <w:proofErr w:type="spellStart"/>
-      <w:r>
-        <w:rPr>
-          <w:rFonts w:ascii="Times New Roman" w:hAnsi="Times New Roman" w:cs="Times New Roman"/>
-          <w:sz w:val="28"/>
-          <w:szCs w:val="28"/>
-          <w:lang w:val="en-US"/>
-        </w:rPr>
-        <w:t>нет</w:t>
-      </w:r>
-      <w:proofErr w:type="spellEnd"/>
-      <w:r>
-        <w:rPr>
-          <w:rFonts w:ascii="Times New Roman" w:hAnsi="Times New Roman" w:cs="Times New Roman"/>
-          <w:sz w:val="28"/>
-          <w:szCs w:val="28"/>
-          <w:lang w:val="en-US"/>
-        </w:rPr>
-        <w:t xml:space="preserve"> </w:t>
-      </w:r>
-      <w:proofErr w:type="spellStart"/>
-      <w:r>
-        <w:rPr>
-          <w:rFonts w:ascii="Times New Roman" w:hAnsi="Times New Roman" w:cs="Times New Roman"/>
-          <w:sz w:val="28"/>
-          <w:szCs w:val="28"/>
-          <w:lang w:val="en-US"/>
-        </w:rPr>
-        <w:t>товаров</w:t>
-      </w:r>
-      <w:proofErr w:type="spellEnd"/>
-      <w:r>
-        <w:rPr>
-          <w:rFonts w:ascii="Times New Roman" w:hAnsi="Times New Roman" w:cs="Times New Roman"/>
-          <w:sz w:val="28"/>
-          <w:szCs w:val="28"/>
-          <w:lang w:val="en-US"/>
-        </w:rPr>
-        <w:t>)"</w:t>
-      </w:r>
-    </w:p>
-    <w:p>
-      <w:pPr>
-        <w:spacing w:after="0"/>
-        <w:ind w:firstLine="709"/>
-        <w:rPr>
-          <w:rFonts w:ascii="Times New Roman" w:hAnsi="Times New Roman" w:cs="Times New Roman"/>
-          <w:sz w:val="28"/>
-          <w:szCs w:val="28"/>
-          <w:lang w:val="en-US"/>
-        </w:rPr>
-      </w:pPr>
-      <w:r>
-        <w:rPr>
-          <w:rFonts w:ascii="Times New Roman" w:hAnsi="Times New Roman" w:cs="Times New Roman"/>
-          <w:sz w:val="28"/>
-          <w:szCs w:val="28"/>
-          <w:lang w:val="en-US"/>
-        </w:rPr>
-        <w:t xml:space="preserve">    end</w:t>
-      </w:r>
-    </w:p>
-    <w:p>
-      <w:pPr>
-        <w:spacing w:after="0"/>
-        <w:ind w:firstLine="709"/>
-        <w:rPr>
-          <w:rFonts w:ascii="Times New Roman" w:hAnsi="Times New Roman" w:cs="Times New Roman"/>
-          <w:sz w:val="28"/>
-          <w:szCs w:val="28"/>
-          <w:lang w:val="en-US"/>
-        </w:rPr>
-      </w:pPr>
-      <w:r>
-        <w:rPr>
-          <w:rFonts w:ascii="Times New Roman" w:hAnsi="Times New Roman" w:cs="Times New Roman"/>
-          <w:sz w:val="28"/>
-          <w:szCs w:val="28"/>
-          <w:lang w:val="en-US"/>
-        </w:rPr>
-        <w:t xml:space="preserve">  end</w:t>
-      </w:r>
-    </w:p>
-    <w:p>
-      <w:pPr>
-        <w:spacing w:after="0"/>
-        <w:ind w:firstLine="709"/>
-        <w:rPr>
-          <w:rFonts w:ascii="Times New Roman" w:hAnsi="Times New Roman" w:cs="Times New Roman"/>
-          <w:sz w:val="28"/>
-          <w:szCs w:val="28"/>
-          <w:lang w:val="en-US"/>
-        </w:rPr>
-      </w:pPr>
-      <w:r>
-        <w:rPr>
-          <w:rFonts w:ascii="Times New Roman" w:hAnsi="Times New Roman" w:cs="Times New Roman"/>
-          <w:sz w:val="28"/>
-          <w:szCs w:val="28"/>
-          <w:lang w:val="en-US"/>
-        </w:rPr>
-        <w:t xml:space="preserve">  </w:t>
-      </w:r>
-      <w:proofErr w:type="spellStart"/>
-      <w:r>
-        <w:rPr>
-          <w:rFonts w:ascii="Times New Roman" w:hAnsi="Times New Roman" w:cs="Times New Roman"/>
-          <w:sz w:val="28"/>
-          <w:szCs w:val="28"/>
-          <w:lang w:val="en-US"/>
-        </w:rPr>
-        <w:t>count_unpaid_</w:t>
-      </w:r>
-      <w:proofErr w:type="gramStart"/>
-      <w:r>
-        <w:rPr>
-          <w:rFonts w:ascii="Times New Roman" w:hAnsi="Times New Roman" w:cs="Times New Roman"/>
-          <w:sz w:val="28"/>
-          <w:szCs w:val="28"/>
-          <w:lang w:val="en-US"/>
-        </w:rPr>
-        <w:t>orders</w:t>
-      </w:r>
-      <w:proofErr w:type="spellEnd"/>
-      <w:r>
-        <w:rPr>
-          <w:rFonts w:ascii="Times New Roman" w:hAnsi="Times New Roman" w:cs="Times New Roman"/>
-          <w:sz w:val="28"/>
-          <w:szCs w:val="28"/>
-          <w:lang w:val="en-US"/>
-        </w:rPr>
         <w:t>(</w:t>
       </w:r>
-      <w:proofErr w:type="gramEnd"/>
-      <w:r>
-        <w:rPr>
-          <w:rFonts w:ascii="Times New Roman" w:hAnsi="Times New Roman" w:cs="Times New Roman"/>
-          <w:sz w:val="28"/>
-          <w:szCs w:val="28"/>
-          <w:lang w:val="en-US"/>
-        </w:rPr>
-        <w:t>ORDERS)</w:t>
-      </w:r>
-    </w:p>
-    <w:p>
-      <w:pPr>
-        <w:spacing w:after="0"/>
-        <w:ind w:firstLine="709"/>
-        <w:rPr>
-          <w:rFonts w:ascii="Times New Roman" w:hAnsi="Times New Roman" w:cs="Times New Roman"/>
-          <w:sz w:val="28"/>
-          <w:szCs w:val="28"/>
-        </w:rPr>
-      </w:pPr>
-      <w:r>
-        <w:rPr>
-          <w:rFonts w:ascii="Times New Roman" w:hAnsi="Times New Roman" w:cs="Times New Roman"/>
-          <w:sz w:val="28"/>
-          <w:szCs w:val="28"/>
-        </w:rPr>
-        <w:t xml:space="preserve">  </w:t>
-      </w:r>
-      <w:r>
-        <w:rPr>
-          <w:rFonts w:ascii="Times New Roman" w:hAnsi="Times New Roman" w:cs="Times New Roman"/>
-          <w:sz w:val="28"/>
-          <w:szCs w:val="28"/>
-          <w:lang w:val="en-US"/>
-        </w:rPr>
-        <w:t>paid</w:t>
-      </w:r>
-      <w:r>
-        <w:rPr>
-          <w:rFonts w:ascii="Times New Roman" w:hAnsi="Times New Roman" w:cs="Times New Roman"/>
-          <w:sz w:val="28"/>
-          <w:szCs w:val="28"/>
-        </w:rPr>
-        <w:t>_</w:t>
-      </w:r>
-      <w:proofErr w:type="gramStart"/>
-      <w:r>
-        <w:rPr>
-          <w:rFonts w:ascii="Times New Roman" w:hAnsi="Times New Roman" w:cs="Times New Roman"/>
-          <w:sz w:val="28"/>
-          <w:szCs w:val="28"/>
-          <w:lang w:val="en-US"/>
-        </w:rPr>
-        <w:t>items</w:t>
-      </w:r>
-      <w:r>
-        <w:rPr>
-          <w:rFonts w:ascii="Times New Roman" w:hAnsi="Times New Roman" w:cs="Times New Roman"/>
-          <w:sz w:val="28"/>
-          <w:szCs w:val="28"/>
-        </w:rPr>
-        <w:t>(</w:t>
-      </w:r>
-      <w:proofErr w:type="gramEnd"/>
       <w:r>
         <w:rPr>
           <w:rFonts w:ascii="Times New Roman" w:hAnsi="Times New Roman" w:cs="Times New Roman"/>
@@ -4886,6 +4380,7 @@
           <w:rFonts w:ascii="Times New Roman" w:hAnsi="Times New Roman" w:cs="Times New Roman"/>
           <w:sz w:val="28"/>
           <w:szCs w:val="28"/>
+          <w:lang w:val="en-US"/>
         </w:rPr>
         <w:t>)</w:t>
       </w:r>
@@ -4898,64 +4393,311 @@
           <w:rFonts w:ascii="Times New Roman" w:hAnsi="Times New Roman" w:cs="Times New Roman"/>
           <w:sz w:val="28"/>
           <w:szCs w:val="28"/>
-        </w:rPr>
-      </w:pPr>
-    </w:p>
-    <w:p>
-      <w:pPr>
-        <w:spacing w:after="0"/>
-        <w:ind w:firstLine="709"/>
-        <w:rPr>
-          <w:rFonts w:ascii="Times New Roman" w:hAnsi="Times New Roman" w:cs="Times New Roman"/>
-          <w:sz w:val="28"/>
-          <w:szCs w:val="28"/>
-        </w:rPr>
-      </w:pPr>
-    </w:p>
-    <w:p>
-      <w:pPr>
-        <w:spacing w:after="0"/>
-        <w:ind w:firstLine="709"/>
-        <w:rPr>
-          <w:rFonts w:ascii="Times New Roman" w:hAnsi="Times New Roman" w:cs="Times New Roman"/>
-          <w:sz w:val="28"/>
-          <w:szCs w:val="28"/>
-        </w:rPr>
-      </w:pPr>
-    </w:p>
-    <w:p>
-      <w:pPr>
-        <w:spacing w:after="0"/>
-        <w:ind w:firstLine="709"/>
-        <w:rPr>
-          <w:rFonts w:ascii="Times New Roman" w:hAnsi="Times New Roman" w:cs="Times New Roman"/>
-          <w:sz w:val="28"/>
-          <w:szCs w:val="28"/>
-        </w:rPr>
-      </w:pPr>
-      <w:r>
-        <w:rPr>
-          <w:rFonts w:ascii="Times New Roman" w:hAnsi="Times New Roman" w:cs="Times New Roman"/>
-          <w:sz w:val="28"/>
-          <w:szCs w:val="28"/>
-        </w:rPr>
-        <w:t xml:space="preserve">Результаты проведенного вручную расчета метрик </w:t>
-      </w:r>
-      <w:r>
-        <w:rPr>
-          <w:rFonts w:ascii="Times New Roman" w:hAnsi="Times New Roman" w:cs="Times New Roman"/>
-          <w:sz w:val="28"/>
-          <w:szCs w:val="28"/>
-        </w:rPr>
-        <w:t>Джилба</w:t>
-      </w:r>
-      <w:r>
-        <w:rPr>
-          <w:rFonts w:ascii="Times New Roman" w:hAnsi="Times New Roman" w:cs="Times New Roman"/>
-          <w:sz w:val="28"/>
-          <w:szCs w:val="28"/>
-        </w:rPr>
-        <w:t xml:space="preserve"> для данной программы на языке </w:t>
+          <w:lang w:val="en-US"/>
+        </w:rPr>
+      </w:pPr>
+    </w:p>
+    <w:p>
+      <w:pPr>
+        <w:spacing w:after="0"/>
+        <w:ind w:firstLine="709"/>
+        <w:rPr>
+          <w:rFonts w:ascii="Times New Roman" w:hAnsi="Times New Roman" w:cs="Times New Roman"/>
+          <w:sz w:val="28"/>
+          <w:szCs w:val="28"/>
+          <w:lang w:val="en-US"/>
+        </w:rPr>
+      </w:pPr>
+    </w:p>
+    <w:p>
+      <w:pPr>
+        <w:spacing w:after="0"/>
+        <w:ind w:firstLine="709"/>
+        <w:rPr>
+          <w:rFonts w:ascii="Times New Roman" w:hAnsi="Times New Roman" w:cs="Times New Roman"/>
+          <w:sz w:val="28"/>
+          <w:szCs w:val="28"/>
+        </w:rPr>
+      </w:pPr>
+      <w:r>
+        <w:rPr>
+          <w:rFonts w:ascii="Times New Roman" w:hAnsi="Times New Roman" w:cs="Times New Roman"/>
+          <w:sz w:val="28"/>
+          <w:szCs w:val="28"/>
+        </w:rPr>
+        <w:t>Блок-схема кода программы представлена на рисунках 1–2.</w:t>
+      </w:r>
+    </w:p>
+    <w:p>
+      <w:pPr>
+        <w:spacing w:after="0"/>
+        <w:ind w:firstLine="709"/>
+        <w:rPr>
+          <w:rFonts w:ascii="Times New Roman" w:hAnsi="Times New Roman" w:cs="Times New Roman"/>
+          <w:sz w:val="28"/>
+          <w:szCs w:val="28"/>
+        </w:rPr>
+      </w:pPr>
+    </w:p>
+    <w:p>
+      <w:pPr>
+        <w:spacing w:after="0"/>
+        <w:ind w:left="-1134" w:right="-568"/>
+        <w:rPr>
+          <w:rFonts w:ascii="Times New Roman" w:hAnsi="Times New Roman" w:cs="Times New Roman"/>
+          <w:sz w:val="28"/>
+          <w:szCs w:val="28"/>
+        </w:rPr>
+      </w:pPr>
+      <w:r>
+        <w:rPr>
+          <w:rFonts w:ascii="Times New Roman" w:hAnsi="Times New Roman" w:cs="Times New Roman"/>
+          <w:noProof/>
+          <w:sz w:val="28"/>
+          <w:szCs w:val="28"/>
+        </w:rPr>
+        <w:lastRenderedPageBreak/>
+        <w:drawing>
+          <wp:inline distT="0" distB="0" distL="0" distR="0" wp14:anchorId="3B4CC686" wp14:editId="04725721">
+            <wp:extent cx="6864927" cy="8924405"/>
+            <wp:effectExtent l="0" t="0" r="0" b="0"/>
+            <wp:docPr id="4" name="Рисунок 4"/>
+            <wp:cNvGraphicFramePr>
+              <a:graphicFrameLocks xmlns:a="http://schemas.openxmlformats.org/drawingml/2006/main" noChangeAspect="1"/>
+            </wp:cNvGraphicFramePr>
+            <a:graphic xmlns:a="http://schemas.openxmlformats.org/drawingml/2006/main">
+              <a:graphicData uri="http://schemas.openxmlformats.org/drawingml/2006/picture">
+                <pic:pic xmlns:pic="http://schemas.openxmlformats.org/drawingml/2006/picture">
+                  <pic:nvPicPr>
+                    <pic:cNvPr id="0" name="Picture 3"/>
+                    <pic:cNvPicPr>
+                      <a:picLocks noChangeAspect="1" noChangeArrowheads="1"/>
+                    </pic:cNvPicPr>
+                  </pic:nvPicPr>
+                  <pic:blipFill>
+                    <a:blip r:embed="rId4">
+                      <a:extLst>
+                        <a:ext uri="{28A0092B-C50C-407E-A947-70E740481C1C}">
+                          <a14:useLocalDpi xmlns:a14="http://schemas.microsoft.com/office/drawing/2010/main" val="0"/>
+                        </a:ext>
+                      </a:extLst>
+                    </a:blip>
+                    <a:srcRect/>
+                    <a:stretch>
+                      <a:fillRect/>
+                    </a:stretch>
+                  </pic:blipFill>
+                  <pic:spPr bwMode="auto">
+                    <a:xfrm>
+                      <a:off x="0" y="0"/>
+                      <a:ext cx="6881644" cy="8946138"/>
+                    </a:xfrm>
+                    <a:prstGeom prst="rect">
+                      <a:avLst/>
+                    </a:prstGeom>
+                    <a:noFill/>
+                    <a:ln>
+                      <a:noFill/>
+                    </a:ln>
+                  </pic:spPr>
+                </pic:pic>
+              </a:graphicData>
+            </a:graphic>
+          </wp:inline>
+        </w:drawing>
+      </w:r>
+    </w:p>
+    <w:p>
+      <w:pPr>
+        <w:spacing w:after="0"/>
+        <w:jc w:val="center"/>
+        <w:rPr>
+          <w:rFonts w:ascii="Times New Roman" w:hAnsi="Times New Roman" w:cs="Times New Roman"/>
+          <w:sz w:val="28"/>
+          <w:szCs w:val="28"/>
+        </w:rPr>
+      </w:pPr>
+      <w:r>
+        <w:rPr>
+          <w:rFonts w:ascii="Times New Roman" w:hAnsi="Times New Roman" w:cs="Times New Roman"/>
+          <w:sz w:val="28"/>
+          <w:szCs w:val="28"/>
+        </w:rPr>
+        <w:t>Рисунок 1 – Блок-схема программы (1 часть)</w:t>
+      </w:r>
+    </w:p>
+    <w:p>
+      <w:pPr>
+        <w:spacing w:after="0"/>
+        <w:jc w:val="center"/>
+        <w:rPr>
+          <w:rFonts w:ascii="Times New Roman" w:hAnsi="Times New Roman" w:cs="Times New Roman"/>
+          <w:sz w:val="28"/>
+          <w:szCs w:val="28"/>
+        </w:rPr>
+      </w:pPr>
+    </w:p>
+    <w:p>
+      <w:pPr>
+        <w:spacing w:after="0"/>
+        <w:ind w:left="-1276" w:right="-568"/>
+        <w:jc w:val="center"/>
+        <w:rPr>
+          <w:rFonts w:ascii="Times New Roman" w:hAnsi="Times New Roman" w:cs="Times New Roman"/>
+          <w:sz w:val="28"/>
+          <w:szCs w:val="28"/>
+        </w:rPr>
+      </w:pPr>
+      <w:r>
+        <w:rPr>
+          <w:rFonts w:ascii="Times New Roman" w:hAnsi="Times New Roman" w:cs="Times New Roman"/>
+          <w:noProof/>
+          <w:sz w:val="28"/>
+          <w:szCs w:val="28"/>
+        </w:rPr>
+        <w:drawing>
+          <wp:inline distT="0" distB="0" distL="0" distR="0" wp14:anchorId="72260633" wp14:editId="63246D4C">
+            <wp:extent cx="7109496" cy="8097982"/>
+            <wp:effectExtent l="0" t="0" r="0" b="0"/>
+            <wp:docPr id="3" name="Рисунок 3"/>
+            <wp:cNvGraphicFramePr>
+              <a:graphicFrameLocks xmlns:a="http://schemas.openxmlformats.org/drawingml/2006/main" noChangeAspect="1"/>
+            </wp:cNvGraphicFramePr>
+            <a:graphic xmlns:a="http://schemas.openxmlformats.org/drawingml/2006/main">
+              <a:graphicData uri="http://schemas.openxmlformats.org/drawingml/2006/picture">
+                <pic:pic xmlns:pic="http://schemas.openxmlformats.org/drawingml/2006/picture">
+                  <pic:nvPicPr>
+                    <pic:cNvPr id="0" name="Picture 2"/>
+                    <pic:cNvPicPr>
+                      <a:picLocks noChangeAspect="1" noChangeArrowheads="1"/>
+                    </pic:cNvPicPr>
+                  </pic:nvPicPr>
+                  <pic:blipFill>
+                    <a:blip r:embed="rId5">
+                      <a:extLst>
+                        <a:ext uri="{28A0092B-C50C-407E-A947-70E740481C1C}">
+                          <a14:useLocalDpi xmlns:a14="http://schemas.microsoft.com/office/drawing/2010/main" val="0"/>
+                        </a:ext>
+                      </a:extLst>
+                    </a:blip>
+                    <a:srcRect/>
+                    <a:stretch>
+                      <a:fillRect/>
+                    </a:stretch>
+                  </pic:blipFill>
+                  <pic:spPr bwMode="auto">
+                    <a:xfrm>
+                      <a:off x="0" y="0"/>
+                      <a:ext cx="7132415" cy="8124087"/>
+                    </a:xfrm>
+                    <a:prstGeom prst="rect">
+                      <a:avLst/>
+                    </a:prstGeom>
+                    <a:noFill/>
+                    <a:ln>
+                      <a:noFill/>
+                    </a:ln>
+                  </pic:spPr>
+                </pic:pic>
+              </a:graphicData>
+            </a:graphic>
+          </wp:inline>
+        </w:drawing>
+      </w:r>
+    </w:p>
+    <w:p>
+      <w:pPr>
+        <w:spacing w:after="0"/>
+        <w:ind w:firstLine="709"/>
+        <w:rPr>
+          <w:rFonts w:ascii="Times New Roman" w:hAnsi="Times New Roman" w:cs="Times New Roman"/>
+          <w:sz w:val="28"/>
+          <w:szCs w:val="28"/>
+        </w:rPr>
+      </w:pPr>
+    </w:p>
+    <w:p>
+      <w:pPr>
+        <w:spacing w:after="0"/>
+        <w:ind w:firstLine="709"/>
+        <w:rPr>
+          <w:rFonts w:ascii="Times New Roman" w:hAnsi="Times New Roman" w:cs="Times New Roman"/>
+          <w:sz w:val="28"/>
+          <w:szCs w:val="28"/>
+        </w:rPr>
+      </w:pPr>
+    </w:p>
+    <w:p>
+      <w:pPr>
+        <w:spacing w:after="0"/>
+        <w:jc w:val="center"/>
+        <w:rPr>
+          <w:rFonts w:ascii="Times New Roman" w:hAnsi="Times New Roman" w:cs="Times New Roman"/>
+          <w:sz w:val="28"/>
+          <w:szCs w:val="28"/>
+        </w:rPr>
+      </w:pPr>
+      <w:r>
+        <w:rPr>
+          <w:rFonts w:ascii="Times New Roman" w:hAnsi="Times New Roman" w:cs="Times New Roman"/>
+          <w:sz w:val="28"/>
+          <w:szCs w:val="28"/>
+        </w:rPr>
+        <w:t xml:space="preserve">Рисунок 2 – </w:t>
+      </w:r>
+      <w:r>
+        <w:rPr>
+          <w:rFonts w:ascii="Times New Roman" w:hAnsi="Times New Roman" w:cs="Times New Roman"/>
+          <w:sz w:val="28"/>
+          <w:szCs w:val="28"/>
+        </w:rPr>
+        <w:t>Блок-схема программы (</w:t>
+      </w:r>
+      <w:r>
+        <w:rPr>
+          <w:rFonts w:ascii="Times New Roman" w:hAnsi="Times New Roman" w:cs="Times New Roman"/>
+          <w:sz w:val="28"/>
+          <w:szCs w:val="28"/>
+        </w:rPr>
+        <w:t>2</w:t>
+      </w:r>
+      <w:r>
+        <w:rPr>
+          <w:rFonts w:ascii="Times New Roman" w:hAnsi="Times New Roman" w:cs="Times New Roman"/>
+          <w:sz w:val="28"/>
+          <w:szCs w:val="28"/>
+        </w:rPr>
+        <w:t xml:space="preserve"> часть)</w:t>
+      </w:r>
+    </w:p>
+    <w:p>
+      <w:pPr>
+        <w:spacing w:after="0"/>
+        <w:rPr>
+          <w:rFonts w:ascii="Times New Roman" w:hAnsi="Times New Roman" w:cs="Times New Roman"/>
+          <w:sz w:val="28"/>
+          <w:szCs w:val="28"/>
+        </w:rPr>
+      </w:pPr>
+    </w:p>
+    <w:p>
+      <w:pPr>
+        <w:spacing w:after="0"/>
+        <w:ind w:firstLine="709"/>
+        <w:rPr>
+          <w:rFonts w:ascii="Times New Roman" w:hAnsi="Times New Roman" w:cs="Times New Roman"/>
+          <w:sz w:val="28"/>
+          <w:szCs w:val="28"/>
+        </w:rPr>
+      </w:pPr>
+      <w:r>
+        <w:rPr>
+          <w:rFonts w:ascii="Times New Roman" w:hAnsi="Times New Roman" w:cs="Times New Roman"/>
+          <w:sz w:val="28"/>
+          <w:szCs w:val="28"/>
+        </w:rPr>
+        <w:lastRenderedPageBreak/>
+        <w:t xml:space="preserve">Результаты проведенного вручную расчета метрик Джилба для данной программы на языке </w:t>
       </w:r>
       <w:r>
         <w:rPr>
@@ -4978,108 +4720,29 @@
     <w:p>
       <w:pPr>
         <w:spacing w:after="0"/>
-        <w:ind w:firstLine="709"/>
-        <w:rPr>
-          <w:rFonts w:ascii="Times New Roman" w:hAnsi="Times New Roman" w:cs="Times New Roman"/>
-          <w:sz w:val="28"/>
-          <w:szCs w:val="28"/>
-        </w:rPr>
-      </w:pPr>
-    </w:p>
-    <w:p>
-      <w:pPr>
-        <w:spacing w:after="0"/>
-        <w:ind w:firstLine="709"/>
-        <w:rPr>
-          <w:rFonts w:ascii="Times New Roman" w:hAnsi="Times New Roman" w:cs="Times New Roman"/>
-          <w:sz w:val="28"/>
-          <w:szCs w:val="28"/>
-        </w:rPr>
-      </w:pPr>
-    </w:p>
-    <w:p>
-      <w:pPr>
-        <w:spacing w:after="0"/>
-        <w:ind w:firstLine="709"/>
-        <w:rPr>
-          <w:rFonts w:ascii="Times New Roman" w:hAnsi="Times New Roman" w:cs="Times New Roman"/>
-          <w:sz w:val="28"/>
-          <w:szCs w:val="28"/>
-        </w:rPr>
-      </w:pPr>
-    </w:p>
-    <w:p>
-      <w:pPr>
-        <w:spacing w:after="0"/>
-        <w:ind w:firstLine="709"/>
-        <w:rPr>
-          <w:rFonts w:ascii="Times New Roman" w:hAnsi="Times New Roman" w:cs="Times New Roman"/>
-          <w:sz w:val="28"/>
-          <w:szCs w:val="28"/>
-        </w:rPr>
-      </w:pPr>
-    </w:p>
-    <w:p>
-      <w:pPr>
-        <w:spacing w:after="0"/>
-        <w:ind w:firstLine="709"/>
-        <w:rPr>
-          <w:rFonts w:ascii="Times New Roman" w:hAnsi="Times New Roman" w:cs="Times New Roman"/>
-          <w:sz w:val="28"/>
-          <w:szCs w:val="28"/>
-        </w:rPr>
-      </w:pPr>
-    </w:p>
-    <w:p>
-      <w:pPr>
-        <w:spacing w:after="0"/>
-        <w:ind w:firstLine="709"/>
-        <w:rPr>
-          <w:rFonts w:ascii="Times New Roman" w:hAnsi="Times New Roman" w:cs="Times New Roman"/>
-          <w:sz w:val="28"/>
-          <w:szCs w:val="28"/>
-        </w:rPr>
-      </w:pPr>
-    </w:p>
-    <w:p>
-      <w:pPr>
-        <w:spacing w:after="0"/>
-        <w:ind w:firstLine="709"/>
-        <w:rPr>
-          <w:rFonts w:ascii="Times New Roman" w:hAnsi="Times New Roman" w:cs="Times New Roman"/>
-          <w:sz w:val="28"/>
-          <w:szCs w:val="28"/>
-        </w:rPr>
-      </w:pPr>
-    </w:p>
-    <w:p>
-      <w:pPr>
-        <w:spacing w:after="0"/>
-        <w:ind w:firstLine="709"/>
-        <w:rPr>
-          <w:rFonts w:ascii="Times New Roman" w:hAnsi="Times New Roman" w:cs="Times New Roman"/>
-          <w:sz w:val="28"/>
-          <w:szCs w:val="28"/>
-        </w:rPr>
-      </w:pPr>
-    </w:p>
-    <w:p>
-      <w:pPr>
-        <w:spacing w:after="0"/>
-        <w:ind w:firstLine="709"/>
-        <w:rPr>
-          <w:rFonts w:ascii="Times New Roman" w:hAnsi="Times New Roman" w:cs="Times New Roman"/>
-          <w:sz w:val="28"/>
-          <w:szCs w:val="28"/>
-        </w:rPr>
-      </w:pPr>
-      <w:r>
-        <w:rPr>
-          <w:rFonts w:ascii="Times New Roman" w:hAnsi="Times New Roman" w:cs="Times New Roman"/>
-          <w:sz w:val="28"/>
-          <w:szCs w:val="28"/>
-        </w:rPr>
-        <w:lastRenderedPageBreak/>
+        <w:rPr>
+          <w:rFonts w:ascii="Times New Roman" w:hAnsi="Times New Roman" w:cs="Times New Roman"/>
+          <w:sz w:val="28"/>
+          <w:szCs w:val="28"/>
+        </w:rPr>
+      </w:pPr>
+    </w:p>
+    <w:p>
+      <w:pPr>
+        <w:spacing w:after="0"/>
+        <w:ind w:firstLine="709"/>
+        <w:rPr>
+          <w:rFonts w:ascii="Times New Roman" w:hAnsi="Times New Roman" w:cs="Times New Roman"/>
+          <w:sz w:val="28"/>
+          <w:szCs w:val="28"/>
+        </w:rPr>
+      </w:pPr>
+      <w:r>
+        <w:rPr>
+          <w:rFonts w:ascii="Times New Roman" w:hAnsi="Times New Roman" w:cs="Times New Roman"/>
+          <w:sz w:val="28"/>
+          <w:szCs w:val="28"/>
+        </w:rPr>
         <w:t>Таблица 1 – Расчет метрик вручную</w:t>
       </w:r>
     </w:p>
@@ -5495,7 +5158,6 @@
               </w:rPr>
             </w:pPr>
             <w:proofErr w:type="spellStart"/>
-            <w:proofErr w:type="gramStart"/>
             <w:r>
               <w:rPr>
                 <w:rFonts w:ascii="Times New Roman" w:hAnsi="Times New Roman" w:cs="Times New Roman"/>
@@ -5516,7 +5178,6 @@
               <w:t>..</w:t>
             </w:r>
             <w:proofErr w:type="spellStart"/>
-            <w:proofErr w:type="gramEnd"/>
             <w:r>
               <w:rPr>
                 <w:rFonts w:ascii="Times New Roman" w:hAnsi="Times New Roman" w:cs="Times New Roman"/>
@@ -5660,7 +5321,6 @@
               </w:rPr>
             </w:pPr>
             <w:proofErr w:type="spellStart"/>
-            <w:proofErr w:type="gramStart"/>
             <w:r>
               <w:rPr>
                 <w:rFonts w:ascii="Times New Roman" w:hAnsi="Times New Roman" w:cs="Times New Roman"/>
@@ -5681,7 +5341,6 @@
               <w:t>..</w:t>
             </w:r>
             <w:proofErr w:type="spellStart"/>
-            <w:proofErr w:type="gramEnd"/>
             <w:r>
               <w:rPr>
                 <w:rFonts w:ascii="Times New Roman" w:hAnsi="Times New Roman" w:cs="Times New Roman"/>
@@ -6321,7 +5980,6 @@
               </w:rPr>
             </w:pPr>
             <w:proofErr w:type="spellStart"/>
-            <w:proofErr w:type="gramStart"/>
             <w:r>
               <w:rPr>
                 <w:rFonts w:ascii="Times New Roman" w:hAnsi="Times New Roman" w:cs="Times New Roman"/>
@@ -6342,7 +6000,6 @@
               <w:t>..</w:t>
             </w:r>
             <w:proofErr w:type="spellStart"/>
-            <w:proofErr w:type="gramEnd"/>
             <w:r>
               <w:rPr>
                 <w:rFonts w:ascii="Times New Roman" w:hAnsi="Times New Roman" w:cs="Times New Roman"/>
@@ -9077,7 +8734,7 @@
                     <pic:cNvPicPr/>
                   </pic:nvPicPr>
                   <pic:blipFill rotWithShape="1">
-                    <a:blip r:embed="rId4"/>
+                    <a:blip r:embed="rId6"/>
                     <a:srcRect l="55375" t="2736" r="23421" b="56711"/>
                     <a:stretch/>
                   </pic:blipFill>
@@ -9583,7 +9240,7 @@
   <w:style w:type="paragraph" w:default="1" w:styleId="a">
     <w:name w:val="Normal"/>
     <w:qFormat/>
-    <w:rsid w:val="00FE1254"/>
+    <w:rsid w:val="00B80AC0"/>
     <w:pPr>
       <w:spacing w:line="252" w:lineRule="auto"/>
     </w:pPr>
@@ -9594,6 +9251,7 @@
   <w:style w:type="character" w:default="1" w:styleId="a0">
     <w:name w:val="Default Paragraph Font"/>
     <w:uiPriority w:val="1"/>
+    <w:semiHidden/>
     <w:unhideWhenUsed/>
   </w:style>
   <w:style w:type="table" w:default="1" w:styleId="a1">

--- a/lab2/ЛР_2_Державские_метрология.docx
+++ b/lab2/ЛР_2_Державские_метрология.docx
@@ -470,13 +470,23 @@
           <w:szCs w:val="28"/>
         </w:rPr>
       </w:pPr>
-      <w:r>
-        <w:rPr>
-          <w:rFonts w:ascii="Times New Roman" w:hAnsi="Times New Roman" w:cs="Times New Roman"/>
-          <w:sz w:val="28"/>
-          <w:szCs w:val="28"/>
-        </w:rPr>
-        <w:t xml:space="preserve">Выполнили:                                                                                    ст. гр.410902                                                                           </w:t>
+      <w:proofErr w:type="gramStart"/>
+      <w:r>
+        <w:rPr>
+          <w:rFonts w:ascii="Times New Roman" w:hAnsi="Times New Roman" w:cs="Times New Roman"/>
+          <w:sz w:val="28"/>
+          <w:szCs w:val="28"/>
+        </w:rPr>
+        <w:t xml:space="preserve">Выполнили:   </w:t>
+      </w:r>
+      <w:proofErr w:type="gramEnd"/>
+      <w:r>
+        <w:rPr>
+          <w:rFonts w:ascii="Times New Roman" w:hAnsi="Times New Roman" w:cs="Times New Roman"/>
+          <w:sz w:val="28"/>
+          <w:szCs w:val="28"/>
+        </w:rPr>
+        <w:t xml:space="preserve">                                                                                 ст. гр.410902                                                                           </w:t>
       </w:r>
     </w:p>
     <w:p>
@@ -659,13 +669,23 @@
         <w:lastRenderedPageBreak/>
         <w:t>Цель</w:t>
       </w:r>
-      <w:r>
-        <w:rPr>
-          <w:rFonts w:ascii="Times New Roman" w:hAnsi="Times New Roman" w:cs="Times New Roman"/>
-          <w:sz w:val="28"/>
-          <w:szCs w:val="28"/>
-        </w:rPr>
-        <w:t xml:space="preserve">: Изучить метрики </w:t>
+      <w:proofErr w:type="gramStart"/>
+      <w:r>
+        <w:rPr>
+          <w:rFonts w:ascii="Times New Roman" w:hAnsi="Times New Roman" w:cs="Times New Roman"/>
+          <w:sz w:val="28"/>
+          <w:szCs w:val="28"/>
+        </w:rPr>
+        <w:t>: Изучить</w:t>
+      </w:r>
+      <w:proofErr w:type="gramEnd"/>
+      <w:r>
+        <w:rPr>
+          <w:rFonts w:ascii="Times New Roman" w:hAnsi="Times New Roman" w:cs="Times New Roman"/>
+          <w:sz w:val="28"/>
+          <w:szCs w:val="28"/>
+        </w:rPr>
+        <w:t xml:space="preserve"> метрики </w:t>
       </w:r>
       <w:r>
         <w:rPr>
@@ -704,13 +724,23 @@
         </w:rPr>
         <w:t>Задание</w:t>
       </w:r>
-      <w:r>
-        <w:rPr>
-          <w:rFonts w:ascii="Times New Roman" w:hAnsi="Times New Roman" w:cs="Times New Roman"/>
-          <w:sz w:val="28"/>
-          <w:szCs w:val="28"/>
-        </w:rPr>
-        <w:t>: Написать программу-парсер</w:t>
+      <w:proofErr w:type="gramStart"/>
+      <w:r>
+        <w:rPr>
+          <w:rFonts w:ascii="Times New Roman" w:hAnsi="Times New Roman" w:cs="Times New Roman"/>
+          <w:sz w:val="28"/>
+          <w:szCs w:val="28"/>
+        </w:rPr>
+        <w:t>: Написать</w:t>
+      </w:r>
+      <w:proofErr w:type="gramEnd"/>
+      <w:r>
+        <w:rPr>
+          <w:rFonts w:ascii="Times New Roman" w:hAnsi="Times New Roman" w:cs="Times New Roman"/>
+          <w:sz w:val="28"/>
+          <w:szCs w:val="28"/>
+        </w:rPr>
+        <w:t xml:space="preserve"> программу-парсер</w:t>
       </w:r>
     </w:p>
     <w:p>
@@ -807,70 +837,150 @@
           <w:szCs w:val="28"/>
           <w:lang w:val="en-US"/>
         </w:rPr>
-        <w:t xml:space="preserve">  { id: 1, customer: "Alice", items: [100, 250, 30],  paid: true  },</w:t>
-      </w:r>
-    </w:p>
-    <w:p>
-      <w:pPr>
-        <w:spacing w:after="0"/>
-        <w:ind w:firstLine="709"/>
-        <w:rPr>
-          <w:rFonts w:ascii="Times New Roman" w:hAnsi="Times New Roman" w:cs="Times New Roman"/>
-          <w:sz w:val="28"/>
-          <w:szCs w:val="28"/>
-          <w:lang w:val="en-US"/>
-        </w:rPr>
-      </w:pPr>
-      <w:r>
-        <w:rPr>
-          <w:rFonts w:ascii="Times New Roman" w:hAnsi="Times New Roman" w:cs="Times New Roman"/>
-          <w:sz w:val="28"/>
-          <w:szCs w:val="28"/>
-          <w:lang w:val="en-US"/>
-        </w:rPr>
-        <w:t xml:space="preserve">  { id: 2, customer: "Bob",   items: [500],           paid: false },</w:t>
-      </w:r>
-    </w:p>
-    <w:p>
-      <w:pPr>
-        <w:spacing w:after="0"/>
-        <w:ind w:firstLine="709"/>
-        <w:rPr>
-          <w:rFonts w:ascii="Times New Roman" w:hAnsi="Times New Roman" w:cs="Times New Roman"/>
-          <w:sz w:val="28"/>
-          <w:szCs w:val="28"/>
-          <w:lang w:val="en-US"/>
-        </w:rPr>
-      </w:pPr>
-      <w:r>
-        <w:rPr>
-          <w:rFonts w:ascii="Times New Roman" w:hAnsi="Times New Roman" w:cs="Times New Roman"/>
-          <w:sz w:val="28"/>
-          <w:szCs w:val="28"/>
-          <w:lang w:val="en-US"/>
-        </w:rPr>
-        <w:t xml:space="preserve">  { id: 3, customer: "Carol", items: [50, 70, 120, 90], paid: true },</w:t>
-      </w:r>
-    </w:p>
-    <w:p>
-      <w:pPr>
-        <w:spacing w:after="0"/>
-        <w:ind w:firstLine="709"/>
-        <w:rPr>
-          <w:rFonts w:ascii="Times New Roman" w:hAnsi="Times New Roman" w:cs="Times New Roman"/>
-          <w:sz w:val="28"/>
-          <w:szCs w:val="28"/>
-          <w:lang w:val="en-US"/>
-        </w:rPr>
-      </w:pPr>
-      <w:r>
-        <w:rPr>
-          <w:rFonts w:ascii="Times New Roman" w:hAnsi="Times New Roman" w:cs="Times New Roman"/>
-          <w:sz w:val="28"/>
-          <w:szCs w:val="28"/>
-          <w:lang w:val="en-US"/>
-        </w:rPr>
-        <w:t xml:space="preserve">  { id: 4, customer: "Dave",  items: [],              paid: false }</w:t>
+        <w:t xml:space="preserve">  </w:t>
+      </w:r>
+      <w:proofErr w:type="gramStart"/>
+      <w:r>
+        <w:rPr>
+          <w:rFonts w:ascii="Times New Roman" w:hAnsi="Times New Roman" w:cs="Times New Roman"/>
+          <w:sz w:val="28"/>
+          <w:szCs w:val="28"/>
+          <w:lang w:val="en-US"/>
+        </w:rPr>
+        <w:t>{ id</w:t>
+      </w:r>
+      <w:proofErr w:type="gramEnd"/>
+      <w:r>
+        <w:rPr>
+          <w:rFonts w:ascii="Times New Roman" w:hAnsi="Times New Roman" w:cs="Times New Roman"/>
+          <w:sz w:val="28"/>
+          <w:szCs w:val="28"/>
+          <w:lang w:val="en-US"/>
+        </w:rPr>
+        <w:t>: 1, customer: "Alice", items: [100, 250, 30],  paid: true  },</w:t>
+      </w:r>
+    </w:p>
+    <w:p>
+      <w:pPr>
+        <w:spacing w:after="0"/>
+        <w:ind w:firstLine="709"/>
+        <w:rPr>
+          <w:rFonts w:ascii="Times New Roman" w:hAnsi="Times New Roman" w:cs="Times New Roman"/>
+          <w:sz w:val="28"/>
+          <w:szCs w:val="28"/>
+          <w:lang w:val="en-US"/>
+        </w:rPr>
+      </w:pPr>
+      <w:r>
+        <w:rPr>
+          <w:rFonts w:ascii="Times New Roman" w:hAnsi="Times New Roman" w:cs="Times New Roman"/>
+          <w:sz w:val="28"/>
+          <w:szCs w:val="28"/>
+          <w:lang w:val="en-US"/>
+        </w:rPr>
+        <w:t xml:space="preserve">  </w:t>
+      </w:r>
+      <w:proofErr w:type="gramStart"/>
+      <w:r>
+        <w:rPr>
+          <w:rFonts w:ascii="Times New Roman" w:hAnsi="Times New Roman" w:cs="Times New Roman"/>
+          <w:sz w:val="28"/>
+          <w:szCs w:val="28"/>
+          <w:lang w:val="en-US"/>
+        </w:rPr>
+        <w:t>{ id</w:t>
+      </w:r>
+      <w:proofErr w:type="gramEnd"/>
+      <w:r>
+        <w:rPr>
+          <w:rFonts w:ascii="Times New Roman" w:hAnsi="Times New Roman" w:cs="Times New Roman"/>
+          <w:sz w:val="28"/>
+          <w:szCs w:val="28"/>
+          <w:lang w:val="en-US"/>
+        </w:rPr>
+        <w:t>: 2, customer: "Bob",   items: [500],           paid: false },</w:t>
+      </w:r>
+    </w:p>
+    <w:p>
+      <w:pPr>
+        <w:spacing w:after="0"/>
+        <w:ind w:firstLine="709"/>
+        <w:rPr>
+          <w:rFonts w:ascii="Times New Roman" w:hAnsi="Times New Roman" w:cs="Times New Roman"/>
+          <w:sz w:val="28"/>
+          <w:szCs w:val="28"/>
+          <w:lang w:val="en-US"/>
+        </w:rPr>
+      </w:pPr>
+      <w:r>
+        <w:rPr>
+          <w:rFonts w:ascii="Times New Roman" w:hAnsi="Times New Roman" w:cs="Times New Roman"/>
+          <w:sz w:val="28"/>
+          <w:szCs w:val="28"/>
+          <w:lang w:val="en-US"/>
+        </w:rPr>
+        <w:t xml:space="preserve">  </w:t>
+      </w:r>
+      <w:proofErr w:type="gramStart"/>
+      <w:r>
+        <w:rPr>
+          <w:rFonts w:ascii="Times New Roman" w:hAnsi="Times New Roman" w:cs="Times New Roman"/>
+          <w:sz w:val="28"/>
+          <w:szCs w:val="28"/>
+          <w:lang w:val="en-US"/>
+        </w:rPr>
+        <w:t>{ id</w:t>
+      </w:r>
+      <w:proofErr w:type="gramEnd"/>
+      <w:r>
+        <w:rPr>
+          <w:rFonts w:ascii="Times New Roman" w:hAnsi="Times New Roman" w:cs="Times New Roman"/>
+          <w:sz w:val="28"/>
+          <w:szCs w:val="28"/>
+          <w:lang w:val="en-US"/>
+        </w:rPr>
+        <w:t>: 3, customer: "Carol", items: [50, 70, 120, 90], paid: true },</w:t>
+      </w:r>
+    </w:p>
+    <w:p>
+      <w:pPr>
+        <w:spacing w:after="0"/>
+        <w:ind w:firstLine="709"/>
+        <w:rPr>
+          <w:rFonts w:ascii="Times New Roman" w:hAnsi="Times New Roman" w:cs="Times New Roman"/>
+          <w:sz w:val="28"/>
+          <w:szCs w:val="28"/>
+          <w:lang w:val="en-US"/>
+        </w:rPr>
+      </w:pPr>
+      <w:r>
+        <w:rPr>
+          <w:rFonts w:ascii="Times New Roman" w:hAnsi="Times New Roman" w:cs="Times New Roman"/>
+          <w:sz w:val="28"/>
+          <w:szCs w:val="28"/>
+          <w:lang w:val="en-US"/>
+        </w:rPr>
+        <w:t xml:space="preserve">  </w:t>
+      </w:r>
+      <w:proofErr w:type="gramStart"/>
+      <w:r>
+        <w:rPr>
+          <w:rFonts w:ascii="Times New Roman" w:hAnsi="Times New Roman" w:cs="Times New Roman"/>
+          <w:sz w:val="28"/>
+          <w:szCs w:val="28"/>
+          <w:lang w:val="en-US"/>
+        </w:rPr>
+        <w:t>{ id</w:t>
+      </w:r>
+      <w:proofErr w:type="gramEnd"/>
+      <w:r>
+        <w:rPr>
+          <w:rFonts w:ascii="Times New Roman" w:hAnsi="Times New Roman" w:cs="Times New Roman"/>
+          <w:sz w:val="28"/>
+          <w:szCs w:val="28"/>
+          <w:lang w:val="en-US"/>
+        </w:rPr>
+        <w:t>: 4, customer: "Dave",  items: [],              paid: false }</w:t>
       </w:r>
     </w:p>
     <w:p>
@@ -986,7 +1096,27 @@
           <w:szCs w:val="28"/>
           <w:lang w:val="en-US"/>
         </w:rPr>
-        <w:t xml:space="preserve">  for price in order[:items]</w:t>
+        <w:t xml:space="preserve">  for price in order</w:t>
+      </w:r>
+      <w:proofErr w:type="gramStart"/>
+      <w:r>
+        <w:rPr>
+          <w:rFonts w:ascii="Times New Roman" w:hAnsi="Times New Roman" w:cs="Times New Roman"/>
+          <w:sz w:val="28"/>
+          <w:szCs w:val="28"/>
+          <w:lang w:val="en-US"/>
+        </w:rPr>
+        <w:t>[:items</w:t>
+      </w:r>
+      <w:proofErr w:type="gramEnd"/>
+      <w:r>
+        <w:rPr>
+          <w:rFonts w:ascii="Times New Roman" w:hAnsi="Times New Roman" w:cs="Times New Roman"/>
+          <w:sz w:val="28"/>
+          <w:szCs w:val="28"/>
+          <w:lang w:val="en-US"/>
+        </w:rPr>
+        <w:t>]</w:t>
       </w:r>
     </w:p>
     <w:p>
@@ -1017,7 +1147,17 @@
           <w:szCs w:val="28"/>
           <w:lang w:val="en-US"/>
         </w:rPr>
-        <w:t>price.is_a</w:t>
+        <w:t>price.is_</w:t>
+      </w:r>
+      <w:proofErr w:type="gramStart"/>
+      <w:r>
+        <w:rPr>
+          <w:rFonts w:ascii="Times New Roman" w:hAnsi="Times New Roman" w:cs="Times New Roman"/>
+          <w:sz w:val="28"/>
+          <w:szCs w:val="28"/>
+          <w:lang w:val="en-US"/>
+        </w:rPr>
+        <w:t>a</w:t>
       </w:r>
       <w:proofErr w:type="spellEnd"/>
       <w:r>
@@ -1027,7 +1167,17 @@
           <w:szCs w:val="28"/>
           <w:lang w:val="en-US"/>
         </w:rPr>
-        <w:t>?(Numeric) &amp;&amp; price &gt; 0</w:t>
+        <w:t>?(</w:t>
+      </w:r>
+      <w:proofErr w:type="gramEnd"/>
+      <w:r>
+        <w:rPr>
+          <w:rFonts w:ascii="Times New Roman" w:hAnsi="Times New Roman" w:cs="Times New Roman"/>
+          <w:sz w:val="28"/>
+          <w:szCs w:val="28"/>
+          <w:lang w:val="en-US"/>
+        </w:rPr>
+        <w:t>Numeric) &amp;&amp; price &gt; 0</w:t>
       </w:r>
     </w:p>
     <w:p>
@@ -1321,7 +1471,27 @@
           <w:szCs w:val="28"/>
           <w:lang w:val="en-US"/>
         </w:rPr>
-        <w:t xml:space="preserve">      total += price*(100 - discount)*0.01</w:t>
+        <w:t xml:space="preserve">      total += price*(100 - </w:t>
+      </w:r>
+      <w:proofErr w:type="gramStart"/>
+      <w:r>
+        <w:rPr>
+          <w:rFonts w:ascii="Times New Roman" w:hAnsi="Times New Roman" w:cs="Times New Roman"/>
+          <w:sz w:val="28"/>
+          <w:szCs w:val="28"/>
+          <w:lang w:val="en-US"/>
+        </w:rPr>
+        <w:t>discount)*</w:t>
+      </w:r>
+      <w:proofErr w:type="gramEnd"/>
+      <w:r>
+        <w:rPr>
+          <w:rFonts w:ascii="Times New Roman" w:hAnsi="Times New Roman" w:cs="Times New Roman"/>
+          <w:sz w:val="28"/>
+          <w:szCs w:val="28"/>
+          <w:lang w:val="en-US"/>
+        </w:rPr>
+        <w:t>0.01</w:t>
       </w:r>
     </w:p>
     <w:p>
@@ -1521,7 +1691,27 @@
           <w:szCs w:val="28"/>
           <w:lang w:val="en-US"/>
         </w:rPr>
-        <w:t xml:space="preserve">  if order[:paid]</w:t>
+        <w:t xml:space="preserve">  if order</w:t>
+      </w:r>
+      <w:proofErr w:type="gramStart"/>
+      <w:r>
+        <w:rPr>
+          <w:rFonts w:ascii="Times New Roman" w:hAnsi="Times New Roman" w:cs="Times New Roman"/>
+          <w:sz w:val="28"/>
+          <w:szCs w:val="28"/>
+          <w:lang w:val="en-US"/>
+        </w:rPr>
+        <w:t>[:paid</w:t>
+      </w:r>
+      <w:proofErr w:type="gramEnd"/>
+      <w:r>
+        <w:rPr>
+          <w:rFonts w:ascii="Times New Roman" w:hAnsi="Times New Roman" w:cs="Times New Roman"/>
+          <w:sz w:val="28"/>
+          <w:szCs w:val="28"/>
+          <w:lang w:val="en-US"/>
+        </w:rPr>
+        <w:t>]</w:t>
       </w:r>
     </w:p>
     <w:p>
@@ -1745,18 +1935,37 @@
           <w:szCs w:val="28"/>
           <w:lang w:val="en-US"/>
         </w:rPr>
-        <w:t xml:space="preserve">    if order[:items].empty?</w:t>
-      </w:r>
-    </w:p>
-    <w:p>
-      <w:pPr>
-        <w:spacing w:after="0"/>
-        <w:ind w:firstLine="709"/>
-        <w:rPr>
-          <w:rFonts w:ascii="Times New Roman" w:hAnsi="Times New Roman" w:cs="Times New Roman"/>
-          <w:sz w:val="28"/>
-          <w:szCs w:val="28"/>
-          <w:lang w:val="en-US"/>
+        <w:t xml:space="preserve">    if order</w:t>
+      </w:r>
+      <w:proofErr w:type="gramStart"/>
+      <w:r>
+        <w:rPr>
+          <w:rFonts w:ascii="Times New Roman" w:hAnsi="Times New Roman" w:cs="Times New Roman"/>
+          <w:sz w:val="28"/>
+          <w:szCs w:val="28"/>
+          <w:lang w:val="en-US"/>
+        </w:rPr>
+        <w:t>[:items</w:t>
+      </w:r>
+      <w:proofErr w:type="gramEnd"/>
+      <w:r>
+        <w:rPr>
+          <w:rFonts w:ascii="Times New Roman" w:hAnsi="Times New Roman" w:cs="Times New Roman"/>
+          <w:sz w:val="28"/>
+          <w:szCs w:val="28"/>
+          <w:lang w:val="en-US"/>
+        </w:rPr>
+        <w:t>].empty?</w:t>
+      </w:r>
+    </w:p>
+    <w:p>
+      <w:pPr>
+        <w:spacing w:after="0"/>
+        <w:ind w:firstLine="709"/>
+        <w:rPr>
+          <w:rFonts w:ascii="Times New Roman" w:hAnsi="Times New Roman" w:cs="Times New Roman"/>
+          <w:sz w:val="28"/>
+          <w:szCs w:val="28"/>
         </w:rPr>
       </w:pPr>
       <w:r>
@@ -1773,7 +1982,6 @@
           <w:rFonts w:ascii="Times New Roman" w:hAnsi="Times New Roman" w:cs="Times New Roman"/>
           <w:sz w:val="28"/>
           <w:szCs w:val="28"/>
-          <w:lang w:val="en-US"/>
         </w:rPr>
         <w:t>"</w:t>
       </w:r>
@@ -1790,7 +1998,6 @@
           <w:rFonts w:ascii="Times New Roman" w:hAnsi="Times New Roman" w:cs="Times New Roman"/>
           <w:sz w:val="28"/>
           <w:szCs w:val="28"/>
-          <w:lang w:val="en-US"/>
         </w:rPr>
         <w:t xml:space="preserve"> </w:t>
       </w:r>
@@ -1807,7 +2014,6 @@
           <w:rFonts w:ascii="Times New Roman" w:hAnsi="Times New Roman" w:cs="Times New Roman"/>
           <w:sz w:val="28"/>
           <w:szCs w:val="28"/>
-          <w:lang w:val="en-US"/>
         </w:rPr>
         <w:t xml:space="preserve">, </w:t>
       </w:r>
@@ -1824,7 +2030,6 @@
           <w:rFonts w:ascii="Times New Roman" w:hAnsi="Times New Roman" w:cs="Times New Roman"/>
           <w:sz w:val="28"/>
           <w:szCs w:val="28"/>
-          <w:lang w:val="en-US"/>
         </w:rPr>
         <w:t>"</w:t>
       </w:r>
@@ -1844,7 +2049,6 @@
           <w:rFonts w:ascii="Times New Roman" w:hAnsi="Times New Roman" w:cs="Times New Roman"/>
           <w:sz w:val="28"/>
           <w:szCs w:val="28"/>
-          <w:lang w:val="en-US"/>
         </w:rPr>
         <w:t xml:space="preserve">    </w:t>
       </w:r>
@@ -1974,7 +2178,27 @@
           <w:szCs w:val="28"/>
           <w:lang w:val="en-US"/>
         </w:rPr>
-        <w:t xml:space="preserve"> &gt;= order[:items].length || </w:t>
+        <w:t xml:space="preserve"> &gt;= order</w:t>
+      </w:r>
+      <w:proofErr w:type="gramStart"/>
+      <w:r>
+        <w:rPr>
+          <w:rFonts w:ascii="Times New Roman" w:hAnsi="Times New Roman" w:cs="Times New Roman"/>
+          <w:sz w:val="28"/>
+          <w:szCs w:val="28"/>
+          <w:lang w:val="en-US"/>
+        </w:rPr>
+        <w:t>[:items</w:t>
+      </w:r>
+      <w:proofErr w:type="gramEnd"/>
+      <w:r>
+        <w:rPr>
+          <w:rFonts w:ascii="Times New Roman" w:hAnsi="Times New Roman" w:cs="Times New Roman"/>
+          <w:sz w:val="28"/>
+          <w:szCs w:val="28"/>
+          <w:lang w:val="en-US"/>
+        </w:rPr>
+        <w:t xml:space="preserve">].length || </w:t>
       </w:r>
       <w:proofErr w:type="spellStart"/>
       <w:r>
@@ -2006,7 +2230,27 @@
           <w:szCs w:val="28"/>
           <w:lang w:val="en-US"/>
         </w:rPr>
-        <w:t xml:space="preserve">        if order[:items][</w:t>
+        <w:t xml:space="preserve">        if order</w:t>
+      </w:r>
+      <w:proofErr w:type="gramStart"/>
+      <w:r>
+        <w:rPr>
+          <w:rFonts w:ascii="Times New Roman" w:hAnsi="Times New Roman" w:cs="Times New Roman"/>
+          <w:sz w:val="28"/>
+          <w:szCs w:val="28"/>
+          <w:lang w:val="en-US"/>
+        </w:rPr>
+        <w:t>[:items</w:t>
+      </w:r>
+      <w:proofErr w:type="gramEnd"/>
+      <w:r>
+        <w:rPr>
+          <w:rFonts w:ascii="Times New Roman" w:hAnsi="Times New Roman" w:cs="Times New Roman"/>
+          <w:sz w:val="28"/>
+          <w:szCs w:val="28"/>
+          <w:lang w:val="en-US"/>
+        </w:rPr>
+        <w:t>][</w:t>
       </w:r>
       <w:proofErr w:type="spellStart"/>
       <w:r>
@@ -2170,16 +2414,28 @@
           <w:szCs w:val="28"/>
           <w:lang w:val="en-US"/>
         </w:rPr>
-        <w:t xml:space="preserve">       has</w:t>
-      </w:r>
-      <w:r>
-        <w:rPr>
-          <w:rFonts w:ascii="Times New Roman" w:hAnsi="Times New Roman" w:cs="Times New Roman"/>
-          <w:sz w:val="28"/>
-          <w:szCs w:val="28"/>
+        <w:t xml:space="preserve">       </w:t>
+      </w:r>
+      <w:proofErr w:type="spellStart"/>
+      <w:r>
+        <w:rPr>
+          <w:rFonts w:ascii="Times New Roman" w:hAnsi="Times New Roman" w:cs="Times New Roman"/>
+          <w:sz w:val="28"/>
+          <w:szCs w:val="28"/>
+          <w:lang w:val="en-US"/>
+        </w:rPr>
+        <w:t>has</w:t>
+      </w:r>
+      <w:r>
+        <w:rPr>
+          <w:rFonts w:ascii="Times New Roman" w:hAnsi="Times New Roman" w:cs="Times New Roman"/>
+          <w:sz w:val="28"/>
+          <w:szCs w:val="28"/>
+          <w:lang w:val="en-US"/>
         </w:rPr>
         <w:t>_</w:t>
       </w:r>
+      <w:proofErr w:type="gramStart"/>
       <w:r>
         <w:rPr>
           <w:rFonts w:ascii="Times New Roman" w:hAnsi="Times New Roman" w:cs="Times New Roman"/>
@@ -2189,21 +2445,51 @@
         </w:rPr>
         <w:t>expensive</w:t>
       </w:r>
-      <w:r>
-        <w:rPr>
-          <w:rFonts w:ascii="Times New Roman" w:hAnsi="Times New Roman" w:cs="Times New Roman"/>
-          <w:sz w:val="28"/>
-          <w:szCs w:val="28"/>
-        </w:rPr>
-        <w:t xml:space="preserve"> ? </w:t>
-      </w:r>
-      <w:r>
-        <w:rPr>
-          <w:rFonts w:ascii="Times New Roman" w:hAnsi="Times New Roman" w:cs="Times New Roman"/>
-          <w:sz w:val="28"/>
-          <w:szCs w:val="28"/>
-        </w:rPr>
-        <w:t>"не оплачен, дорогой" : "не оплачен, дешевый"</w:t>
+      <w:proofErr w:type="spellEnd"/>
+      <w:r>
+        <w:rPr>
+          <w:rFonts w:ascii="Times New Roman" w:hAnsi="Times New Roman" w:cs="Times New Roman"/>
+          <w:sz w:val="28"/>
+          <w:szCs w:val="28"/>
+          <w:lang w:val="en-US"/>
+        </w:rPr>
+        <w:t xml:space="preserve"> ?</w:t>
+      </w:r>
+      <w:proofErr w:type="gramEnd"/>
+      <w:r>
+        <w:rPr>
+          <w:rFonts w:ascii="Times New Roman" w:hAnsi="Times New Roman" w:cs="Times New Roman"/>
+          <w:sz w:val="28"/>
+          <w:szCs w:val="28"/>
+          <w:lang w:val="en-US"/>
+        </w:rPr>
+        <w:t xml:space="preserve"> </w:t>
+      </w:r>
+      <w:r>
+        <w:rPr>
+          <w:rFonts w:ascii="Times New Roman" w:hAnsi="Times New Roman" w:cs="Times New Roman"/>
+          <w:sz w:val="28"/>
+          <w:szCs w:val="28"/>
+        </w:rPr>
+        <w:t>"не оплачен, дорогой</w:t>
+      </w:r>
+      <w:proofErr w:type="gramStart"/>
+      <w:r>
+        <w:rPr>
+          <w:rFonts w:ascii="Times New Roman" w:hAnsi="Times New Roman" w:cs="Times New Roman"/>
+          <w:sz w:val="28"/>
+          <w:szCs w:val="28"/>
+        </w:rPr>
+        <w:t>" :</w:t>
+      </w:r>
+      <w:proofErr w:type="gramEnd"/>
+      <w:r>
+        <w:rPr>
+          <w:rFonts w:ascii="Times New Roman" w:hAnsi="Times New Roman" w:cs="Times New Roman"/>
+          <w:sz w:val="28"/>
+          <w:szCs w:val="28"/>
+        </w:rPr>
+        <w:t xml:space="preserve"> "не оплачен, дешевый"</w:t>
       </w:r>
     </w:p>
     <w:p>
@@ -2454,6 +2740,7 @@
         <w:t xml:space="preserve"> &gt;= </w:t>
       </w:r>
       <w:proofErr w:type="spellStart"/>
+      <w:proofErr w:type="gramStart"/>
       <w:r>
         <w:rPr>
           <w:rFonts w:ascii="Times New Roman" w:hAnsi="Times New Roman" w:cs="Times New Roman"/>
@@ -2464,26 +2751,47 @@
         <w:t>orders.length</w:t>
       </w:r>
       <w:proofErr w:type="spellEnd"/>
-    </w:p>
-    <w:p>
-      <w:pPr>
-        <w:spacing w:after="0"/>
-        <w:ind w:firstLine="709"/>
-        <w:rPr>
-          <w:rFonts w:ascii="Times New Roman" w:hAnsi="Times New Roman" w:cs="Times New Roman"/>
-          <w:sz w:val="28"/>
-          <w:szCs w:val="28"/>
-          <w:lang w:val="en-US"/>
-        </w:rPr>
-      </w:pPr>
-      <w:r>
-        <w:rPr>
-          <w:rFonts w:ascii="Times New Roman" w:hAnsi="Times New Roman" w:cs="Times New Roman"/>
-          <w:sz w:val="28"/>
-          <w:szCs w:val="28"/>
-          <w:lang w:val="en-US"/>
-        </w:rPr>
-        <w:t xml:space="preserve">    if !orders[</w:t>
+      <w:proofErr w:type="gramEnd"/>
+    </w:p>
+    <w:p>
+      <w:pPr>
+        <w:spacing w:after="0"/>
+        <w:ind w:firstLine="709"/>
+        <w:rPr>
+          <w:rFonts w:ascii="Times New Roman" w:hAnsi="Times New Roman" w:cs="Times New Roman"/>
+          <w:sz w:val="28"/>
+          <w:szCs w:val="28"/>
+          <w:lang w:val="en-US"/>
+        </w:rPr>
+      </w:pPr>
+      <w:r>
+        <w:rPr>
+          <w:rFonts w:ascii="Times New Roman" w:hAnsi="Times New Roman" w:cs="Times New Roman"/>
+          <w:sz w:val="28"/>
+          <w:szCs w:val="28"/>
+          <w:lang w:val="en-US"/>
+        </w:rPr>
+        <w:t xml:space="preserve">    </w:t>
+      </w:r>
+      <w:proofErr w:type="gramStart"/>
+      <w:r>
+        <w:rPr>
+          <w:rFonts w:ascii="Times New Roman" w:hAnsi="Times New Roman" w:cs="Times New Roman"/>
+          <w:sz w:val="28"/>
+          <w:szCs w:val="28"/>
+          <w:lang w:val="en-US"/>
+        </w:rPr>
+        <w:t>if !orders</w:t>
+      </w:r>
+      <w:proofErr w:type="gramEnd"/>
+      <w:r>
+        <w:rPr>
+          <w:rFonts w:ascii="Times New Roman" w:hAnsi="Times New Roman" w:cs="Times New Roman"/>
+          <w:sz w:val="28"/>
+          <w:szCs w:val="28"/>
+          <w:lang w:val="en-US"/>
+        </w:rPr>
+        <w:t>[</w:t>
       </w:r>
       <w:proofErr w:type="spellStart"/>
       <w:r>
@@ -2880,6 +3188,7 @@
         <w:t xml:space="preserve"> &lt; </w:t>
       </w:r>
       <w:proofErr w:type="spellStart"/>
+      <w:proofErr w:type="gramStart"/>
       <w:r>
         <w:rPr>
           <w:rFonts w:ascii="Times New Roman" w:hAnsi="Times New Roman" w:cs="Times New Roman"/>
@@ -2890,6 +3199,7 @@
         <w:t>orders.length</w:t>
       </w:r>
       <w:proofErr w:type="spellEnd"/>
+      <w:proofErr w:type="gramEnd"/>
     </w:p>
     <w:p>
       <w:pPr>
@@ -2929,7 +3239,27 @@
           <w:szCs w:val="28"/>
           <w:lang w:val="en-US"/>
         </w:rPr>
-        <w:t>][:paid]</w:t>
+        <w:t>]</w:t>
+      </w:r>
+      <w:proofErr w:type="gramStart"/>
+      <w:r>
+        <w:rPr>
+          <w:rFonts w:ascii="Times New Roman" w:hAnsi="Times New Roman" w:cs="Times New Roman"/>
+          <w:sz w:val="28"/>
+          <w:szCs w:val="28"/>
+          <w:lang w:val="en-US"/>
+        </w:rPr>
+        <w:t>[:paid</w:t>
+      </w:r>
+      <w:proofErr w:type="gramEnd"/>
+      <w:r>
+        <w:rPr>
+          <w:rFonts w:ascii="Times New Roman" w:hAnsi="Times New Roman" w:cs="Times New Roman"/>
+          <w:sz w:val="28"/>
+          <w:szCs w:val="28"/>
+          <w:lang w:val="en-US"/>
+        </w:rPr>
+        <w:t>]</w:t>
       </w:r>
     </w:p>
     <w:p>
@@ -2970,18 +3300,37 @@
           <w:szCs w:val="28"/>
           <w:lang w:val="en-US"/>
         </w:rPr>
-        <w:t>][:items].length</w:t>
-      </w:r>
-    </w:p>
-    <w:p>
-      <w:pPr>
-        <w:spacing w:after="0"/>
-        <w:ind w:firstLine="709"/>
-        <w:rPr>
-          <w:rFonts w:ascii="Times New Roman" w:hAnsi="Times New Roman" w:cs="Times New Roman"/>
-          <w:sz w:val="28"/>
-          <w:szCs w:val="28"/>
-          <w:lang w:val="en-US"/>
+        <w:t>]</w:t>
+      </w:r>
+      <w:proofErr w:type="gramStart"/>
+      <w:r>
+        <w:rPr>
+          <w:rFonts w:ascii="Times New Roman" w:hAnsi="Times New Roman" w:cs="Times New Roman"/>
+          <w:sz w:val="28"/>
+          <w:szCs w:val="28"/>
+          <w:lang w:val="en-US"/>
+        </w:rPr>
+        <w:t>[:items</w:t>
+      </w:r>
+      <w:proofErr w:type="gramEnd"/>
+      <w:r>
+        <w:rPr>
+          <w:rFonts w:ascii="Times New Roman" w:hAnsi="Times New Roman" w:cs="Times New Roman"/>
+          <w:sz w:val="28"/>
+          <w:szCs w:val="28"/>
+          <w:lang w:val="en-US"/>
+        </w:rPr>
+        <w:t>].length</w:t>
+      </w:r>
+    </w:p>
+    <w:p>
+      <w:pPr>
+        <w:spacing w:after="0"/>
+        <w:ind w:firstLine="709"/>
+        <w:rPr>
+          <w:rFonts w:ascii="Times New Roman" w:hAnsi="Times New Roman" w:cs="Times New Roman"/>
+          <w:sz w:val="28"/>
+          <w:szCs w:val="28"/>
         </w:rPr>
       </w:pPr>
       <w:r>
@@ -3010,7 +3359,6 @@
           <w:rFonts w:ascii="Times New Roman" w:hAnsi="Times New Roman" w:cs="Times New Roman"/>
           <w:sz w:val="28"/>
           <w:szCs w:val="28"/>
-          <w:lang w:val="en-US"/>
         </w:rPr>
         <w:t xml:space="preserve">    </w:t>
       </w:r>
@@ -3281,7 +3629,27 @@
           <w:szCs w:val="28"/>
           <w:lang w:val="en-US"/>
         </w:rPr>
-        <w:t xml:space="preserve">    total  = </w:t>
+        <w:t xml:space="preserve">    </w:t>
+      </w:r>
+      <w:proofErr w:type="gramStart"/>
+      <w:r>
+        <w:rPr>
+          <w:rFonts w:ascii="Times New Roman" w:hAnsi="Times New Roman" w:cs="Times New Roman"/>
+          <w:sz w:val="28"/>
+          <w:szCs w:val="28"/>
+          <w:lang w:val="en-US"/>
+        </w:rPr>
+        <w:t>total  =</w:t>
+      </w:r>
+      <w:proofErr w:type="gramEnd"/>
+      <w:r>
+        <w:rPr>
+          <w:rFonts w:ascii="Times New Roman" w:hAnsi="Times New Roman" w:cs="Times New Roman"/>
+          <w:sz w:val="28"/>
+          <w:szCs w:val="28"/>
+          <w:lang w:val="en-US"/>
+        </w:rPr>
+        <w:t xml:space="preserve"> </w:t>
       </w:r>
       <w:proofErr w:type="spellStart"/>
       <w:r>
@@ -3401,7 +3769,27 @@
           <w:szCs w:val="28"/>
           <w:lang w:val="en-US"/>
         </w:rPr>
-        <w:t xml:space="preserve"> #{order[:customer]}: #{total} </w:t>
+        <w:t xml:space="preserve"> #{order</w:t>
+      </w:r>
+      <w:proofErr w:type="gramStart"/>
+      <w:r>
+        <w:rPr>
+          <w:rFonts w:ascii="Times New Roman" w:hAnsi="Times New Roman" w:cs="Times New Roman"/>
+          <w:sz w:val="28"/>
+          <w:szCs w:val="28"/>
+          <w:lang w:val="en-US"/>
+        </w:rPr>
+        <w:t>[:customer</w:t>
+      </w:r>
+      <w:proofErr w:type="gramEnd"/>
+      <w:r>
+        <w:rPr>
+          <w:rFonts w:ascii="Times New Roman" w:hAnsi="Times New Roman" w:cs="Times New Roman"/>
+          <w:sz w:val="28"/>
+          <w:szCs w:val="28"/>
+          <w:lang w:val="en-US"/>
+        </w:rPr>
+        <w:t xml:space="preserve">]}: #{total} </w:t>
       </w:r>
       <w:proofErr w:type="spellStart"/>
       <w:r>
@@ -3560,7 +3948,27 @@
           <w:szCs w:val="28"/>
           <w:lang w:val="en-US"/>
         </w:rPr>
-        <w:t xml:space="preserve"> #{order[:customer]}: #{total} </w:t>
+        <w:t xml:space="preserve"> #{order</w:t>
+      </w:r>
+      <w:proofErr w:type="gramStart"/>
+      <w:r>
+        <w:rPr>
+          <w:rFonts w:ascii="Times New Roman" w:hAnsi="Times New Roman" w:cs="Times New Roman"/>
+          <w:sz w:val="28"/>
+          <w:szCs w:val="28"/>
+          <w:lang w:val="en-US"/>
+        </w:rPr>
+        <w:t>[:customer</w:t>
+      </w:r>
+      <w:proofErr w:type="gramEnd"/>
+      <w:r>
+        <w:rPr>
+          <w:rFonts w:ascii="Times New Roman" w:hAnsi="Times New Roman" w:cs="Times New Roman"/>
+          <w:sz w:val="28"/>
+          <w:szCs w:val="28"/>
+          <w:lang w:val="en-US"/>
+        </w:rPr>
+        <w:t xml:space="preserve">]}: #{total} </w:t>
       </w:r>
       <w:proofErr w:type="spellStart"/>
       <w:r>
@@ -3695,7 +4103,27 @@
           <w:szCs w:val="28"/>
           <w:lang w:val="en-US"/>
         </w:rPr>
-        <w:t xml:space="preserve">#{order[:customer]}: </w:t>
+        <w:t>#{order</w:t>
+      </w:r>
+      <w:proofErr w:type="gramStart"/>
+      <w:r>
+        <w:rPr>
+          <w:rFonts w:ascii="Times New Roman" w:hAnsi="Times New Roman" w:cs="Times New Roman"/>
+          <w:sz w:val="28"/>
+          <w:szCs w:val="28"/>
+          <w:lang w:val="en-US"/>
+        </w:rPr>
+        <w:t>[:customer</w:t>
+      </w:r>
+      <w:proofErr w:type="gramEnd"/>
+      <w:r>
+        <w:rPr>
+          <w:rFonts w:ascii="Times New Roman" w:hAnsi="Times New Roman" w:cs="Times New Roman"/>
+          <w:sz w:val="28"/>
+          <w:szCs w:val="28"/>
+          <w:lang w:val="en-US"/>
+        </w:rPr>
+        <w:t xml:space="preserve">]}: </w:t>
       </w:r>
       <w:proofErr w:type="spellStart"/>
       <w:r>
@@ -3896,7 +4324,27 @@
           <w:szCs w:val="28"/>
           <w:lang w:val="en-US"/>
         </w:rPr>
-        <w:t xml:space="preserve">" then "· #{order[:customer]}: </w:t>
+        <w:t>" then "· #{order</w:t>
+      </w:r>
+      <w:proofErr w:type="gramStart"/>
+      <w:r>
+        <w:rPr>
+          <w:rFonts w:ascii="Times New Roman" w:hAnsi="Times New Roman" w:cs="Times New Roman"/>
+          <w:sz w:val="28"/>
+          <w:szCs w:val="28"/>
+          <w:lang w:val="en-US"/>
+        </w:rPr>
+        <w:t>[:customer</w:t>
+      </w:r>
+      <w:proofErr w:type="gramEnd"/>
+      <w:r>
+        <w:rPr>
+          <w:rFonts w:ascii="Times New Roman" w:hAnsi="Times New Roman" w:cs="Times New Roman"/>
+          <w:sz w:val="28"/>
+          <w:szCs w:val="28"/>
+          <w:lang w:val="en-US"/>
+        </w:rPr>
+        <w:t xml:space="preserve">]}: </w:t>
       </w:r>
       <w:proofErr w:type="spellStart"/>
       <w:r>
@@ -4037,7 +4485,27 @@
           <w:szCs w:val="28"/>
           <w:lang w:val="en-US"/>
         </w:rPr>
-        <w:t xml:space="preserve">           else                            "? #{order[:customer]}: </w:t>
+        <w:t xml:space="preserve">           else                            "? #{order</w:t>
+      </w:r>
+      <w:proofErr w:type="gramStart"/>
+      <w:r>
+        <w:rPr>
+          <w:rFonts w:ascii="Times New Roman" w:hAnsi="Times New Roman" w:cs="Times New Roman"/>
+          <w:sz w:val="28"/>
+          <w:szCs w:val="28"/>
+          <w:lang w:val="en-US"/>
+        </w:rPr>
+        <w:t>[:customer</w:t>
+      </w:r>
+      <w:proofErr w:type="gramEnd"/>
+      <w:r>
+        <w:rPr>
+          <w:rFonts w:ascii="Times New Roman" w:hAnsi="Times New Roman" w:cs="Times New Roman"/>
+          <w:sz w:val="28"/>
+          <w:szCs w:val="28"/>
+          <w:lang w:val="en-US"/>
+        </w:rPr>
+        <w:t xml:space="preserve">]}: </w:t>
       </w:r>
       <w:proofErr w:type="spellStart"/>
       <w:r>
@@ -4119,7 +4587,27 @@
           <w:szCs w:val="28"/>
           <w:lang w:val="en-US"/>
         </w:rPr>
-        <w:t xml:space="preserve">    unless order[:items].empty?</w:t>
+        <w:t xml:space="preserve">    unless order</w:t>
+      </w:r>
+      <w:proofErr w:type="gramStart"/>
+      <w:r>
+        <w:rPr>
+          <w:rFonts w:ascii="Times New Roman" w:hAnsi="Times New Roman" w:cs="Times New Roman"/>
+          <w:sz w:val="28"/>
+          <w:szCs w:val="28"/>
+          <w:lang w:val="en-US"/>
+        </w:rPr>
+        <w:t>[:items</w:t>
+      </w:r>
+      <w:proofErr w:type="gramEnd"/>
+      <w:r>
+        <w:rPr>
+          <w:rFonts w:ascii="Times New Roman" w:hAnsi="Times New Roman" w:cs="Times New Roman"/>
+          <w:sz w:val="28"/>
+          <w:szCs w:val="28"/>
+          <w:lang w:val="en-US"/>
+        </w:rPr>
+        <w:t>].empty?</w:t>
       </w:r>
     </w:p>
     <w:p>
@@ -4295,7 +4783,17 @@
           <w:szCs w:val="28"/>
           <w:lang w:val="en-US"/>
         </w:rPr>
-        <w:t>count_unpaid_orders</w:t>
+        <w:t>count_unpaid_</w:t>
+      </w:r>
+      <w:proofErr w:type="gramStart"/>
+      <w:r>
+        <w:rPr>
+          <w:rFonts w:ascii="Times New Roman" w:hAnsi="Times New Roman" w:cs="Times New Roman"/>
+          <w:sz w:val="28"/>
+          <w:szCs w:val="28"/>
+          <w:lang w:val="en-US"/>
+        </w:rPr>
+        <w:t>orders</w:t>
       </w:r>
       <w:proofErr w:type="spellEnd"/>
       <w:r>
@@ -4305,18 +4803,27 @@
           <w:szCs w:val="28"/>
           <w:lang w:val="en-US"/>
         </w:rPr>
-        <w:t>(ORDERS)</w:t>
-      </w:r>
-    </w:p>
-    <w:p>
-      <w:pPr>
-        <w:spacing w:after="0"/>
-        <w:ind w:firstLine="709"/>
-        <w:rPr>
-          <w:rFonts w:ascii="Times New Roman" w:hAnsi="Times New Roman" w:cs="Times New Roman"/>
-          <w:sz w:val="28"/>
-          <w:szCs w:val="28"/>
-          <w:lang w:val="en-US"/>
+        <w:t>(</w:t>
+      </w:r>
+      <w:proofErr w:type="gramEnd"/>
+      <w:r>
+        <w:rPr>
+          <w:rFonts w:ascii="Times New Roman" w:hAnsi="Times New Roman" w:cs="Times New Roman"/>
+          <w:sz w:val="28"/>
+          <w:szCs w:val="28"/>
+          <w:lang w:val="en-US"/>
+        </w:rPr>
+        <w:t>ORDERS)</w:t>
+      </w:r>
+    </w:p>
+    <w:p>
+      <w:pPr>
+        <w:spacing w:after="0"/>
+        <w:ind w:firstLine="709"/>
+        <w:rPr>
+          <w:rFonts w:ascii="Times New Roman" w:hAnsi="Times New Roman" w:cs="Times New Roman"/>
+          <w:sz w:val="28"/>
+          <w:szCs w:val="28"/>
         </w:rPr>
       </w:pPr>
       <w:r>
@@ -4328,7 +4835,6 @@
         </w:rPr>
         <w:t xml:space="preserve">  </w:t>
       </w:r>
-      <w:proofErr w:type="spellStart"/>
       <w:r>
         <w:rPr>
           <w:rFonts w:ascii="Times New Roman" w:hAnsi="Times New Roman" w:cs="Times New Roman"/>
@@ -4343,10 +4849,10 @@
           <w:rFonts w:ascii="Times New Roman" w:hAnsi="Times New Roman" w:cs="Times New Roman"/>
           <w:sz w:val="28"/>
           <w:szCs w:val="28"/>
-          <w:lang w:val="en-US"/>
         </w:rPr>
         <w:t>_</w:t>
       </w:r>
+      <w:proofErr w:type="gramStart"/>
       <w:r>
         <w:rPr>
           <w:rFonts w:ascii="Times New Roman" w:hAnsi="Times New Roman" w:cs="Times New Roman"/>
@@ -4356,16 +4862,15 @@
         </w:rPr>
         <w:t>items</w:t>
       </w:r>
-      <w:proofErr w:type="spellEnd"/>
-      <w:r>
-        <w:rPr>
-          <w:rFonts w:ascii="Times New Roman" w:hAnsi="Times New Roman" w:cs="Times New Roman"/>
-          <w:sz w:val="28"/>
-          <w:szCs w:val="28"/>
-          <w:lang w:val="en-US"/>
+      <w:r>
+        <w:rPr>
+          <w:rFonts w:ascii="Times New Roman" w:hAnsi="Times New Roman" w:cs="Times New Roman"/>
+          <w:sz w:val="28"/>
+          <w:szCs w:val="28"/>
         </w:rPr>
         <w:t>(</w:t>
       </w:r>
+      <w:proofErr w:type="gramEnd"/>
       <w:r>
         <w:rPr>
           <w:rFonts w:ascii="Times New Roman" w:hAnsi="Times New Roman" w:cs="Times New Roman"/>
@@ -4380,7 +4885,6 @@
           <w:rFonts w:ascii="Times New Roman" w:hAnsi="Times New Roman" w:cs="Times New Roman"/>
           <w:sz w:val="28"/>
           <w:szCs w:val="28"/>
-          <w:lang w:val="en-US"/>
         </w:rPr>
         <w:t>)</w:t>
       </w:r>
@@ -4393,19 +4897,17 @@
           <w:rFonts w:ascii="Times New Roman" w:hAnsi="Times New Roman" w:cs="Times New Roman"/>
           <w:sz w:val="28"/>
           <w:szCs w:val="28"/>
-          <w:lang w:val="en-US"/>
-        </w:rPr>
-      </w:pPr>
-    </w:p>
-    <w:p>
-      <w:pPr>
-        <w:spacing w:after="0"/>
-        <w:ind w:firstLine="709"/>
-        <w:rPr>
-          <w:rFonts w:ascii="Times New Roman" w:hAnsi="Times New Roman" w:cs="Times New Roman"/>
-          <w:sz w:val="28"/>
-          <w:szCs w:val="28"/>
-          <w:lang w:val="en-US"/>
+        </w:rPr>
+      </w:pPr>
+    </w:p>
+    <w:p>
+      <w:pPr>
+        <w:spacing w:after="0"/>
+        <w:ind w:firstLine="709"/>
+        <w:rPr>
+          <w:rFonts w:ascii="Times New Roman" w:hAnsi="Times New Roman" w:cs="Times New Roman"/>
+          <w:sz w:val="28"/>
+          <w:szCs w:val="28"/>
         </w:rPr>
       </w:pPr>
     </w:p>
@@ -4458,10 +4960,10 @@
         </w:rPr>
         <w:lastRenderedPageBreak/>
         <w:drawing>
-          <wp:inline distT="0" distB="0" distL="0" distR="0" wp14:anchorId="3B4CC686" wp14:editId="04725721">
-            <wp:extent cx="6864927" cy="8924405"/>
+          <wp:inline distT="0" distB="0" distL="0" distR="0" wp14:anchorId="1644BD58" wp14:editId="69972841">
+            <wp:extent cx="6924675" cy="8914269"/>
             <wp:effectExtent l="0" t="0" r="0" b="0"/>
-            <wp:docPr id="4" name="Рисунок 4"/>
+            <wp:docPr id="2" name="Рисунок 2"/>
             <wp:cNvGraphicFramePr>
               <a:graphicFrameLocks xmlns:a="http://schemas.openxmlformats.org/drawingml/2006/main" noChangeAspect="1"/>
             </wp:cNvGraphicFramePr>
@@ -4469,7 +4971,7 @@
               <a:graphicData uri="http://schemas.openxmlformats.org/drawingml/2006/picture">
                 <pic:pic xmlns:pic="http://schemas.openxmlformats.org/drawingml/2006/picture">
                   <pic:nvPicPr>
-                    <pic:cNvPr id="0" name="Picture 3"/>
+                    <pic:cNvPr id="0" name="Picture 1"/>
                     <pic:cNvPicPr>
                       <a:picLocks noChangeAspect="1" noChangeArrowheads="1"/>
                     </pic:cNvPicPr>
@@ -4490,7 +4992,7 @@
                   <pic:spPr bwMode="auto">
                     <a:xfrm>
                       <a:off x="0" y="0"/>
-                      <a:ext cx="6881644" cy="8946138"/>
+                      <a:ext cx="6927851" cy="8918358"/>
                     </a:xfrm>
                     <a:prstGeom prst="rect">
                       <a:avLst/>
@@ -4643,31 +5145,7 @@
           <w:sz w:val="28"/>
           <w:szCs w:val="28"/>
         </w:rPr>
-        <w:t xml:space="preserve">Рисунок 2 – </w:t>
-      </w:r>
-      <w:r>
-        <w:rPr>
-          <w:rFonts w:ascii="Times New Roman" w:hAnsi="Times New Roman" w:cs="Times New Roman"/>
-          <w:sz w:val="28"/>
-          <w:szCs w:val="28"/>
-        </w:rPr>
-        <w:t>Блок-схема программы (</w:t>
-      </w:r>
-      <w:r>
-        <w:rPr>
-          <w:rFonts w:ascii="Times New Roman" w:hAnsi="Times New Roman" w:cs="Times New Roman"/>
-          <w:sz w:val="28"/>
-          <w:szCs w:val="28"/>
-        </w:rPr>
-        <w:t>2</w:t>
-      </w:r>
-      <w:r>
-        <w:rPr>
-          <w:rFonts w:ascii="Times New Roman" w:hAnsi="Times New Roman" w:cs="Times New Roman"/>
-          <w:sz w:val="28"/>
-          <w:szCs w:val="28"/>
-        </w:rPr>
-        <w:t xml:space="preserve"> часть)</w:t>
+        <w:t>Рисунок 2 – Блок-схема программы (2 часть)</w:t>
       </w:r>
     </w:p>
     <w:p>
@@ -5158,6 +5636,7 @@
               </w:rPr>
             </w:pPr>
             <w:proofErr w:type="spellStart"/>
+            <w:proofErr w:type="gramStart"/>
             <w:r>
               <w:rPr>
                 <w:rFonts w:ascii="Times New Roman" w:hAnsi="Times New Roman" w:cs="Times New Roman"/>
@@ -5178,6 +5657,7 @@
               <w:t>..</w:t>
             </w:r>
             <w:proofErr w:type="spellStart"/>
+            <w:proofErr w:type="gramEnd"/>
             <w:r>
               <w:rPr>
                 <w:rFonts w:ascii="Times New Roman" w:hAnsi="Times New Roman" w:cs="Times New Roman"/>
@@ -5321,6 +5801,7 @@
               </w:rPr>
             </w:pPr>
             <w:proofErr w:type="spellStart"/>
+            <w:proofErr w:type="gramStart"/>
             <w:r>
               <w:rPr>
                 <w:rFonts w:ascii="Times New Roman" w:hAnsi="Times New Roman" w:cs="Times New Roman"/>
@@ -5341,6 +5822,7 @@
               <w:t>..</w:t>
             </w:r>
             <w:proofErr w:type="spellStart"/>
+            <w:proofErr w:type="gramEnd"/>
             <w:r>
               <w:rPr>
                 <w:rFonts w:ascii="Times New Roman" w:hAnsi="Times New Roman" w:cs="Times New Roman"/>
@@ -5980,6 +6462,7 @@
               </w:rPr>
             </w:pPr>
             <w:proofErr w:type="spellStart"/>
+            <w:proofErr w:type="gramStart"/>
             <w:r>
               <w:rPr>
                 <w:rFonts w:ascii="Times New Roman" w:hAnsi="Times New Roman" w:cs="Times New Roman"/>
@@ -6000,6 +6483,7 @@
               <w:t>..</w:t>
             </w:r>
             <w:proofErr w:type="spellStart"/>
+            <w:proofErr w:type="gramEnd"/>
             <w:r>
               <w:rPr>
                 <w:rFonts w:ascii="Times New Roman" w:hAnsi="Times New Roman" w:cs="Times New Roman"/>
